--- a/docs/manuscript.docx
+++ b/docs/manuscript.docx
@@ -2,7 +2,7 @@
 <file path=word/document.xml><?xml version="1.0" encoding="utf-8"?>
 <w:document xmlns:w="http://schemas.openxmlformats.org/wordprocessingml/2006/main" xmlns:m="http://schemas.openxmlformats.org/officeDocument/2006/math" xmlns:r="http://schemas.openxmlformats.org/officeDocument/2006/relationships" xmlns:o="urn:schemas-microsoft-com:office:office" xmlns:v="urn:schemas-microsoft-com:vml" xmlns:w10="urn:schemas-microsoft-com:office:word" xmlns:a="http://schemas.openxmlformats.org/drawingml/2006/main" xmlns:pic="http://schemas.openxmlformats.org/drawingml/2006/picture" xmlns:wp="http://schemas.openxmlformats.org/drawingml/2006/wordprocessingDrawing">
   <w:body>
-    <w:bookmarkStart w:id="20" w:name="firstheader"/>
+    <w:bookmarkStart w:id="22" w:name="firstheader"/>
     <w:p>
       <w:pPr>
         <w:pStyle w:val="Heading1"/>
@@ -11,8 +11,8 @@
         <w:t xml:space="preserve">The role of cognateness in native spoken word recognition</w:t>
       </w:r>
     </w:p>
-    <w:bookmarkEnd w:id="20"/>
-    <w:bookmarkStart w:id="21" w:name="introduction"/>
+    <w:bookmarkEnd w:id="22"/>
+    <w:bookmarkStart w:id="26" w:name="introduction"/>
     <w:p>
       <w:pPr>
         <w:pStyle w:val="Heading1"/>
@@ -64,36 +64,7 @@
         <w:t xml:space="preserve"> </w:t>
       </w:r>
       <w:r>
-        <w:t xml:space="preserve">as</w:t>
-      </w:r>
-      <w:r>
-        <w:t xml:space="preserve"> </w:t>
-      </w:r>
-      <w:r>
-        <w:rPr>
-          <w:i/>
-          <w:iCs/>
-        </w:rPr>
-        <w:t xml:space="preserve">Agatha Bauer</w:t>
-      </w:r>
-      <w:r>
-        <w:t xml:space="preserve">. This auditory illusion, which takes the name</w:t>
-      </w:r>
-      <w:r>
-        <w:t xml:space="preserve"> </w:t>
-      </w:r>
-      <w:r>
-        <w:rPr>
-          <w:i/>
-          <w:iCs/>
-        </w:rPr>
-        <w:t xml:space="preserve">Soramimi</w:t>
-      </w:r>
-      <w:r>
-        <w:t xml:space="preserve"> </w:t>
-      </w:r>
-      <w:r>
-        <w:t xml:space="preserve">(lit.</w:t>
+        <w:t xml:space="preserve">as Agatha Bauer. This auditory illusion, aptly termed as Soramimi (lit.</w:t>
       </w:r>
       <w:r>
         <w:t xml:space="preserve"> </w:t>
@@ -102,7 +73,27 @@
         <w:t xml:space="preserve">“empty ear”</w:t>
       </w:r>
       <w:r>
-        <w:t xml:space="preserve">) in Japanese is common across languages and cultures</w:t>
+        <w:t xml:space="preserve">) in Japanese, is a particular case of homophonic translation, where words or phrases from one language are perceived as similar-sounding words and phrases in a different language, without necessarily preserving the meaning</w:t>
+      </w:r>
+      <w:r>
+        <w:t xml:space="preserve"> </w:t>
+      </w:r>
+      <w:r>
+        <w:t xml:space="preserve">(</w:t>
+      </w:r>
+      <w:hyperlink w:anchor="ref-gasparov2006semen">
+        <w:r>
+          <w:rPr>
+            <w:rStyle w:val="Hyperlink"/>
+          </w:rPr>
+          <w:t xml:space="preserve">Gasparov, 2006</w:t>
+        </w:r>
+      </w:hyperlink>
+      <w:r>
+        <w:t xml:space="preserve">)</w:t>
+      </w:r>
+      <w:r>
+        <w:t xml:space="preserve">. The phenomenon of Soramimi is common across languages and cultures</w:t>
       </w:r>
       <w:r>
         <w:t xml:space="preserve"> </w:t>
@@ -136,39 +127,61 @@
         <w:t xml:space="preserve">)</w:t>
       </w:r>
       <w:r>
-        <w:t xml:space="preserve">. Soramimi is a particular case of homophonic translation: words or phrases that appear in the speech stream in one language are translated into similar-sounding words and phrases in a different language, without necessarily preserving the meaning</w:t>
-      </w:r>
-      <w:r>
-        <w:t xml:space="preserve"> </w:t>
-      </w:r>
-      <w:r>
-        <w:t xml:space="preserve">(</w:t>
-      </w:r>
-      <w:hyperlink w:anchor="ref-gasparov2006semen">
+        <w:t xml:space="preserve"> </w:t>
+      </w:r>
+      <w:r>
+        <w:t xml:space="preserve">and gives insight into how unfamiliar phonological forms are processed by language speakers, with implications for theories of spoken word recognition and practical applications for the acquisition of second languages. In the present study, we examined how homophonic translation allows listeners with no prior experience with the presented language to identify the correct translations of foreign words with varying levels of similarity to words in the monolingual listeners’ native language.</w:t>
+      </w:r>
+    </w:p>
+    <w:p>
+      <w:pPr>
+        <w:pStyle w:val="BodyText"/>
+      </w:pPr>
+      <w:r>
+        <w:t xml:space="preserve">Homophonic translation provides insight into how listeners map spoken input onto native-language lexical representations even when no exact lexical match is available. By examining homophonic translation, we aim to better understand how native-language lexical competition may interfere with word recognition in a second language, a challenge commonly faced by bilingual speakers. Our study extends on previous work which characterised how the phonological properties of two languages interact during speech processing by bilinguals with differing levels of familiarity and proficiency with a second language. In bilinguals, lexical competition can arise from words in both languages during word recognition, making it a non-trivial task to disentangle the effects of lexical competition in the native and second language during speech processing. With bilinguals, assumptions about which lexical representations can be activated by the input, which can compete with others, and with which other representation they can compete (e.g., within-language, between-language, or both) impacts the kind of conclusions that can be extracted</w:t>
+      </w:r>
+      <w:r>
+        <w:t xml:space="preserve"> </w:t>
+      </w:r>
+      <w:r>
+        <w:t xml:space="preserve">(see</w:t>
+      </w:r>
+      <w:r>
+        <w:t xml:space="preserve"> </w:t>
+      </w:r>
+      <w:hyperlink w:anchor="ref-costa2006dynamics">
         <w:r>
           <w:rPr>
             <w:rStyle w:val="Hyperlink"/>
           </w:rPr>
-          <w:t xml:space="preserve">Gasparov, 2006</w:t>
+          <w:t xml:space="preserve">Costa et al., 2006</w:t>
         </w:r>
       </w:hyperlink>
       <w:r>
-        <w:t xml:space="preserve">)</w:t>
-      </w:r>
-      <w:r>
-        <w:t xml:space="preserve">. Homophonic translation has mostly received attention as a perceptual curiosity or as a literary figure, intentionally employed by translators to preserve the meter and</w:t>
-      </w:r>
-      <w:r>
-        <w:t xml:space="preserve"> </w:t>
-      </w:r>
-      <w:r>
-        <w:t xml:space="preserve">“sound structure”</w:t>
-      </w:r>
-      <w:r>
-        <w:t xml:space="preserve"> </w:t>
-      </w:r>
-      <w:r>
-        <w:t xml:space="preserve">(e.g., rhymes) of an original text in the language of translation</w:t>
+        <w:t xml:space="preserve"> </w:t>
+      </w:r>
+      <w:r>
+        <w:t xml:space="preserve">for discussion)</w:t>
+      </w:r>
+      <w:r>
+        <w:t xml:space="preserve">. By testing the mechanisms affecting homophonic translation among listeners with no prior experience with the presented language, we aim to minimise potential confounds from second-language lexical knowledge and more directly investigate how the first-language lexicon influences homophonic translation.</w:t>
+      </w:r>
+    </w:p>
+    <w:bookmarkStart w:id="23" w:name="X5bbbf9b5fe69307f50c2970a8ae8d838b21539a"/>
+    <w:p>
+      <w:pPr>
+        <w:pStyle w:val="Heading2"/>
+      </w:pPr>
+      <w:r>
+        <w:t xml:space="preserve">Homophonic Translation: Matching Phoneme Sequences with Lexical Items</w:t>
+      </w:r>
+    </w:p>
+    <w:p>
+      <w:pPr>
+        <w:pStyle w:val="FirstParagraph"/>
+      </w:pPr>
+      <w:r>
+        <w:t xml:space="preserve">Homophonic translation has mostly received attention as a perceptual curiosity or as a literary technique, intentionally employed by translators to preserve the meter and sound structure (e.g., rhymes) of an original text in the language of translation</w:t>
       </w:r>
       <w:r>
         <w:t xml:space="preserve"> </w:t>
@@ -205,157 +218,70 @@
         <w:t xml:space="preserve">)</w:t>
       </w:r>
       <w:r>
-        <w:t xml:space="preserve">. Little attention has been paid to homophonic translation from a language processing perspective.</w:t>
-      </w:r>
-    </w:p>
-    <w:p>
-      <w:pPr>
-        <w:pStyle w:val="BodyText"/>
-      </w:pPr>
-      <w:r>
-        <w:t xml:space="preserve">One exception is the study by</w:t>
-      </w:r>
-      <w:r>
-        <w:t xml:space="preserve"> </w:t>
-      </w:r>
-      <w:r>
-        <w:t xml:space="preserve">Otake (</w:t>
+        <w:t xml:space="preserve">. Little attention has been paid to homophonic translation from a language processing perspective. When considering how homophonic translation can contribute to our understanding of spoken word recognition, it is important to examine what occurs during real-time processing by active listeners of speech. Under theories of lexical activation, multiple possible candidate words are simultaneously activated during the process of spoken word recognition</w:t>
+      </w:r>
+      <w:r>
+        <w:t xml:space="preserve"> </w:t>
+      </w:r>
+      <w:r>
+        <w:t xml:space="preserve">(</w:t>
+      </w:r>
+      <w:hyperlink w:anchor="ref-marslen-wilson1978processing">
+        <w:r>
+          <w:rPr>
+            <w:rStyle w:val="Hyperlink"/>
+          </w:rPr>
+          <w:t xml:space="preserve">Marslen-Wilson &amp; Welsh, 1978</w:t>
+        </w:r>
+      </w:hyperlink>
+      <w:r>
+        <w:t xml:space="preserve">)</w:t>
+      </w:r>
+      <w:r>
+        <w:t xml:space="preserve"> </w:t>
+      </w:r>
+      <w:r>
+        <w:t xml:space="preserve">and speech production</w:t>
+      </w:r>
+      <w:r>
+        <w:t xml:space="preserve"> </w:t>
+      </w:r>
+      <w:r>
+        <w:t xml:space="preserve">(</w:t>
+      </w:r>
+      <w:hyperlink w:anchor="ref-levelt1991time">
+        <w:r>
+          <w:rPr>
+            <w:rStyle w:val="Hyperlink"/>
+          </w:rPr>
+          <w:t xml:space="preserve">Levelt et al., 1991</w:t>
+        </w:r>
+      </w:hyperlink>
+      <w:r>
+        <w:t xml:space="preserve">)</w:t>
+      </w:r>
+      <w:r>
+        <w:t xml:space="preserve">, with the level of activation determined by how well a candidate matches the auditory input. In the case of homophonic translation, despite the presented word being in a foreign language, the activated candidates will be words or phrases in the listener’s native language as the brain attempts to find the closest equivalent. Three main phonological processes could be used to explain how listeners reconstruct foreign input to generate words in their native language: insertion (e.g., English cry /kɹaɪ̯/ to Japanese kurai /kɯ̟ɾa̠i/ [dark]), deletion (e.g., English go /ɡoʊ/ to Japanese go /go/ [Go, a board game]), and alternation (e.g., English low /loʊ/ to Japanese rou /ɾo̞ː/ [wax])</w:t>
+      </w:r>
+      <w:r>
+        <w:t xml:space="preserve"> </w:t>
+      </w:r>
+      <w:r>
+        <w:t xml:space="preserve">(</w:t>
       </w:r>
       <w:hyperlink w:anchor="ref-otake2007interlingual">
         <w:r>
           <w:rPr>
             <w:rStyle w:val="Hyperlink"/>
           </w:rPr>
-          <w:t xml:space="preserve">2007</w:t>
+          <w:t xml:space="preserve">Otake, 2007</w:t>
         </w:r>
       </w:hyperlink>
       <w:r>
         <w:t xml:space="preserve">)</w:t>
       </w:r>
       <w:r>
-        <w:t xml:space="preserve">, who analysed 194 instances of Soramimi from the Japanese TV show</w:t>
-      </w:r>
-      <w:r>
-        <w:t xml:space="preserve"> </w:t>
-      </w:r>
-      <w:r>
-        <w:rPr>
-          <w:i/>
-          <w:iCs/>
-        </w:rPr>
-        <w:t xml:space="preserve">Soramimi hour</w:t>
-      </w:r>
-      <w:r>
-        <w:t xml:space="preserve">, broadcasted between 1992 and 2007, in which examples of Soramimi were presented to the audience for comedy purposes. These instances consisted of homophonic translations of English song lyrics to words and phrases in Japanese. While the degree to which phonetic features of the presented English lyrics were preserved in the translation varied considerably, Otake identified tree main phonological processes that could explain how Japanese listeners reconstructed the English input to generate the Japanese words: insertion (e.g.,</w:t>
-      </w:r>
-      <w:r>
-        <w:t xml:space="preserve"> </w:t>
-      </w:r>
-      <w:r>
-        <w:rPr>
-          <w:i/>
-          <w:iCs/>
-        </w:rPr>
-        <w:t xml:space="preserve">cry</w:t>
-      </w:r>
-      <w:r>
-        <w:t xml:space="preserve"> </w:t>
-      </w:r>
-      <w:r>
-        <w:t xml:space="preserve">/kɹaɪ̯/ to</w:t>
-      </w:r>
-      <w:r>
-        <w:t xml:space="preserve"> </w:t>
-      </w:r>
-      <w:r>
-        <w:rPr>
-          <w:i/>
-          <w:iCs/>
-        </w:rPr>
-        <w:t xml:space="preserve">kurai</w:t>
-      </w:r>
-      <w:r>
-        <w:t xml:space="preserve"> </w:t>
-      </w:r>
-      <w:r>
-        <w:t xml:space="preserve">/kɯ̟ɾa̠i/ [dark]), deletion (e.g.,</w:t>
-      </w:r>
-      <w:r>
-        <w:t xml:space="preserve"> </w:t>
-      </w:r>
-      <w:r>
-        <w:rPr>
-          <w:i/>
-          <w:iCs/>
-        </w:rPr>
-        <w:t xml:space="preserve">go</w:t>
-      </w:r>
-      <w:r>
-        <w:t xml:space="preserve"> </w:t>
-      </w:r>
-      <w:r>
-        <w:t xml:space="preserve">/ɡoʊ/ to</w:t>
-      </w:r>
-      <w:r>
-        <w:t xml:space="preserve"> </w:t>
-      </w:r>
-      <w:r>
-        <w:rPr>
-          <w:i/>
-          <w:iCs/>
-        </w:rPr>
-        <w:t xml:space="preserve">go</w:t>
-      </w:r>
-      <w:r>
-        <w:t xml:space="preserve"> </w:t>
-      </w:r>
-      <w:r>
-        <w:t xml:space="preserve">/go/ [</w:t>
-      </w:r>
-      <w:r>
-        <w:rPr>
-          <w:i/>
-          <w:iCs/>
-        </w:rPr>
-        <w:t xml:space="preserve">Go</w:t>
-      </w:r>
-      <w:r>
-        <w:t xml:space="preserve">, a board game], and alternation (e.g.,</w:t>
-      </w:r>
-      <w:r>
-        <w:t xml:space="preserve"> </w:t>
-      </w:r>
-      <w:r>
-        <w:rPr>
-          <w:i/>
-          <w:iCs/>
-        </w:rPr>
-        <w:t xml:space="preserve">low</w:t>
-      </w:r>
-      <w:r>
-        <w:t xml:space="preserve"> </w:t>
-      </w:r>
-      <w:r>
-        <w:t xml:space="preserve">/loʊ/ to</w:t>
-      </w:r>
-      <w:r>
-        <w:t xml:space="preserve"> </w:t>
-      </w:r>
-      <w:r>
-        <w:rPr>
-          <w:i/>
-          <w:iCs/>
-        </w:rPr>
-        <w:t xml:space="preserve">rou</w:t>
-      </w:r>
-      <w:r>
-        <w:t xml:space="preserve"> </w:t>
-      </w:r>
-      <w:r>
-        <w:t xml:space="preserve">/ɾo̞ː/ [wax]). These findings suggests that homophonic translations can be explained, to some extent, as the result of the Japanese listeners accommodating the strings of English sounds to Japanese phonology and phonotactics</w:t>
-      </w:r>
-      <w:r>
-        <w:t xml:space="preserve"> </w:t>
+        <w:t xml:space="preserve">. These findings suggests that homophonic translations can be explained, to some extent, as the result of the listeners accommodating the strings of sounds to their native phonology and phonotactics pe</w:t>
       </w:r>
       <w:r>
         <w:t xml:space="preserve">(</w:t>
@@ -385,39 +311,23 @@
       <w:r>
         <w:t xml:space="preserve">)</w:t>
       </w:r>
-      <w:r>
-        <w:t xml:space="preserve">.</w:t>
-      </w:r>
-    </w:p>
-    <w:p>
-      <w:pPr>
-        <w:pStyle w:val="BodyText"/>
-      </w:pPr>
-      <w:r>
-        <w:t xml:space="preserve">Though rarely, homophonic translations sometimes preserve the meaning of the original word or phrase, even if the listener is completely unfamiliar with the language being spoken. For example, an English native listening to Dutch for the first time might encounter the Dutch word /ˈpɪŋ.(ɡ)ʋɪn/ (</w:t>
-      </w:r>
-      <w:r>
-        <w:rPr>
-          <w:i/>
-          <w:iCs/>
-        </w:rPr>
-        <w:t xml:space="preserve">pinguin</w:t>
-      </w:r>
-      <w:r>
-        <w:t xml:space="preserve">) and be able to activate its correct English translation /ˈpɛŋɡwɪn/ (penguin), given how phonologically similar both word-forms are. This phonological similarity between translation equivalents—known as</w:t>
-      </w:r>
-      <w:r>
-        <w:t xml:space="preserve"> </w:t>
-      </w:r>
-      <w:r>
-        <w:rPr>
-          <w:i/>
-          <w:iCs/>
-        </w:rPr>
-        <w:t xml:space="preserve">cognateness</w:t>
-      </w:r>
-      <w:r>
-        <w:t xml:space="preserve">—is common across many languages, and is often due to typological closeness or socio-historical events involving the speakers of these languages (e.g., migration, social contact). For example, Romance languages such as Spanish and Catalan share many form-similar translation equivalents</w:t>
+    </w:p>
+    <w:bookmarkEnd w:id="23"/>
+    <w:bookmarkStart w:id="24" w:name="X73e35917e1911175a2728261ac1b5c30d92eeb4"/>
+    <w:p>
+      <w:pPr>
+        <w:pStyle w:val="Heading2"/>
+      </w:pPr>
+      <w:r>
+        <w:t xml:space="preserve">Homophonic Translation in Second Language Learning: Cognates and Competition</w:t>
+      </w:r>
+    </w:p>
+    <w:p>
+      <w:pPr>
+        <w:pStyle w:val="FirstParagraph"/>
+      </w:pPr>
+      <w:r>
+        <w:t xml:space="preserve">Word pairs like German pinguin and English penguin present a special case of homophonic translation where the meaning of the original word or phrase is preserved, allowing the listener to match a foreign word to the correct translation in their native language even if they are completely unfamiliar with the language being spoken. Such translation equivalents with high phonological similarity-known in the bilingual literature as cognates—are common across many languages. Historically-related language like Spanish and Catalan share many form-similar translation equivalents</w:t>
       </w:r>
       <w:r>
         <w:t xml:space="preserve"> </w:t>
@@ -437,33 +347,7 @@
         <w:t xml:space="preserve">)</w:t>
       </w:r>
       <w:r>
-        <w:t xml:space="preserve">, as in the case of</w:t>
-      </w:r>
-      <w:r>
-        <w:t xml:space="preserve"> </w:t>
-      </w:r>
-      <w:r>
-        <w:rPr>
-          <w:i/>
-          <w:iCs/>
-        </w:rPr>
-        <w:t xml:space="preserve">puerta</w:t>
-      </w:r>
-      <w:r>
-        <w:t xml:space="preserve"> </w:t>
-      </w:r>
-      <w:r>
-        <w:t xml:space="preserve">and</w:t>
-      </w:r>
-      <w:r>
-        <w:t xml:space="preserve"> </w:t>
-      </w:r>
-      <w:r>
-        <w:rPr>
-          <w:i/>
-          <w:iCs/>
-        </w:rPr>
-        <w:t xml:space="preserve">porta</w:t>
+        <w:t xml:space="preserve">, for example puerta and porta (door in Spanish and Catalan, respectively). Second language learners have been found to learn cognates more easily than non-cognates</w:t>
       </w:r>
       <w:r>
         <w:t xml:space="preserve"> </w:t>
@@ -471,18 +355,33 @@
       <w:r>
         <w:t xml:space="preserve">(</w:t>
       </w:r>
-      <w:r>
-        <w:rPr>
-          <w:i/>
-          <w:iCs/>
-        </w:rPr>
-        <w:t xml:space="preserve">door</w:t>
-      </w:r>
-      <w:r>
-        <w:t xml:space="preserve"> </w:t>
-      </w:r>
-      <w:r>
-        <w:t xml:space="preserve">in Spanish and Catalan, respectively). Given no prior knowledge of either language, a Spanish native speaker is likely to be much more successful at correctly translating Catalan words than English words via homophonic translation, that is, by capitalising solely on phonological similarity.</w:t>
+      <w:hyperlink w:anchor="ref-hall2002automatic">
+        <w:r>
+          <w:rPr>
+            <w:rStyle w:val="Hyperlink"/>
+          </w:rPr>
+          <w:t xml:space="preserve">Hall, 2002</w:t>
+        </w:r>
+      </w:hyperlink>
+      <w:r>
+        <w:t xml:space="preserve">;</w:t>
+      </w:r>
+      <w:r>
+        <w:t xml:space="preserve"> </w:t>
+      </w:r>
+      <w:hyperlink w:anchor="ref-otwinowska2019more">
+        <w:r>
+          <w:rPr>
+            <w:rStyle w:val="Hyperlink"/>
+          </w:rPr>
+          <w:t xml:space="preserve">Otwinowska &amp; Szewczyk, 2019</w:t>
+        </w:r>
+      </w:hyperlink>
+      <w:r>
+        <w:t xml:space="preserve">)</w:t>
+      </w:r>
+      <w:r>
+        <w:t xml:space="preserve">. The phonological processes underlying homophonic translation may allow new learners of a second language to recognise the similarities between the second language and their native language, and to capitalise on that phonological similarity to facilitate the learning process.</w:t>
       </w:r>
     </w:p>
     <w:p>
@@ -490,39 +389,27 @@
         <w:pStyle w:val="BodyText"/>
       </w:pPr>
       <w:r>
-        <w:t xml:space="preserve">In the present work, we investigated the interplay between phonological similarity and one of the main mechanisms involved in the dynamics of lexical selection: phonological neighbourhood density. The phonological neighbourhood density of a given word-form refers to the number of words-forms that differ in a single phoneme from it. For instance, the English word</w:t>
-      </w:r>
-      <w:r>
-        <w:t xml:space="preserve"> </w:t>
-      </w:r>
-      <w:r>
-        <w:rPr>
-          <w:i/>
-          <w:iCs/>
-        </w:rPr>
-        <w:t xml:space="preserve">cat</w:t>
-      </w:r>
-      <w:r>
-        <w:t xml:space="preserve"> </w:t>
-      </w:r>
-      <w:r>
-        <w:t xml:space="preserve">belongs to a dense phonological neighbourhood, with 50 English phonological neighbours (e.g., hat, bat, cap), while the word</w:t>
-      </w:r>
-      <w:r>
-        <w:t xml:space="preserve"> </w:t>
-      </w:r>
-      <w:r>
-        <w:rPr>
-          <w:i/>
-          <w:iCs/>
-        </w:rPr>
-        <w:t xml:space="preserve">charger</w:t>
-      </w:r>
-      <w:r>
-        <w:t xml:space="preserve"> </w:t>
-      </w:r>
-      <w:r>
-        <w:t xml:space="preserve">belongs to a sparse phonological neighbourhood, with six neighbours (e.g., charged, larger, charter, charmer)</w:t>
+        <w:t xml:space="preserve">However, these mechanisms of automatically comparing foreign input to one’s native language may also cause interference. The presence of cross-linguistic pairs which are phonologically similar but differ in meaning (e.g., false friends) may act as distractors during lexical access, obstructing the selection of the appropriate target translation in the listener’s lexicon</w:t>
+      </w:r>
+      <w:r>
+        <w:t xml:space="preserve"> </w:t>
+      </w:r>
+      <w:r>
+        <w:t xml:space="preserve">(</w:t>
+      </w:r>
+      <w:hyperlink w:anchor="ref-otwinowska2019more">
+        <w:r>
+          <w:rPr>
+            <w:rStyle w:val="Hyperlink"/>
+          </w:rPr>
+          <w:t xml:space="preserve">Otwinowska &amp; Szewczyk, 2019</w:t>
+        </w:r>
+      </w:hyperlink>
+      <w:r>
+        <w:t xml:space="preserve">)</w:t>
+      </w:r>
+      <w:r>
+        <w:t xml:space="preserve">. Homophonic translation typically occurs despite the phonological form not mapping perfectly onto lexical items in the listeners’ native language. This may make homophonic translation more sensitive to competition from other potential candidates. The phonological neighbourhood density of a given word-form refers to the number of words-forms that differ in a single phoneme from it. For instance, the English word cat belongs to a dense phonological neighbourhood, with 50 English phonological neighbours (e.g., hat, bat, cap), while the word charger belongs to a sparse phonological neighbourhood, with six neighbours (e.g., charged, larger, charter, charmer)</w:t>
       </w:r>
       <w:r>
         <w:t xml:space="preserve"> </w:t>
@@ -542,13 +429,16 @@
         <w:t xml:space="preserve">)</w:t>
       </w:r>
       <w:r>
-        <w:t xml:space="preserve">. Words from dense neighbourhoods are processed (e.g., recognised) more slowly and less accurately in the auditory modality than words from sparse neighbourhoods</w:t>
-      </w:r>
-      <w:r>
-        <w:t xml:space="preserve"> </w:t>
-      </w:r>
-      <w:r>
-        <w:t xml:space="preserve">(</w:t>
+        <w:t xml:space="preserve">. Words from dense neighbourhoods are processed, and subsequently recognised, more slowly and less accurately in the auditory modality than words from sparse neighbourhoods</w:t>
+      </w:r>
+      <w:r>
+        <w:t xml:space="preserve"> </w:t>
+      </w:r>
+      <w:r>
+        <w:t xml:space="preserve">(e.g.,</w:t>
+      </w:r>
+      <w:r>
+        <w:t xml:space="preserve"> </w:t>
       </w:r>
       <w:hyperlink w:anchor="ref-dufour2010phonological">
         <w:r>
@@ -559,7 +449,7 @@
         </w:r>
       </w:hyperlink>
       <w:r>
-        <w:t xml:space="preserve">; e.g.,</w:t>
+        <w:t xml:space="preserve">;</w:t>
       </w:r>
       <w:r>
         <w:t xml:space="preserve"> </w:t>
@@ -634,33 +524,39 @@
       <w:r>
         <w:t xml:space="preserve"> </w:t>
       </w:r>
-      <w:hyperlink w:anchor="ref-vitevitch2006clustering">
-        <w:r>
-          <w:rPr>
-            <w:rStyle w:val="Hyperlink"/>
-          </w:rPr>
-          <w:t xml:space="preserve">M. Vitevitch, 2006</w:t>
-        </w:r>
-      </w:hyperlink>
-      <w:r>
-        <w:t xml:space="preserve">;</w:t>
-      </w:r>
-      <w:r>
-        <w:t xml:space="preserve"> </w:t>
-      </w:r>
       <w:hyperlink w:anchor="ref-vitevitch1998words">
         <w:r>
           <w:rPr>
             <w:rStyle w:val="Hyperlink"/>
           </w:rPr>
-          <w:t xml:space="preserve">M. S. Vitevitch &amp; Luce, 1998</w:t>
+          <w:t xml:space="preserve">Vitevitch &amp; Luce, 1998</w:t>
         </w:r>
       </w:hyperlink>
       <w:r>
         <w:t xml:space="preserve">)</w:t>
       </w:r>
       <w:r>
-        <w:t xml:space="preserve">. This is especially true if such neighbours share higher phonological similarity with the presented word, or are lexically more frequent than the target word</w:t>
+        <w:t xml:space="preserve">. Interference effect of phonological neighbourhood density has also been reported not only within a language but also across languages in bilinguals</w:t>
+      </w:r>
+      <w:r>
+        <w:t xml:space="preserve"> </w:t>
+      </w:r>
+      <w:r>
+        <w:t xml:space="preserve">(</w:t>
+      </w:r>
+      <w:hyperlink w:anchor="ref-weber2004lexical">
+        <w:r>
+          <w:rPr>
+            <w:rStyle w:val="Hyperlink"/>
+          </w:rPr>
+          <w:t xml:space="preserve">Weber &amp; Cutler, 2004</w:t>
+        </w:r>
+      </w:hyperlink>
+      <w:r>
+        <w:t xml:space="preserve">)</w:t>
+      </w:r>
+      <w:r>
+        <w:t xml:space="preserve">. Thus, in the case of homophonic translation, interference may come from lexical competition from phonological neighbours in the learner’s native language, especially for cases where neighbours share higher phonological similarity with the presented word than the target translation, or are lexically more frequent</w:t>
       </w:r>
       <w:r>
         <w:t xml:space="preserve"> </w:t>
@@ -680,138 +576,112 @@
         <w:t xml:space="preserve">)</w:t>
       </w:r>
       <w:r>
-        <w:t xml:space="preserve">. Such interference effect of phonological neighbourhood density has also been reported across languages</w:t>
-      </w:r>
-      <w:r>
-        <w:t xml:space="preserve"> </w:t>
-      </w:r>
-      <w:r>
-        <w:t xml:space="preserve">(</w:t>
-      </w:r>
-      <w:hyperlink w:anchor="ref-weber2004lexical">
+        <w:t xml:space="preserve">.</w:t>
+      </w:r>
+    </w:p>
+    <w:bookmarkEnd w:id="24"/>
+    <w:bookmarkStart w:id="25" w:name="the-present-study"/>
+    <w:p>
+      <w:pPr>
+        <w:pStyle w:val="Heading2"/>
+      </w:pPr>
+      <w:r>
+        <w:t xml:space="preserve">The Present Study</w:t>
+      </w:r>
+    </w:p>
+    <w:p>
+      <w:pPr>
+        <w:pStyle w:val="FirstParagraph"/>
+      </w:pPr>
+      <w:r>
+        <w:t xml:space="preserve">We examined the mechanisms of homophonic translation through a translation elicitation task in which participants listened to words from an unfamiliar language (presented words), and then tried to guess the words’ translations in their native language (target translations). Since participants were unfamiliar with the presented language, they could only rely on phonological similarity between the presented language and their native language to successfully translate the words, instead of on previously learned word-meaning associations. Listeners of an unfamiliar language provide a unique case to investigate the dynamics of lexical processing involved in homophonic translation. For listeners with no prior experience to the target language, the influence of existing knowledge about its word forms, phonology and meanings can be largely ruled out. As a result, observed effects can be more confidently attributed to the similarity between the features of the presented language and the native language of the participant.</w:t>
+      </w:r>
+      <w:r>
+        <w:t xml:space="preserve"> </w:t>
+      </w:r>
+      <w:r>
+        <w:t xml:space="preserve">and with which other representations</w:t>
+      </w:r>
+      <w:r>
+        <w:t xml:space="preserve"> </w:t>
+      </w:r>
+      <w:r>
+        <w:t xml:space="preserve">We predicted that participants’ performance should increase when the translation pairs are phonologically more similar. A second prediction was that the size of the facilitatory role of phonological similarity would be inversely proportional to the amount of higher-frequency phonological neighbours of the presented word in the target language. Even if the presented word and its target translation share high phonological similarity, participants may still provide incorrect translations if the presented word also shares high phonological similarity with other words in the native language, paralleling the dynamics of lexical selection engaged during native speech processing. To test this second prediction, we calculated a lexical frequency-dependent measure of cross-language phonological neighbourhood density, in which a neighbour is counted only if it is higher frequency and is one phoneme apart from the presented word. If the phonological neighbourhood density of the target translation affects participants’ performance negatively, this would suggest that competitors in the native language affect recognition of non-native words during recognition of foreign speech.</w:t>
+      </w:r>
+    </w:p>
+    <w:bookmarkEnd w:id="25"/>
+    <w:bookmarkEnd w:id="26"/>
+    <w:bookmarkStart w:id="49" w:name="experiment-1"/>
+    <w:p>
+      <w:pPr>
+        <w:pStyle w:val="Heading1"/>
+      </w:pPr>
+      <w:r>
+        <w:t xml:space="preserve">Experiment 1</w:t>
+      </w:r>
+    </w:p>
+    <w:p>
+      <w:pPr>
+        <w:pStyle w:val="FirstParagraph"/>
+      </w:pPr>
+      <w:r>
+        <w:t xml:space="preserve">This first study was aimed at exploring the interplay between cross-linguistic similarity and phonological neighbourhood density in homophonic translation of Spanish and Catalan words by British English natives. English, a Germanic language, shares moderate overlap with the Romance languages Spanish and Catalan, and thus we can examine the mechanisms of homophonic translation when the candidate words have some overlap but are not exact matches with the speech input.</w:t>
+      </w:r>
+    </w:p>
+    <w:bookmarkStart w:id="42" w:name="methods"/>
+    <w:p>
+      <w:pPr>
+        <w:pStyle w:val="Heading2"/>
+      </w:pPr>
+      <w:r>
+        <w:t xml:space="preserve">Methods</w:t>
+      </w:r>
+    </w:p>
+    <w:p>
+      <w:pPr>
+        <w:pStyle w:val="FirstParagraph"/>
+      </w:pPr>
+      <w:r>
+        <w:t xml:space="preserve">All materials, data, and code used in this study are hosted in the Open Science Framework (</w:t>
+      </w:r>
+      <w:hyperlink r:id="rId27">
         <w:r>
           <w:rPr>
             <w:rStyle w:val="Hyperlink"/>
           </w:rPr>
-          <w:t xml:space="preserve">Weber &amp; Cutler, 2004</w:t>
+          <w:t xml:space="preserve">https://osf.io/9fjxm/</w:t>
         </w:r>
       </w:hyperlink>
       <w:r>
-        <w:t xml:space="preserve">)</w:t>
-      </w:r>
-      <w:r>
-        <w:t xml:space="preserve">. In the case of non-native speech processing, the presence of cross-linguistic pairs which are phonologically similar but differ in meaning (e.g., false friends) may act as distractors during lexical access, obstructing the selection of the appropriate target translation in the listener’s lexicon</w:t>
-      </w:r>
-      <w:r>
-        <w:t xml:space="preserve"> </w:t>
-      </w:r>
-      <w:r>
-        <w:t xml:space="preserve">(</w:t>
-      </w:r>
-      <w:hyperlink w:anchor="ref-otwinowska2019more">
+        <w:t xml:space="preserve">) and a GitHub repository</w:t>
+      </w:r>
+      <w:r>
+        <w:t xml:space="preserve"> </w:t>
+      </w:r>
+      <w:hyperlink r:id="rId28">
         <w:r>
           <w:rPr>
             <w:rStyle w:val="Hyperlink"/>
           </w:rPr>
-          <w:t xml:space="preserve">Otwinowska &amp; Szewczyk, 2019</w:t>
+          <w:t xml:space="preserve">https://github.com/gongcastro/translation-elicitation</w:t>
         </w:r>
       </w:hyperlink>
       <w:r>
-        <w:t xml:space="preserve">)</w:t>
-      </w:r>
-      <w:r>
-        <w:t xml:space="preserve">.</w:t>
-      </w:r>
-    </w:p>
-    <w:p>
-      <w:pPr>
-        <w:pStyle w:val="BodyText"/>
-      </w:pPr>
-      <w:r>
-        <w:t xml:space="preserve">We designed a translation elicitation task in which participants listened to words from an unfamiliar language (</w:t>
-      </w:r>
-      <w:r>
-        <w:rPr>
-          <w:i/>
-          <w:iCs/>
-        </w:rPr>
-        <w:t xml:space="preserve">presented words</w:t>
-      </w:r>
-      <w:r>
-        <w:t xml:space="preserve">), and then tried to guess the words translations in their native language (</w:t>
-      </w:r>
-      <w:r>
-        <w:rPr>
-          <w:i/>
-          <w:iCs/>
-        </w:rPr>
-        <w:t xml:space="preserve">target translations</w:t>
-      </w:r>
-      <w:r>
-        <w:t xml:space="preserve">). Since participants were unfamiliar with the presented language, they could only rely on phonological similarity between the presented language and their native language to successfully translate the words, instead of on previously learned word-meaning associations. We predicted that participants’ performance should increase when the translation pairs are phonologically more similar. A second prediction was that the size of the facilitatory role of phonological similarity would be inversely proportional to the amount of higher-frequency phonological neighbours of the presented word in the target language. Even if the presented word and its target translation share high phonological similarity, participants may still provide incorrect translations if the presented word also shares high phonological similarity with other words in the native language, paralelling the dynamics of lexical selection engaged during native speech processing. To test this second prediction, we developed a lexical frequency-dependent measure of cross-language phonological neighbourhood density, in which a neighbour is counted only if it is higher frequency and is one phoneme apart from the presented word. If the phonological neighbourhood density of the target translation affects participants’ performance negatively, this would suggest that competitors in the native language affect recognition of non-native words during recognition of foreign speech.</w:t>
-      </w:r>
-    </w:p>
-    <w:bookmarkEnd w:id="21"/>
-    <w:bookmarkStart w:id="45" w:name="experiment-1"/>
-    <w:p>
-      <w:pPr>
-        <w:pStyle w:val="Heading1"/>
-      </w:pPr>
-      <w:r>
-        <w:t xml:space="preserve">Experiment 1</w:t>
-      </w:r>
-    </w:p>
-    <w:p>
-      <w:pPr>
-        <w:pStyle w:val="FirstParagraph"/>
-      </w:pPr>
-      <w:r>
-        <w:t xml:space="preserve">This study was aimed at exploring the interplay between cross-linguistic similarity and phonological neighbourhood and their impact in the performance of two groups of British English natives in the translation elicitation task. One group was presented with Catalan words, the other with Spanish words. We examined the extent to which participants were able to use the phonological similarity between the presented word (in Catalan or Spanish) and its target translation to provide accurate responses.</w:t>
-      </w:r>
-    </w:p>
-    <w:bookmarkStart w:id="38" w:name="methods"/>
-    <w:p>
-      <w:pPr>
-        <w:pStyle w:val="Heading2"/>
-      </w:pPr>
-      <w:r>
-        <w:t xml:space="preserve">Methods</w:t>
-      </w:r>
-    </w:p>
-    <w:p>
-      <w:pPr>
-        <w:pStyle w:val="FirstParagraph"/>
-      </w:pPr>
-      <w:r>
-        <w:t xml:space="preserve">All materials, data, and code used in this study are hosted in the Open Science Framework (</w:t>
-      </w:r>
-      <w:hyperlink r:id="rId22">
+        <w:t xml:space="preserve">, along with additional notes. For reproducibility, a Docker image of the RStudio session is available on DockerHub (</w:t>
+      </w:r>
+      <w:hyperlink r:id="rId29">
         <w:r>
           <w:rPr>
             <w:rStyle w:val="Hyperlink"/>
           </w:rPr>
-          <w:t xml:space="preserve">https://osf.io/9fjxm/?view_only=751d6ab27ffd4dd4856e4c07c4372991</w:t>
+          <w:t xml:space="preserve">https://hub.docker.com/r/gongcastro/translation-elicitation</w:t>
         </w:r>
       </w:hyperlink>
       <w:r>
-        <w:t xml:space="preserve">) and a GitHub repository (</w:t>
-      </w:r>
-      <w:hyperlink r:id="rId23">
-        <w:r>
-          <w:rPr>
-            <w:rStyle w:val="Hyperlink"/>
-          </w:rPr>
-          <w:t xml:space="preserve">https://anonymous.4open.science/r/translation-elicitation-8BCE</w:t>
-        </w:r>
-      </w:hyperlink>
-      <w:r>
-        <w:t xml:space="preserve"> </w:t>
-      </w:r>
-      <w:r>
-        <w:t xml:space="preserve">[FOR ANONYMITY, LINK TEMPORARILY REDIRECTED TO AN ANONYMOUS MIRROR OF THE GITHUB REPOSITORY]), along with additional notes. For reproducibility, a Docker image of the RStudio session is available on DockerHub ([LINK REDACTED FOR ANONIMITY]).</w:t>
-      </w:r>
-    </w:p>
-    <w:bookmarkStart w:id="25" w:name="participants"/>
+        <w:t xml:space="preserve">).</w:t>
+      </w:r>
+    </w:p>
+    <w:bookmarkStart w:id="31" w:name="participants"/>
     <w:p>
       <w:pPr>
         <w:pStyle w:val="Heading3"/>
@@ -854,10 +724,10 @@
         <w:t xml:space="preserve"> </w:t>
       </w:r>
       <w:r>
-        <w:t xml:space="preserve">= 2.15, range = 18-26, 46 female). Data collection took place from June 4th, 2020 to June 25th, 2020. Participants were recruited via Prolific (£5 compensation) and SONA (compensation in academic credits). Participants gave informed consent before providing any data. The study was conducted in accordance with ethical standards of the Declaration of Helsinki and the protocol was by the [ETHICAL COMMITTEE REDACTED FOR ANONYMITY]. Participants were asked to complete the experiment using a laptop in a quiet place with good internet connection.</w:t>
-      </w:r>
-    </w:p>
-    <w:bookmarkStart w:id="24" w:name="tbl-participants"/>
+        <w:t xml:space="preserve">= 2.15, range = 18-26, 46 female). Data collection took place from June 4th, 2020 to June 25th, 2020. Participants were recruited via Prolific (£5 compensation) and SONA (compensation in academic credits). Participants gave informed consent before providing any data. The study was conducted in accordance with ethical standards of the Declaration of Helsinki and the protocol was by the University of Oxford Medical Sciences Inter-Divisional Research Ethics Committee (IDREC) (R60939/RE007). Participants were asked to complete the experiment using a laptop in a quiet place with good internet connection.</w:t>
+      </w:r>
+    </w:p>
+    <w:bookmarkStart w:id="30" w:name="tbl-participants"/>
     <w:p>
       <w:pPr>
         <w:pStyle w:val="FigureTitle"/>
@@ -1292,9 +1162,9 @@
         </w:tc>
       </w:tr>
     </w:tbl>
-    <w:bookmarkEnd w:id="24"/>
-    <w:bookmarkEnd w:id="25"/>
-    <w:bookmarkStart w:id="29" w:name="stimuli"/>
+    <w:bookmarkEnd w:id="30"/>
+    <w:bookmarkEnd w:id="31"/>
+    <w:bookmarkStart w:id="34" w:name="stimuli"/>
     <w:p>
       <w:pPr>
         <w:pStyle w:val="Heading3"/>
@@ -1368,7 +1238,7 @@
         <w:pStyle w:val="BodyText"/>
       </w:pPr>
       <w:r>
-        <w:t xml:space="preserve">In each trial, participants listened to one audio file, which contained a single word. Audio files were the same ones used in child experiments conducted in the [LABORATORY NAME REDACTED FOR ANONYMITY]. These audio files were recorded by a proficient Catalan-Spanish female bilingual from the Metropolitan Area of Barcelona in a child-directed manner. Catalan and Spanish words were recorded at 44,100 Hz in the same session, and then de-noised using Audacity and normalised at peak intensity using Praat</w:t>
+        <w:t xml:space="preserve">In each trial, participants listened to one audio file, which contained a single word. Audio files were the same ones used in child experiments conducted in the Laboratori de Recerca en Infància, at Universitat Pompeu Fabra. These audio files were recorded as part of a larger project that this study was part of by a proficient Catalan-Spanish female bilingual from the Metropolitan Area of Barcelona, in a child-directed manner. Catalan and Spanish words were recorded at 44,100 Hz in the same session, and then de-noised using Audacity and normalised at peak intensity using Praat</w:t>
       </w:r>
       <w:r>
         <w:t xml:space="preserve"> </w:t>
@@ -1712,11 +1582,19 @@
         <w:t xml:space="preserve">)</w:t>
       </w:r>
       <w:r>
-        <w:rPr>
-          <w:rStyle w:val="FootnoteReference"/>
-        </w:rPr>
-        <w:footnoteReference w:id="26"/>
-      </w:r>
+        <w:t xml:space="preserve">. These phonological transcriptions were generated from eSPEAK</w:t>
+      </w:r>
+      <w:r>
+        <w:t xml:space="preserve"> </w:t>
+      </w:r>
+      <w:hyperlink r:id="rId32">
+        <w:r>
+          <w:rPr>
+            <w:rStyle w:val="Hyperlink"/>
+          </w:rPr>
+          <w:t xml:space="preserve">http://espeak.sourceforge.net/</w:t>
+        </w:r>
+      </w:hyperlink>
       <w:r>
         <w:t xml:space="preserve">.</w:t>
       </w:r>
@@ -1754,7 +1632,7 @@
         <w:t xml:space="preserve">and phonological overlap of the words included in the Catalan and the Spanish lists.</w:t>
       </w:r>
     </w:p>
-    <w:bookmarkStart w:id="28" w:name="tbl-stimuli"/>
+    <w:bookmarkStart w:id="33" w:name="tbl-stimuli"/>
     <w:p>
       <w:pPr>
         <w:pStyle w:val="FigureTitle"/>
@@ -2478,9 +2356,9 @@
         </w:tc>
       </w:tr>
     </w:tbl>
-    <w:bookmarkEnd w:id="28"/>
-    <w:bookmarkEnd w:id="29"/>
-    <w:bookmarkStart w:id="35" w:name="procedure"/>
+    <w:bookmarkEnd w:id="33"/>
+    <w:bookmarkEnd w:id="34"/>
+    <w:bookmarkStart w:id="39" w:name="procedure"/>
     <w:p>
       <w:pPr>
         <w:pStyle w:val="Heading3"/>
@@ -2514,23 +2392,14 @@
         <w:t xml:space="preserve">)</w:t>
       </w:r>
       <w:r>
-        <w:t xml:space="preserve">. Participants accessed the study from a link provided by Prolific or SONA and completed the experiment from an internet browser (Chrome or Mozilla). After giving their consent for participating, participants answered a series of questions about their demographic status, their language background, and the set up they were using for completing the study. Then, participants completed the experimental task. Participants were informed that they would listen to a series of pre-recorded words in either Catalan or Spanish. They were instructed to listen to each word, guess its meaning in English, and type their answer as soon as possible. Participants were randomly assigned to the Catalan or Spanish lists. Participants in the Catalan list were presented with 83 trials, and participants in the Spanish list were presented with 99 trials</w:t>
-      </w:r>
-      <w:r>
-        <w:rPr>
-          <w:rStyle w:val="FootnoteReference"/>
-        </w:rPr>
-        <w:footnoteReference w:id="30"/>
-      </w:r>
-      <w:r>
-        <w:t xml:space="preserve">.</w:t>
+        <w:t xml:space="preserve">. Participants accessed the study from a link provided by Prolific or SONA and completed the experiment from an internet browser (Chrome or Mozilla). After giving their consent for participating, participants answered a series of questions about their demographic status, their language background, and the set up they were using for completing the study. Then, participants completed the experimental task. Participants were informed that they would listen to a series of pre-recorded words in either Catalan or Spanish. They were instructed to listen to each word, guess its meaning in English, and type their answer as soon as possible. Participants were randomly assigned to the Catalan or Spanish lists. Participants in the Catalan list were presented with 83 trials, and participants in the Spanish list were presented with 99 trials.</w:t>
       </w:r>
     </w:p>
     <w:p>
       <w:pPr>
         <w:pStyle w:val="BodyText"/>
       </w:pPr>
-      <w:hyperlink w:anchor="fig-design">
+      <w:hyperlink w:anchor="fig-1">
         <w:r>
           <w:rPr>
             <w:rStyle w:val="Hyperlink"/>
@@ -2569,10 +2438,10 @@
         <w:t xml:space="preserve"> </w:t>
       </w:r>
       <w:r>
-        <w:t xml:space="preserve">key to confirm their answer and start a new trial.</w:t>
-      </w:r>
-    </w:p>
-    <w:bookmarkStart w:id="34" w:name="fig-design"/>
+        <w:t xml:space="preserve">key to confirm their answer and start a new trial. The task took approximately 15 minutes to complete.</w:t>
+      </w:r>
+    </w:p>
+    <w:bookmarkStart w:id="38" w:name="fig-1"/>
     <w:p>
       <w:pPr>
         <w:pStyle w:val="FigureTitle"/>
@@ -2619,18 +2488,18 @@
           <wp:inline>
             <wp:extent cx="5943600" cy="3343275"/>
             <wp:effectExtent b="0" l="0" r="0" t="0"/>
-            <wp:docPr descr="" title="" id="32" name="Picture"/>
+            <wp:docPr descr="" title="" id="36" name="Picture"/>
             <a:graphic>
               <a:graphicData uri="http://schemas.openxmlformats.org/drawingml/2006/picture">
                 <pic:pic>
                   <pic:nvPicPr>
-                    <pic:cNvPr descr="../img/design.png" id="33" name="Picture"/>
+                    <pic:cNvPr descr="../img/design.png" id="37" name="Picture"/>
                     <pic:cNvPicPr>
                       <a:picLocks noChangeArrowheads="1" noChangeAspect="1"/>
                     </pic:cNvPicPr>
                   </pic:nvPicPr>
                   <pic:blipFill>
-                    <a:blip r:embed="rId31"/>
+                    <a:blip r:embed="rId35"/>
                     <a:stretch>
                       <a:fillRect/>
                     </a:stretch>
@@ -2657,9 +2526,9 @@
         </w:drawing>
       </w:r>
     </w:p>
-    <w:bookmarkEnd w:id="34"/>
-    <w:bookmarkEnd w:id="35"/>
-    <w:bookmarkStart w:id="37" w:name="data-analysis"/>
+    <w:bookmarkEnd w:id="38"/>
+    <w:bookmarkEnd w:id="39"/>
+    <w:bookmarkStart w:id="41" w:name="data-analysis"/>
     <w:p>
       <w:pPr>
         <w:pStyle w:val="Heading3"/>
@@ -2889,7 +2758,7 @@
         <w:t xml:space="preserve"> </w:t>
       </w:r>
       <w:r>
-        <w:t xml:space="preserve">responses were excluded from data analysis. Trials in which participants took longer than 10 seconds to respond were also excluded. Participants contributed a total of 5,206 valid trials (2,604 in Catalan, 2,602 in Spanish). The task took approximately 15 minutes to complete.</w:t>
+        <w:t xml:space="preserve">responses were excluded from data analysis. Trials in which participants took longer than 10 seconds to respond were also excluded.</w:t>
       </w:r>
     </w:p>
     <w:p>
@@ -3090,1258 +2959,1250 @@
       <w:pPr>
         <w:pStyle w:val="BodyText"/>
       </w:pPr>
-      <w:bookmarkStart w:id="36" w:name="eq-1"/>
+      <w:bookmarkStart w:id="40" w:name="eq-1"/>
       <m:oMathPara>
         <m:oMathParaPr>
           <m:jc m:val="center"/>
         </m:oMathParaPr>
         <m:oMath>
-          <m:m>
-            <m:mPr>
-              <m:baseJc m:val="center"/>
-              <m:plcHide m:val="on"/>
-              <m:mcs>
-                <m:mc>
-                  <m:mcPr>
-                    <m:mcJc m:val="right"/>
-                    <m:count m:val="1"/>
-                  </m:mcPr>
-                </m:mc>
-                <m:mc>
-                  <m:mcPr>
-                    <m:mcJc m:val="left"/>
-                    <m:count m:val="1"/>
-                  </m:mcPr>
-                </m:mc>
-              </m:mcs>
-            </m:mPr>
-            <m:mr>
-              <m:e/>
-              <m:e>
-                <m:r>
-                  <m:rPr>
-                    <m:nor/>
-                    <m:sty m:val="b"/>
-                  </m:rPr>
-                  <m:t>Likelihood</m:t>
-                </m:r>
-              </m:e>
-            </m:mr>
-            <m:mr>
-              <m:e>
-                <m:sSub>
-                  <m:e>
-                    <m:r>
-                      <m:t>y</m:t>
-                    </m:r>
-                  </m:e>
-                  <m:sub>
-                    <m:r>
-                      <m:t>i</m:t>
-                    </m:r>
-                  </m:sub>
-                </m:sSub>
-                <m:r>
-                  <m:rPr>
-                    <m:sty m:val="p"/>
-                  </m:rPr>
-                  <m:t>∼</m:t>
-                </m:r>
-              </m:e>
-              <m:e>
-                <m:r>
-                  <m:rPr>
-                    <m:nor/>
-                    <m:sty m:val="p"/>
-                  </m:rPr>
-                  <m:t>Bernoulli</m:t>
-                </m:r>
-                <m:d>
-                  <m:dPr>
-                    <m:begChr m:val="("/>
-                    <m:sepChr m:val=""/>
-                    <m:endChr m:val=")"/>
-                    <m:grow/>
-                  </m:dPr>
-                  <m:e>
-                    <m:sSub>
-                      <m:e>
-                        <m:r>
-                          <m:t>p</m:t>
-                        </m:r>
-                      </m:e>
-                      <m:sub>
-                        <m:r>
-                          <m:t>i</m:t>
-                        </m:r>
-                      </m:sub>
-                    </m:sSub>
-                  </m:e>
-                </m:d>
-              </m:e>
-            </m:mr>
-            <m:mr>
-              <m:e/>
-              <m:e>
-                <m:r>
-                  <m:rPr>
-                    <m:nor/>
-                    <m:sty m:val="b"/>
-                  </m:rPr>
-                  <m:t>Parameters</m:t>
-                </m:r>
-              </m:e>
-            </m:mr>
-            <m:mr>
-              <m:e>
-                <m:r>
-                  <m:rPr>
-                    <m:nor/>
-                    <m:sty m:val="p"/>
-                  </m:rPr>
-                  <m:t>Logit</m:t>
-                </m:r>
-                <m:d>
-                  <m:dPr>
-                    <m:begChr m:val="("/>
-                    <m:sepChr m:val=""/>
-                    <m:endChr m:val=")"/>
-                    <m:grow/>
-                  </m:dPr>
-                  <m:e>
-                    <m:sSub>
-                      <m:e>
-                        <m:r>
-                          <m:t>p</m:t>
-                        </m:r>
-                      </m:e>
-                      <m:sub>
-                        <m:r>
-                          <m:t>i</m:t>
-                        </m:r>
-                      </m:sub>
-                    </m:sSub>
-                  </m:e>
-                </m:d>
-                <m:r>
-                  <m:rPr>
-                    <m:sty m:val="p"/>
-                  </m:rPr>
-                  <m:t>=</m:t>
-                </m:r>
-              </m:e>
-              <m:e>
-                <m:sSub>
-                  <m:e>
-                    <m:r>
-                      <m:t>β</m:t>
-                    </m:r>
-                  </m:e>
-                  <m:sub>
-                    <m:r>
-                      <m:t>0</m:t>
-                    </m:r>
-                    <m:d>
-                      <m:dPr>
-                        <m:begChr m:val="["/>
-                        <m:sepChr m:val=""/>
-                        <m:endChr m:val="]"/>
-                        <m:grow/>
-                      </m:dPr>
-                      <m:e>
-                        <m:r>
-                          <m:t>p</m:t>
-                        </m:r>
-                        <m:r>
-                          <m:rPr>
-                            <m:sty m:val="p"/>
-                          </m:rPr>
-                          <m:t>,</m:t>
-                        </m:r>
-                        <m:r>
-                          <m:t>w</m:t>
-                        </m:r>
-                      </m:e>
-                    </m:d>
-                  </m:sub>
-                </m:sSub>
-                <m:r>
-                  <m:rPr>
-                    <m:sty m:val="p"/>
-                  </m:rPr>
-                  <m:t>+</m:t>
-                </m:r>
-                <m:sSub>
-                  <m:e>
-                    <m:r>
-                      <m:t>β</m:t>
-                    </m:r>
-                  </m:e>
-                  <m:sub>
-                    <m:r>
-                      <m:t>1</m:t>
-                    </m:r>
-                    <m:d>
-                      <m:dPr>
-                        <m:begChr m:val="["/>
-                        <m:sepChr m:val=""/>
-                        <m:endChr m:val="]"/>
-                        <m:grow/>
-                      </m:dPr>
-                      <m:e>
-                        <m:r>
-                          <m:t>p</m:t>
-                        </m:r>
-                      </m:e>
-                    </m:d>
-                  </m:sub>
-                </m:sSub>
-                <m:sSub>
-                  <m:e>
-                    <m:r>
-                      <m:rPr>
-                        <m:nor/>
-                        <m:sty m:val="p"/>
-                      </m:rPr>
-                      <m:t>Frequency</m:t>
-                    </m:r>
-                  </m:e>
-                  <m:sub>
-                    <m:r>
-                      <m:t>i</m:t>
-                    </m:r>
-                  </m:sub>
-                </m:sSub>
-                <m:r>
-                  <m:rPr>
-                    <m:sty m:val="p"/>
-                  </m:rPr>
-                  <m:t>+</m:t>
-                </m:r>
-                <m:sSub>
-                  <m:e>
-                    <m:r>
-                      <m:t>β</m:t>
-                    </m:r>
-                  </m:e>
-                  <m:sub>
-                    <m:r>
-                      <m:t>2</m:t>
-                    </m:r>
-                    <m:d>
-                      <m:dPr>
-                        <m:begChr m:val="["/>
-                        <m:sepChr m:val=""/>
-                        <m:endChr m:val="]"/>
-                        <m:grow/>
-                      </m:dPr>
-                      <m:e>
-                        <m:r>
-                          <m:t>p</m:t>
-                        </m:r>
-                      </m:e>
-                    </m:d>
-                  </m:sub>
-                </m:sSub>
-                <m:sSub>
-                  <m:e>
-                    <m:r>
-                      <m:rPr>
-                        <m:nor/>
-                        <m:sty m:val="p"/>
-                      </m:rPr>
-                      <m:t>Similarity</m:t>
-                    </m:r>
-                  </m:e>
-                  <m:sub>
-                    <m:r>
-                      <m:t>i</m:t>
-                    </m:r>
-                  </m:sub>
-                </m:sSub>
-                <m:r>
-                  <m:rPr>
-                    <m:sty m:val="p"/>
-                  </m:rPr>
-                  <m:t>+</m:t>
-                </m:r>
-                <m:sSub>
-                  <m:e>
-                    <m:r>
-                      <m:t>β</m:t>
-                    </m:r>
-                  </m:e>
-                  <m:sub>
-                    <m:r>
-                      <m:t>3</m:t>
-                    </m:r>
-                    <m:d>
-                      <m:dPr>
-                        <m:begChr m:val="["/>
-                        <m:sepChr m:val=""/>
-                        <m:endChr m:val="]"/>
-                        <m:grow/>
-                      </m:dPr>
-                      <m:e>
-                        <m:r>
-                          <m:t>p</m:t>
-                        </m:r>
-                      </m:e>
-                    </m:d>
-                  </m:sub>
-                </m:sSub>
-                <m:sSub>
-                  <m:e>
-                    <m:r>
-                      <m:rPr>
-                        <m:nor/>
-                        <m:sty m:val="p"/>
-                      </m:rPr>
-                      <m:t>CLPN</m:t>
-                    </m:r>
-                  </m:e>
-                  <m:sub>
-                    <m:r>
-                      <m:t>i</m:t>
-                    </m:r>
-                  </m:sub>
-                </m:sSub>
-                <m:r>
-                  <m:rPr>
-                    <m:sty m:val="p"/>
-                  </m:rPr>
-                  <m:t>+</m:t>
-                </m:r>
-                <m:sSub>
-                  <m:e>
-                    <m:r>
-                      <m:t>β</m:t>
-                    </m:r>
-                  </m:e>
-                  <m:sub>
-                    <m:r>
-                      <m:t>4</m:t>
-                    </m:r>
-                    <m:d>
-                      <m:dPr>
-                        <m:begChr m:val="["/>
-                        <m:sepChr m:val=""/>
-                        <m:endChr m:val="]"/>
-                        <m:grow/>
-                      </m:dPr>
-                      <m:e>
-                        <m:r>
-                          <m:t>p</m:t>
-                        </m:r>
-                      </m:e>
-                    </m:d>
-                  </m:sub>
-                </m:sSub>
-                <m:sSub>
-                  <m:e>
-                    <m:r>
-                      <m:rPr>
-                        <m:nor/>
-                        <m:sty m:val="p"/>
-                      </m:rPr>
-                      <m:t>Group</m:t>
-                    </m:r>
-                  </m:e>
-                  <m:sub>
-                    <m:r>
-                      <m:t>i</m:t>
-                    </m:r>
-                  </m:sub>
-                </m:sSub>
-                <m:r>
-                  <m:rPr>
-                    <m:sty m:val="p"/>
-                  </m:rPr>
-                  <m:t>+</m:t>
-                </m:r>
-              </m:e>
-            </m:mr>
-            <m:mr>
-              <m:e/>
-              <m:e>
-                <m:sSub>
-                  <m:e>
-                    <m:r>
-                      <m:t>β</m:t>
-                    </m:r>
-                  </m:e>
-                  <m:sub>
-                    <m:r>
-                      <m:t>5</m:t>
-                    </m:r>
-                    <m:d>
-                      <m:dPr>
-                        <m:begChr m:val="["/>
-                        <m:sepChr m:val=""/>
-                        <m:endChr m:val="]"/>
-                        <m:grow/>
-                      </m:dPr>
-                      <m:e>
-                        <m:r>
-                          <m:t>p</m:t>
-                        </m:r>
-                      </m:e>
-                    </m:d>
-                  </m:sub>
-                </m:sSub>
-                <m:d>
-                  <m:dPr>
-                    <m:begChr m:val="("/>
-                    <m:sepChr m:val=""/>
-                    <m:endChr m:val=")"/>
-                    <m:grow/>
-                  </m:dPr>
-                  <m:e>
-                    <m:sSub>
-                      <m:e>
-                        <m:r>
-                          <m:rPr>
-                            <m:nor/>
-                            <m:sty m:val="p"/>
-                          </m:rPr>
-                          <m:t>Similarity</m:t>
-                        </m:r>
-                      </m:e>
-                      <m:sub>
-                        <m:r>
-                          <m:t>i</m:t>
-                        </m:r>
-                      </m:sub>
-                    </m:sSub>
-                    <m:r>
-                      <m:rPr>
-                        <m:sty m:val="p"/>
-                      </m:rPr>
-                      <m:t>×</m:t>
-                    </m:r>
-                    <m:sSub>
-                      <m:e>
-                        <m:r>
-                          <m:rPr>
-                            <m:nor/>
-                            <m:sty m:val="p"/>
-                          </m:rPr>
-                          <m:t>CLPN</m:t>
-                        </m:r>
-                      </m:e>
-                      <m:sub>
-                        <m:r>
-                          <m:t>i</m:t>
-                        </m:r>
-                      </m:sub>
-                    </m:sSub>
-                  </m:e>
-                </m:d>
-                <m:r>
-                  <m:rPr>
-                    <m:sty m:val="p"/>
-                  </m:rPr>
-                  <m:t>+</m:t>
-                </m:r>
-                <m:sSub>
-                  <m:e>
-                    <m:r>
-                      <m:t>β</m:t>
-                    </m:r>
-                  </m:e>
-                  <m:sub>
-                    <m:r>
-                      <m:t>6</m:t>
-                    </m:r>
-                    <m:d>
-                      <m:dPr>
-                        <m:begChr m:val="["/>
-                        <m:sepChr m:val=""/>
-                        <m:endChr m:val="]"/>
-                        <m:grow/>
-                      </m:dPr>
-                      <m:e>
-                        <m:r>
-                          <m:t>p</m:t>
-                        </m:r>
-                      </m:e>
-                    </m:d>
-                  </m:sub>
-                </m:sSub>
-                <m:d>
-                  <m:dPr>
-                    <m:begChr m:val="("/>
-                    <m:sepChr m:val=""/>
-                    <m:endChr m:val=")"/>
-                    <m:grow/>
-                  </m:dPr>
-                  <m:e>
-                    <m:sSub>
-                      <m:e>
-                        <m:r>
-                          <m:rPr>
-                            <m:nor/>
-                            <m:sty m:val="p"/>
-                          </m:rPr>
-                          <m:t>Similarity</m:t>
-                        </m:r>
-                      </m:e>
-                      <m:sub>
-                        <m:r>
-                          <m:t>i</m:t>
-                        </m:r>
-                      </m:sub>
-                    </m:sSub>
-                    <m:r>
-                      <m:rPr>
-                        <m:sty m:val="p"/>
-                      </m:rPr>
-                      <m:t>×</m:t>
-                    </m:r>
-                    <m:sSub>
-                      <m:e>
-                        <m:r>
-                          <m:rPr>
-                            <m:nor/>
-                            <m:sty m:val="p"/>
-                          </m:rPr>
-                          <m:t>Group</m:t>
-                        </m:r>
-                      </m:e>
-                      <m:sub>
-                        <m:r>
-                          <m:t>i</m:t>
-                        </m:r>
-                      </m:sub>
-                    </m:sSub>
-                  </m:e>
-                </m:d>
-                <m:r>
-                  <m:rPr>
-                    <m:sty m:val="p"/>
-                  </m:rPr>
-                  <m:t>+</m:t>
-                </m:r>
-              </m:e>
-            </m:mr>
-            <m:mr>
-              <m:e/>
-              <m:e>
-                <m:sSub>
-                  <m:e>
-                    <m:r>
-                      <m:t>β</m:t>
-                    </m:r>
-                  </m:e>
-                  <m:sub>
-                    <m:r>
-                      <m:t>7</m:t>
-                    </m:r>
-                    <m:d>
-                      <m:dPr>
-                        <m:begChr m:val="["/>
-                        <m:sepChr m:val=""/>
-                        <m:endChr m:val="]"/>
-                        <m:grow/>
-                      </m:dPr>
-                      <m:e>
-                        <m:r>
-                          <m:t>p</m:t>
-                        </m:r>
-                      </m:e>
-                    </m:d>
-                  </m:sub>
-                </m:sSub>
-                <m:d>
-                  <m:dPr>
-                    <m:begChr m:val="("/>
-                    <m:sepChr m:val=""/>
-                    <m:endChr m:val=")"/>
-                    <m:grow/>
-                  </m:dPr>
-                  <m:e>
-                    <m:sSub>
-                      <m:e>
-                        <m:r>
-                          <m:rPr>
-                            <m:nor/>
-                            <m:sty m:val="p"/>
-                          </m:rPr>
-                          <m:t>CLPN</m:t>
-                        </m:r>
-                      </m:e>
-                      <m:sub>
-                        <m:r>
-                          <m:t>i</m:t>
-                        </m:r>
-                      </m:sub>
-                    </m:sSub>
-                    <m:r>
-                      <m:rPr>
-                        <m:sty m:val="p"/>
-                      </m:rPr>
-                      <m:t>×</m:t>
-                    </m:r>
-                    <m:sSub>
-                      <m:e>
-                        <m:r>
-                          <m:rPr>
-                            <m:nor/>
-                            <m:sty m:val="p"/>
-                          </m:rPr>
-                          <m:t>Group</m:t>
-                        </m:r>
-                      </m:e>
-                      <m:sub>
-                        <m:r>
-                          <m:t>i</m:t>
-                        </m:r>
-                      </m:sub>
-                    </m:sSub>
-                  </m:e>
-                </m:d>
-                <m:r>
-                  <m:rPr>
-                    <m:sty m:val="p"/>
-                  </m:rPr>
-                  <m:t>+</m:t>
-                </m:r>
-                <m:sSub>
-                  <m:e>
-                    <m:r>
-                      <m:t>β</m:t>
-                    </m:r>
-                  </m:e>
-                  <m:sub>
-                    <m:r>
-                      <m:t>8</m:t>
-                    </m:r>
-                    <m:d>
-                      <m:dPr>
-                        <m:begChr m:val="["/>
-                        <m:sepChr m:val=""/>
-                        <m:endChr m:val="]"/>
-                        <m:grow/>
-                      </m:dPr>
-                      <m:e>
-                        <m:r>
-                          <m:t>p</m:t>
-                        </m:r>
-                      </m:e>
-                    </m:d>
-                  </m:sub>
-                </m:sSub>
-                <m:d>
-                  <m:dPr>
-                    <m:begChr m:val="("/>
-                    <m:sepChr m:val=""/>
-                    <m:endChr m:val=")"/>
-                    <m:grow/>
-                  </m:dPr>
-                  <m:e>
-                    <m:sSub>
-                      <m:e>
-                        <m:r>
-                          <m:rPr>
-                            <m:nor/>
-                            <m:sty m:val="p"/>
-                          </m:rPr>
-                          <m:t>Similarity</m:t>
-                        </m:r>
-                      </m:e>
-                      <m:sub>
-                        <m:r>
-                          <m:t>i</m:t>
-                        </m:r>
-                      </m:sub>
-                    </m:sSub>
-                    <m:r>
-                      <m:rPr>
-                        <m:sty m:val="p"/>
-                      </m:rPr>
-                      <m:t>×</m:t>
-                    </m:r>
-                    <m:sSub>
-                      <m:e>
-                        <m:r>
-                          <m:rPr>
-                            <m:nor/>
-                            <m:sty m:val="p"/>
-                          </m:rPr>
-                          <m:t>CLPN</m:t>
-                        </m:r>
-                      </m:e>
-                      <m:sub>
-                        <m:r>
-                          <m:t>i</m:t>
-                        </m:r>
-                      </m:sub>
-                    </m:sSub>
-                    <m:r>
-                      <m:rPr>
-                        <m:sty m:val="p"/>
-                      </m:rPr>
-                      <m:t>×</m:t>
-                    </m:r>
-                    <m:sSub>
-                      <m:e>
-                        <m:r>
-                          <m:rPr>
-                            <m:nor/>
-                            <m:sty m:val="p"/>
-                          </m:rPr>
-                          <m:t>Group</m:t>
-                        </m:r>
-                      </m:e>
-                      <m:sub>
-                        <m:r>
-                          <m:t>i</m:t>
-                        </m:r>
-                      </m:sub>
-                    </m:sSub>
-                  </m:e>
-                </m:d>
-              </m:e>
-            </m:mr>
-            <m:mr>
-              <m:e>
-                <m:sSub>
-                  <m:e>
-                    <m:r>
-                      <m:t>β</m:t>
-                    </m:r>
-                  </m:e>
-                  <m:sub>
-                    <m:r>
-                      <m:t>0</m:t>
-                    </m:r>
-                    <m:r>
-                      <m:rPr>
-                        <m:sty m:val="p"/>
-                      </m:rPr>
-                      <m:t>−</m:t>
-                    </m:r>
-                    <m:r>
-                      <m:t>8</m:t>
-                    </m:r>
-                    <m:d>
-                      <m:dPr>
-                        <m:begChr m:val="["/>
-                        <m:sepChr m:val=""/>
-                        <m:endChr m:val="]"/>
-                        <m:grow/>
-                      </m:dPr>
-                      <m:e>
-                        <m:r>
-                          <m:t>p</m:t>
-                        </m:r>
-                        <m:r>
-                          <m:rPr>
-                            <m:sty m:val="p"/>
-                          </m:rPr>
-                          <m:t>,</m:t>
-                        </m:r>
-                        <m:r>
-                          <m:t>w</m:t>
-                        </m:r>
-                      </m:e>
-                    </m:d>
-                  </m:sub>
-                </m:sSub>
-                <m:r>
-                  <m:rPr>
-                    <m:sty m:val="p"/>
-                  </m:rPr>
-                  <m:t>∼</m:t>
-                </m:r>
-              </m:e>
-              <m:e>
-                <m:r>
-                  <m:rPr>
-                    <m:sty m:val="p"/>
-                    <m:scr m:val="script"/>
-                  </m:rPr>
-                  <m:t>N</m:t>
-                </m:r>
-                <m:d>
-                  <m:dPr>
-                    <m:begChr m:val="("/>
-                    <m:sepChr m:val=""/>
-                    <m:endChr m:val=")"/>
-                    <m:grow/>
-                  </m:dPr>
-                  <m:e>
-                    <m:sSub>
-                      <m:e>
-                        <m:r>
-                          <m:t>μ</m:t>
-                        </m:r>
-                      </m:e>
-                      <m:sub>
-                        <m:sSub>
-                          <m:e>
-                            <m:r>
-                              <m:t>β</m:t>
-                            </m:r>
-                          </m:e>
-                          <m:sub>
-                            <m:r>
-                              <m:t>j</m:t>
-                            </m:r>
-                          </m:sub>
-                        </m:sSub>
-                      </m:sub>
-                    </m:sSub>
-                    <m:r>
-                      <m:rPr>
-                        <m:sty m:val="p"/>
-                      </m:rPr>
-                      <m:t>,</m:t>
-                    </m:r>
-                    <m:sSub>
-                      <m:e>
-                        <m:r>
-                          <m:t>σ</m:t>
-                        </m:r>
-                      </m:e>
-                      <m:sub>
-                        <m:sSub>
-                          <m:e>
-                            <m:r>
-                              <m:t>β</m:t>
-                            </m:r>
-                          </m:e>
-                          <m:sub>
-                            <m:r>
-                              <m:t>j</m:t>
-                            </m:r>
-                          </m:sub>
-                        </m:sSub>
-                      </m:sub>
-                    </m:sSub>
-                  </m:e>
-                </m:d>
-                <m:r>
-                  <m:rPr>
-                    <m:nor/>
-                    <m:sty m:val="p"/>
-                  </m:rPr>
-                  <m:t>, for participant </m:t>
-                </m:r>
-                <m:r>
-                  <m:t>p</m:t>
-                </m:r>
-                <m:r>
-                  <m:rPr>
-                    <m:nor/>
-                    <m:sty m:val="p"/>
-                  </m:rPr>
-                  <m:t> in 1, ..., </m:t>
-                </m:r>
-                <m:r>
-                  <m:t>P</m:t>
-                </m:r>
-                <m:r>
-                  <m:rPr>
-                    <m:nor/>
-                    <m:sty m:val="p"/>
-                  </m:rPr>
-                  <m:t> and word </m:t>
-                </m:r>
-                <m:r>
-                  <m:t>w</m:t>
-                </m:r>
-                <m:r>
-                  <m:rPr>
-                    <m:nor/>
-                    <m:sty m:val="p"/>
-                  </m:rPr>
-                  <m:t> in 1, ..., </m:t>
-                </m:r>
-                <m:r>
-                  <m:t>W</m:t>
-                </m:r>
-              </m:e>
-            </m:mr>
-            <m:mr>
-              <m:e>
-                <m:sSub>
-                  <m:e>
-                    <m:r>
-                      <m:t>β</m:t>
-                    </m:r>
-                  </m:e>
-                  <m:sub>
-                    <m:r>
-                      <m:t>1</m:t>
-                    </m:r>
-                    <m:r>
-                      <m:rPr>
-                        <m:sty m:val="p"/>
-                      </m:rPr>
-                      <m:t>−</m:t>
-                    </m:r>
-                    <m:r>
-                      <m:t>8</m:t>
-                    </m:r>
-                    <m:d>
-                      <m:dPr>
-                        <m:begChr m:val="["/>
-                        <m:sepChr m:val=""/>
-                        <m:endChr m:val="]"/>
-                        <m:grow/>
-                      </m:dPr>
-                      <m:e>
-                        <m:r>
-                          <m:t>p</m:t>
-                        </m:r>
-                      </m:e>
-                    </m:d>
-                  </m:sub>
-                </m:sSub>
-                <m:r>
-                  <m:rPr>
-                    <m:sty m:val="p"/>
-                  </m:rPr>
-                  <m:t>∼</m:t>
-                </m:r>
-              </m:e>
-              <m:e>
-                <m:r>
-                  <m:rPr>
-                    <m:sty m:val="p"/>
-                    <m:scr m:val="script"/>
-                  </m:rPr>
-                  <m:t>N</m:t>
-                </m:r>
-                <m:d>
-                  <m:dPr>
-                    <m:begChr m:val="("/>
-                    <m:sepChr m:val=""/>
-                    <m:endChr m:val=")"/>
-                    <m:grow/>
-                  </m:dPr>
-                  <m:e>
-                    <m:sSub>
-                      <m:e>
-                        <m:r>
-                          <m:t>μ</m:t>
-                        </m:r>
-                      </m:e>
-                      <m:sub>
-                        <m:sSub>
-                          <m:e>
-                            <m:r>
-                              <m:t>β</m:t>
-                            </m:r>
-                          </m:e>
-                          <m:sub>
-                            <m:r>
-                              <m:t>j</m:t>
-                            </m:r>
-                          </m:sub>
-                        </m:sSub>
-                      </m:sub>
-                    </m:sSub>
-                    <m:r>
-                      <m:rPr>
-                        <m:sty m:val="p"/>
-                      </m:rPr>
-                      <m:t>,</m:t>
-                    </m:r>
-                    <m:sSub>
-                      <m:e>
-                        <m:r>
-                          <m:t>σ</m:t>
-                        </m:r>
-                      </m:e>
-                      <m:sub>
-                        <m:sSub>
-                          <m:e>
-                            <m:r>
-                              <m:t>β</m:t>
-                            </m:r>
-                          </m:e>
-                          <m:sub>
-                            <m:r>
-                              <m:t>j</m:t>
-                            </m:r>
-                          </m:sub>
-                        </m:sSub>
-                      </m:sub>
-                    </m:sSub>
-                  </m:e>
-                </m:d>
-                <m:r>
-                  <m:rPr>
-                    <m:nor/>
-                    <m:sty m:val="p"/>
-                  </m:rPr>
-                  <m:t>, for participant </m:t>
-                </m:r>
-                <m:r>
-                  <m:t>p</m:t>
-                </m:r>
-                <m:r>
-                  <m:rPr>
-                    <m:nor/>
-                    <m:sty m:val="p"/>
-                  </m:rPr>
-                  <m:t> in 1, ..., </m:t>
-                </m:r>
-                <m:r>
-                  <m:t>P</m:t>
-                </m:r>
-              </m:e>
-            </m:mr>
-            <m:mr>
-              <m:e/>
-              <m:e>
-                <m:r>
-                  <m:rPr>
-                    <m:nor/>
-                    <m:sty m:val="b"/>
-                  </m:rPr>
-                  <m:t>Prior</m:t>
-                </m:r>
-              </m:e>
-            </m:mr>
-            <m:mr>
-              <m:e>
-                <m:sSub>
-                  <m:e>
-                    <m:r>
-                      <m:t>μ</m:t>
-                    </m:r>
-                  </m:e>
-                  <m:sub>
-                    <m:sSub>
-                      <m:e>
-                        <m:r>
-                          <m:t>β</m:t>
-                        </m:r>
-                      </m:e>
-                      <m:sub>
-                        <m:r>
-                          <m:t>p</m:t>
-                        </m:r>
-                        <m:r>
-                          <m:rPr>
-                            <m:sty m:val="p"/>
-                          </m:rPr>
-                          <m:t>,</m:t>
-                        </m:r>
-                        <m:r>
-                          <m:t>w</m:t>
-                        </m:r>
-                      </m:sub>
-                    </m:sSub>
-                  </m:sub>
-                </m:sSub>
-                <m:r>
-                  <m:rPr>
-                    <m:sty m:val="p"/>
-                  </m:rPr>
-                  <m:t>∼</m:t>
-                </m:r>
-              </m:e>
-              <m:e>
-                <m:r>
-                  <m:rPr>
-                    <m:sty m:val="p"/>
-                    <m:scr m:val="script"/>
-                  </m:rPr>
-                  <m:t>N</m:t>
-                </m:r>
-                <m:d>
-                  <m:dPr>
-                    <m:begChr m:val="("/>
-                    <m:sepChr m:val=""/>
-                    <m:endChr m:val=")"/>
-                    <m:grow/>
-                  </m:dPr>
-                  <m:e>
-                    <m:r>
-                      <m:t>0</m:t>
-                    </m:r>
-                    <m:r>
-                      <m:rPr>
-                        <m:sty m:val="p"/>
-                      </m:rPr>
-                      <m:t>,</m:t>
-                    </m:r>
-                    <m:r>
-                      <m:t>0.1</m:t>
-                    </m:r>
-                  </m:e>
-                </m:d>
-              </m:e>
-            </m:mr>
-            <m:mr>
-              <m:e>
-                <m:sSub>
-                  <m:e>
-                    <m:r>
-                      <m:t>σ</m:t>
-                    </m:r>
-                  </m:e>
-                  <m:sub>
-                    <m:sSub>
-                      <m:e>
-                        <m:r>
-                          <m:t>β</m:t>
-                        </m:r>
-                      </m:e>
-                      <m:sub>
-                        <m:r>
-                          <m:t>p</m:t>
-                        </m:r>
-                      </m:sub>
-                    </m:sSub>
-                  </m:sub>
-                </m:sSub>
-                <m:r>
-                  <m:rPr>
-                    <m:sty m:val="p"/>
-                  </m:rPr>
-                  <m:t>,</m:t>
-                </m:r>
-                <m:sSub>
-                  <m:e>
-                    <m:r>
-                      <m:t>σ</m:t>
-                    </m:r>
-                  </m:e>
-                  <m:sub>
-                    <m:sSub>
-                      <m:e>
-                        <m:r>
-                          <m:t>β</m:t>
-                        </m:r>
-                      </m:e>
-                      <m:sub>
-                        <m:r>
-                          <m:t>w</m:t>
-                        </m:r>
-                      </m:sub>
-                    </m:sSub>
-                  </m:sub>
-                </m:sSub>
-                <m:r>
-                  <m:rPr>
-                    <m:sty m:val="p"/>
-                  </m:rPr>
-                  <m:t>∼</m:t>
-                </m:r>
-              </m:e>
-              <m:e>
-                <m:r>
-                  <m:rPr>
-                    <m:nor/>
-                    <m:sty m:val="p"/>
-                  </m:rPr>
-                  <m:t>Exponential</m:t>
-                </m:r>
-                <m:d>
-                  <m:dPr>
-                    <m:begChr m:val="("/>
-                    <m:sepChr m:val=""/>
-                    <m:endChr m:val=")"/>
-                    <m:grow/>
-                  </m:dPr>
-                  <m:e>
-                    <m:r>
-                      <m:t>3</m:t>
-                    </m:r>
-                  </m:e>
-                </m:d>
-              </m:e>
-            </m:mr>
-            <m:mr>
-              <m:e>
-                <m:sSub>
-                  <m:e>
-                    <m:r>
-                      <m:t>ρ</m:t>
-                    </m:r>
-                  </m:e>
-                  <m:sub>
-                    <m:r>
-                      <m:t>p</m:t>
-                    </m:r>
-                  </m:sub>
-                </m:sSub>
-                <m:r>
-                  <m:rPr>
-                    <m:sty m:val="p"/>
-                  </m:rPr>
-                  <m:t>,</m:t>
-                </m:r>
-                <m:sSub>
-                  <m:e>
-                    <m:r>
-                      <m:t>ρ</m:t>
-                    </m:r>
-                  </m:e>
-                  <m:sub>
-                    <m:r>
-                      <m:t>w</m:t>
-                    </m:r>
-                  </m:sub>
-                </m:sSub>
-                <m:r>
-                  <m:rPr>
-                    <m:sty m:val="p"/>
-                  </m:rPr>
-                  <m:t>∼</m:t>
-                </m:r>
-              </m:e>
-              <m:e>
-                <m:r>
-                  <m:rPr>
-                    <m:nor/>
-                    <m:sty m:val="p"/>
-                  </m:rPr>
-                  <m:t>LKJCorr</m:t>
-                </m:r>
-                <m:d>
-                  <m:dPr>
-                    <m:begChr m:val="("/>
-                    <m:sepChr m:val=""/>
-                    <m:endChr m:val=")"/>
-                    <m:grow/>
-                  </m:dPr>
-                  <m:e>
-                    <m:r>
-                      <m:t>5</m:t>
-                    </m:r>
-                  </m:e>
-                </m:d>
-              </m:e>
-            </m:mr>
-            <m:mr>
-              <m:e/>
-            </m:mr>
-          </m:m>
+          <m:eqArr>
+            <m:e>
+              <m:r>
+                <m:t>&amp;</m:t>
+              </m:r>
+              <m:r>
+                <m:rPr>
+                  <m:nor/>
+                  <m:sty m:val="b"/>
+                </m:rPr>
+                <m:t>Likelihood</m:t>
+              </m:r>
+            </m:e>
+            <m:e>
+              <m:sSub>
+                <m:e>
+                  <m:r>
+                    <m:t>y</m:t>
+                  </m:r>
+                </m:e>
+                <m:sub>
+                  <m:r>
+                    <m:t>i</m:t>
+                  </m:r>
+                </m:sub>
+              </m:sSub>
+              <m:r>
+                <m:rPr>
+                  <m:sty m:val="p"/>
+                </m:rPr>
+                <m:t>∼</m:t>
+              </m:r>
+              <m:r>
+                <m:t>&amp;</m:t>
+              </m:r>
+              <m:r>
+                <m:rPr>
+                  <m:nor/>
+                  <m:sty m:val="p"/>
+                </m:rPr>
+                <m:t>Bernoulli</m:t>
+              </m:r>
+              <m:r>
+                <m:rPr>
+                  <m:sty m:val="p"/>
+                </m:rPr>
+                <m:t>(</m:t>
+              </m:r>
+              <m:sSub>
+                <m:e>
+                  <m:r>
+                    <m:t>p</m:t>
+                  </m:r>
+                </m:e>
+                <m:sub>
+                  <m:r>
+                    <m:t>i</m:t>
+                  </m:r>
+                </m:sub>
+              </m:sSub>
+              <m:r>
+                <m:rPr>
+                  <m:sty m:val="p"/>
+                </m:rPr>
+                <m:t>)</m:t>
+              </m:r>
+            </m:e>
+            <m:e>
+              <m:r>
+                <m:t>&amp;</m:t>
+              </m:r>
+              <m:r>
+                <m:rPr>
+                  <m:nor/>
+                  <m:sty m:val="b"/>
+                </m:rPr>
+                <m:t>Parameters</m:t>
+              </m:r>
+            </m:e>
+            <m:e>
+              <m:r>
+                <m:rPr>
+                  <m:nor/>
+                  <m:sty m:val="p"/>
+                </m:rPr>
+                <m:t>Logit</m:t>
+              </m:r>
+              <m:r>
+                <m:rPr>
+                  <m:sty m:val="p"/>
+                </m:rPr>
+                <m:t>(</m:t>
+              </m:r>
+              <m:sSub>
+                <m:e>
+                  <m:r>
+                    <m:t>p</m:t>
+                  </m:r>
+                </m:e>
+                <m:sub>
+                  <m:r>
+                    <m:t>i</m:t>
+                  </m:r>
+                </m:sub>
+              </m:sSub>
+              <m:r>
+                <m:rPr>
+                  <m:sty m:val="p"/>
+                </m:rPr>
+                <m:t>)</m:t>
+              </m:r>
+              <m:r>
+                <m:rPr>
+                  <m:sty m:val="p"/>
+                </m:rPr>
+                <m:t>=</m:t>
+              </m:r>
+              <m:r>
+                <m:t>&amp;</m:t>
+              </m:r>
+              <m:sSub>
+                <m:e>
+                  <m:r>
+                    <m:t>β</m:t>
+                  </m:r>
+                </m:e>
+                <m:sub>
+                  <m:r>
+                    <m:t>0</m:t>
+                  </m:r>
+                  <m:r>
+                    <m:rPr>
+                      <m:sty m:val="p"/>
+                    </m:rPr>
+                    <m:t>[</m:t>
+                  </m:r>
+                  <m:r>
+                    <m:t>p</m:t>
+                  </m:r>
+                  <m:r>
+                    <m:rPr>
+                      <m:sty m:val="p"/>
+                    </m:rPr>
+                    <m:t>,</m:t>
+                  </m:r>
+                  <m:r>
+                    <m:t>w</m:t>
+                  </m:r>
+                  <m:r>
+                    <m:rPr>
+                      <m:sty m:val="p"/>
+                    </m:rPr>
+                    <m:t>]</m:t>
+                  </m:r>
+                </m:sub>
+              </m:sSub>
+              <m:r>
+                <m:rPr>
+                  <m:sty m:val="p"/>
+                </m:rPr>
+                <m:t>+</m:t>
+              </m:r>
+              <m:sSub>
+                <m:e>
+                  <m:r>
+                    <m:t>β</m:t>
+                  </m:r>
+                </m:e>
+                <m:sub>
+                  <m:r>
+                    <m:t>1</m:t>
+                  </m:r>
+                  <m:r>
+                    <m:rPr>
+                      <m:sty m:val="p"/>
+                    </m:rPr>
+                    <m:t>[</m:t>
+                  </m:r>
+                  <m:r>
+                    <m:t>p</m:t>
+                  </m:r>
+                  <m:r>
+                    <m:rPr>
+                      <m:sty m:val="p"/>
+                    </m:rPr>
+                    <m:t>]</m:t>
+                  </m:r>
+                </m:sub>
+              </m:sSub>
+              <m:sSub>
+                <m:e>
+                  <m:r>
+                    <m:rPr>
+                      <m:nor/>
+                      <m:sty m:val="p"/>
+                    </m:rPr>
+                    <m:t>Frequency</m:t>
+                  </m:r>
+                </m:e>
+                <m:sub>
+                  <m:r>
+                    <m:t>i</m:t>
+                  </m:r>
+                </m:sub>
+              </m:sSub>
+              <m:r>
+                <m:rPr>
+                  <m:sty m:val="p"/>
+                </m:rPr>
+                <m:t>+</m:t>
+              </m:r>
+              <m:sSub>
+                <m:e>
+                  <m:r>
+                    <m:t>β</m:t>
+                  </m:r>
+                </m:e>
+                <m:sub>
+                  <m:r>
+                    <m:t>2</m:t>
+                  </m:r>
+                  <m:r>
+                    <m:rPr>
+                      <m:sty m:val="p"/>
+                    </m:rPr>
+                    <m:t>[</m:t>
+                  </m:r>
+                  <m:r>
+                    <m:t>p</m:t>
+                  </m:r>
+                  <m:r>
+                    <m:rPr>
+                      <m:sty m:val="p"/>
+                    </m:rPr>
+                    <m:t>]</m:t>
+                  </m:r>
+                </m:sub>
+              </m:sSub>
+              <m:sSub>
+                <m:e>
+                  <m:r>
+                    <m:rPr>
+                      <m:nor/>
+                      <m:sty m:val="p"/>
+                    </m:rPr>
+                    <m:t>Similarity</m:t>
+                  </m:r>
+                </m:e>
+                <m:sub>
+                  <m:r>
+                    <m:t>i</m:t>
+                  </m:r>
+                </m:sub>
+              </m:sSub>
+              <m:r>
+                <m:rPr>
+                  <m:sty m:val="p"/>
+                </m:rPr>
+                <m:t>+</m:t>
+              </m:r>
+              <m:sSub>
+                <m:e>
+                  <m:r>
+                    <m:t>β</m:t>
+                  </m:r>
+                </m:e>
+                <m:sub>
+                  <m:r>
+                    <m:t>3</m:t>
+                  </m:r>
+                  <m:r>
+                    <m:rPr>
+                      <m:sty m:val="p"/>
+                    </m:rPr>
+                    <m:t>[</m:t>
+                  </m:r>
+                  <m:r>
+                    <m:t>p</m:t>
+                  </m:r>
+                  <m:r>
+                    <m:rPr>
+                      <m:sty m:val="p"/>
+                    </m:rPr>
+                    <m:t>]</m:t>
+                  </m:r>
+                </m:sub>
+              </m:sSub>
+              <m:sSub>
+                <m:e>
+                  <m:r>
+                    <m:rPr>
+                      <m:nor/>
+                      <m:sty m:val="p"/>
+                    </m:rPr>
+                    <m:t>CLPN</m:t>
+                  </m:r>
+                </m:e>
+                <m:sub>
+                  <m:r>
+                    <m:t>i</m:t>
+                  </m:r>
+                </m:sub>
+              </m:sSub>
+              <m:r>
+                <m:rPr>
+                  <m:sty m:val="p"/>
+                </m:rPr>
+                <m:t>+</m:t>
+              </m:r>
+              <m:sSub>
+                <m:e>
+                  <m:r>
+                    <m:t>β</m:t>
+                  </m:r>
+                </m:e>
+                <m:sub>
+                  <m:r>
+                    <m:t>4</m:t>
+                  </m:r>
+                  <m:r>
+                    <m:rPr>
+                      <m:sty m:val="p"/>
+                    </m:rPr>
+                    <m:t>[</m:t>
+                  </m:r>
+                  <m:r>
+                    <m:t>p</m:t>
+                  </m:r>
+                  <m:r>
+                    <m:rPr>
+                      <m:sty m:val="p"/>
+                    </m:rPr>
+                    <m:t>]</m:t>
+                  </m:r>
+                </m:sub>
+              </m:sSub>
+              <m:sSub>
+                <m:e>
+                  <m:r>
+                    <m:rPr>
+                      <m:nor/>
+                      <m:sty m:val="p"/>
+                    </m:rPr>
+                    <m:t>Group</m:t>
+                  </m:r>
+                </m:e>
+                <m:sub>
+                  <m:r>
+                    <m:t>i</m:t>
+                  </m:r>
+                </m:sub>
+              </m:sSub>
+              <m:r>
+                <m:rPr>
+                  <m:sty m:val="p"/>
+                </m:rPr>
+                <m:t>+</m:t>
+              </m:r>
+            </m:e>
+            <m:e>
+              <m:r>
+                <m:t>&amp;</m:t>
+              </m:r>
+              <m:sSub>
+                <m:e>
+                  <m:r>
+                    <m:t>β</m:t>
+                  </m:r>
+                </m:e>
+                <m:sub>
+                  <m:r>
+                    <m:t>5</m:t>
+                  </m:r>
+                  <m:r>
+                    <m:rPr>
+                      <m:sty m:val="p"/>
+                    </m:rPr>
+                    <m:t>[</m:t>
+                  </m:r>
+                  <m:r>
+                    <m:t>p</m:t>
+                  </m:r>
+                  <m:r>
+                    <m:rPr>
+                      <m:sty m:val="p"/>
+                    </m:rPr>
+                    <m:t>]</m:t>
+                  </m:r>
+                </m:sub>
+              </m:sSub>
+              <m:r>
+                <m:rPr>
+                  <m:sty m:val="p"/>
+                </m:rPr>
+                <m:t>(</m:t>
+              </m:r>
+              <m:sSub>
+                <m:e>
+                  <m:r>
+                    <m:rPr>
+                      <m:nor/>
+                      <m:sty m:val="p"/>
+                    </m:rPr>
+                    <m:t>Similarity</m:t>
+                  </m:r>
+                </m:e>
+                <m:sub>
+                  <m:r>
+                    <m:t>i</m:t>
+                  </m:r>
+                </m:sub>
+              </m:sSub>
+              <m:r>
+                <m:rPr>
+                  <m:sty m:val="p"/>
+                </m:rPr>
+                <m:t>×</m:t>
+              </m:r>
+              <m:sSub>
+                <m:e>
+                  <m:r>
+                    <m:rPr>
+                      <m:nor/>
+                      <m:sty m:val="p"/>
+                    </m:rPr>
+                    <m:t>CLPN</m:t>
+                  </m:r>
+                </m:e>
+                <m:sub>
+                  <m:r>
+                    <m:t>i</m:t>
+                  </m:r>
+                </m:sub>
+              </m:sSub>
+              <m:r>
+                <m:rPr>
+                  <m:sty m:val="p"/>
+                </m:rPr>
+                <m:t>)</m:t>
+              </m:r>
+              <m:r>
+                <m:rPr>
+                  <m:sty m:val="p"/>
+                </m:rPr>
+                <m:t>+</m:t>
+              </m:r>
+              <m:sSub>
+                <m:e>
+                  <m:r>
+                    <m:t>β</m:t>
+                  </m:r>
+                </m:e>
+                <m:sub>
+                  <m:r>
+                    <m:t>6</m:t>
+                  </m:r>
+                  <m:r>
+                    <m:rPr>
+                      <m:sty m:val="p"/>
+                    </m:rPr>
+                    <m:t>[</m:t>
+                  </m:r>
+                  <m:r>
+                    <m:t>p</m:t>
+                  </m:r>
+                  <m:r>
+                    <m:rPr>
+                      <m:sty m:val="p"/>
+                    </m:rPr>
+                    <m:t>]</m:t>
+                  </m:r>
+                </m:sub>
+              </m:sSub>
+              <m:r>
+                <m:rPr>
+                  <m:sty m:val="p"/>
+                </m:rPr>
+                <m:t>(</m:t>
+              </m:r>
+              <m:sSub>
+                <m:e>
+                  <m:r>
+                    <m:rPr>
+                      <m:nor/>
+                      <m:sty m:val="p"/>
+                    </m:rPr>
+                    <m:t>Similarity</m:t>
+                  </m:r>
+                </m:e>
+                <m:sub>
+                  <m:r>
+                    <m:t>i</m:t>
+                  </m:r>
+                </m:sub>
+              </m:sSub>
+              <m:r>
+                <m:rPr>
+                  <m:sty m:val="p"/>
+                </m:rPr>
+                <m:t>×</m:t>
+              </m:r>
+              <m:sSub>
+                <m:e>
+                  <m:r>
+                    <m:rPr>
+                      <m:nor/>
+                      <m:sty m:val="p"/>
+                    </m:rPr>
+                    <m:t>Group</m:t>
+                  </m:r>
+                </m:e>
+                <m:sub>
+                  <m:r>
+                    <m:t>i</m:t>
+                  </m:r>
+                </m:sub>
+              </m:sSub>
+              <m:r>
+                <m:rPr>
+                  <m:sty m:val="p"/>
+                </m:rPr>
+                <m:t>)</m:t>
+              </m:r>
+              <m:r>
+                <m:rPr>
+                  <m:sty m:val="p"/>
+                </m:rPr>
+                <m:t>+</m:t>
+              </m:r>
+            </m:e>
+            <m:e>
+              <m:r>
+                <m:t>&amp;</m:t>
+              </m:r>
+              <m:sSub>
+                <m:e>
+                  <m:r>
+                    <m:t>β</m:t>
+                  </m:r>
+                </m:e>
+                <m:sub>
+                  <m:r>
+                    <m:t>7</m:t>
+                  </m:r>
+                  <m:r>
+                    <m:rPr>
+                      <m:sty m:val="p"/>
+                    </m:rPr>
+                    <m:t>[</m:t>
+                  </m:r>
+                  <m:r>
+                    <m:t>p</m:t>
+                  </m:r>
+                  <m:r>
+                    <m:rPr>
+                      <m:sty m:val="p"/>
+                    </m:rPr>
+                    <m:t>]</m:t>
+                  </m:r>
+                </m:sub>
+              </m:sSub>
+              <m:r>
+                <m:rPr>
+                  <m:sty m:val="p"/>
+                </m:rPr>
+                <m:t>(</m:t>
+              </m:r>
+              <m:sSub>
+                <m:e>
+                  <m:r>
+                    <m:rPr>
+                      <m:nor/>
+                      <m:sty m:val="p"/>
+                    </m:rPr>
+                    <m:t>CLPN</m:t>
+                  </m:r>
+                </m:e>
+                <m:sub>
+                  <m:r>
+                    <m:t>i</m:t>
+                  </m:r>
+                </m:sub>
+              </m:sSub>
+              <m:r>
+                <m:rPr>
+                  <m:sty m:val="p"/>
+                </m:rPr>
+                <m:t>×</m:t>
+              </m:r>
+              <m:sSub>
+                <m:e>
+                  <m:r>
+                    <m:rPr>
+                      <m:nor/>
+                      <m:sty m:val="p"/>
+                    </m:rPr>
+                    <m:t>Group</m:t>
+                  </m:r>
+                </m:e>
+                <m:sub>
+                  <m:r>
+                    <m:t>i</m:t>
+                  </m:r>
+                </m:sub>
+              </m:sSub>
+              <m:r>
+                <m:rPr>
+                  <m:sty m:val="p"/>
+                </m:rPr>
+                <m:t>)</m:t>
+              </m:r>
+              <m:r>
+                <m:rPr>
+                  <m:sty m:val="p"/>
+                </m:rPr>
+                <m:t>+</m:t>
+              </m:r>
+              <m:sSub>
+                <m:e>
+                  <m:r>
+                    <m:t>β</m:t>
+                  </m:r>
+                </m:e>
+                <m:sub>
+                  <m:r>
+                    <m:t>8</m:t>
+                  </m:r>
+                  <m:r>
+                    <m:rPr>
+                      <m:sty m:val="p"/>
+                    </m:rPr>
+                    <m:t>[</m:t>
+                  </m:r>
+                  <m:r>
+                    <m:t>p</m:t>
+                  </m:r>
+                  <m:r>
+                    <m:rPr>
+                      <m:sty m:val="p"/>
+                    </m:rPr>
+                    <m:t>]</m:t>
+                  </m:r>
+                </m:sub>
+              </m:sSub>
+              <m:r>
+                <m:rPr>
+                  <m:sty m:val="p"/>
+                </m:rPr>
+                <m:t>(</m:t>
+              </m:r>
+              <m:sSub>
+                <m:e>
+                  <m:r>
+                    <m:rPr>
+                      <m:nor/>
+                      <m:sty m:val="p"/>
+                    </m:rPr>
+                    <m:t>Similarity</m:t>
+                  </m:r>
+                </m:e>
+                <m:sub>
+                  <m:r>
+                    <m:t>i</m:t>
+                  </m:r>
+                </m:sub>
+              </m:sSub>
+              <m:r>
+                <m:rPr>
+                  <m:sty m:val="p"/>
+                </m:rPr>
+                <m:t>×</m:t>
+              </m:r>
+              <m:sSub>
+                <m:e>
+                  <m:r>
+                    <m:rPr>
+                      <m:nor/>
+                      <m:sty m:val="p"/>
+                    </m:rPr>
+                    <m:t>CLPN</m:t>
+                  </m:r>
+                </m:e>
+                <m:sub>
+                  <m:r>
+                    <m:t>i</m:t>
+                  </m:r>
+                </m:sub>
+              </m:sSub>
+              <m:r>
+                <m:rPr>
+                  <m:sty m:val="p"/>
+                </m:rPr>
+                <m:t>×</m:t>
+              </m:r>
+              <m:sSub>
+                <m:e>
+                  <m:r>
+                    <m:rPr>
+                      <m:nor/>
+                      <m:sty m:val="p"/>
+                    </m:rPr>
+                    <m:t>Group</m:t>
+                  </m:r>
+                </m:e>
+                <m:sub>
+                  <m:r>
+                    <m:t>i</m:t>
+                  </m:r>
+                </m:sub>
+              </m:sSub>
+              <m:r>
+                <m:rPr>
+                  <m:sty m:val="p"/>
+                </m:rPr>
+                <m:t>)</m:t>
+              </m:r>
+            </m:e>
+            <m:e>
+              <m:sSub>
+                <m:e>
+                  <m:r>
+                    <m:t>β</m:t>
+                  </m:r>
+                </m:e>
+                <m:sub>
+                  <m:r>
+                    <m:t>0</m:t>
+                  </m:r>
+                  <m:r>
+                    <m:rPr>
+                      <m:sty m:val="p"/>
+                    </m:rPr>
+                    <m:t>−</m:t>
+                  </m:r>
+                  <m:r>
+                    <m:t>8</m:t>
+                  </m:r>
+                  <m:r>
+                    <m:rPr>
+                      <m:sty m:val="p"/>
+                    </m:rPr>
+                    <m:t>[</m:t>
+                  </m:r>
+                  <m:r>
+                    <m:t>p</m:t>
+                  </m:r>
+                  <m:r>
+                    <m:rPr>
+                      <m:sty m:val="p"/>
+                    </m:rPr>
+                    <m:t>,</m:t>
+                  </m:r>
+                  <m:r>
+                    <m:t>w</m:t>
+                  </m:r>
+                  <m:r>
+                    <m:rPr>
+                      <m:sty m:val="p"/>
+                    </m:rPr>
+                    <m:t>]</m:t>
+                  </m:r>
+                </m:sub>
+              </m:sSub>
+              <m:r>
+                <m:rPr>
+                  <m:sty m:val="p"/>
+                </m:rPr>
+                <m:t>∼</m:t>
+              </m:r>
+              <m:r>
+                <m:t>&amp;</m:t>
+              </m:r>
+              <m:r>
+                <m:rPr>
+                  <m:scr m:val="script"/>
+                  <m:sty m:val="p"/>
+                </m:rPr>
+                <m:t>N</m:t>
+              </m:r>
+              <m:r>
+                <m:rPr>
+                  <m:sty m:val="p"/>
+                </m:rPr>
+                <m:t>(</m:t>
+              </m:r>
+              <m:sSub>
+                <m:e>
+                  <m:r>
+                    <m:t>μ</m:t>
+                  </m:r>
+                </m:e>
+                <m:sub>
+                  <m:sSub>
+                    <m:e>
+                      <m:r>
+                        <m:t>β</m:t>
+                      </m:r>
+                    </m:e>
+                    <m:sub>
+                      <m:r>
+                        <m:t>j</m:t>
+                      </m:r>
+                    </m:sub>
+                  </m:sSub>
+                </m:sub>
+              </m:sSub>
+              <m:r>
+                <m:rPr>
+                  <m:sty m:val="p"/>
+                </m:rPr>
+                <m:t>,</m:t>
+              </m:r>
+              <m:sSub>
+                <m:e>
+                  <m:r>
+                    <m:t>σ</m:t>
+                  </m:r>
+                </m:e>
+                <m:sub>
+                  <m:sSub>
+                    <m:e>
+                      <m:r>
+                        <m:t>β</m:t>
+                      </m:r>
+                    </m:e>
+                    <m:sub>
+                      <m:r>
+                        <m:t>j</m:t>
+                      </m:r>
+                    </m:sub>
+                  </m:sSub>
+                </m:sub>
+              </m:sSub>
+              <m:r>
+                <m:rPr>
+                  <m:sty m:val="p"/>
+                </m:rPr>
+                <m:t>)</m:t>
+              </m:r>
+              <m:r>
+                <m:rPr>
+                  <m:nor/>
+                  <m:sty m:val="p"/>
+                </m:rPr>
+                <m:t>, for participant </m:t>
+              </m:r>
+              <m:r>
+                <m:t>p</m:t>
+              </m:r>
+              <m:r>
+                <m:rPr>
+                  <m:nor/>
+                  <m:sty m:val="p"/>
+                </m:rPr>
+                <m:t> in 1, ..., </m:t>
+              </m:r>
+              <m:r>
+                <m:t>P</m:t>
+              </m:r>
+              <m:r>
+                <m:rPr>
+                  <m:nor/>
+                  <m:sty m:val="p"/>
+                </m:rPr>
+                <m:t> and word </m:t>
+              </m:r>
+              <m:r>
+                <m:t>w</m:t>
+              </m:r>
+              <m:r>
+                <m:rPr>
+                  <m:nor/>
+                  <m:sty m:val="p"/>
+                </m:rPr>
+                <m:t> in 1, ..., </m:t>
+              </m:r>
+              <m:r>
+                <m:t>W</m:t>
+              </m:r>
+            </m:e>
+            <m:e>
+              <m:sSub>
+                <m:e>
+                  <m:r>
+                    <m:t>β</m:t>
+                  </m:r>
+                </m:e>
+                <m:sub>
+                  <m:r>
+                    <m:t>1</m:t>
+                  </m:r>
+                  <m:r>
+                    <m:rPr>
+                      <m:sty m:val="p"/>
+                    </m:rPr>
+                    <m:t>−</m:t>
+                  </m:r>
+                  <m:r>
+                    <m:t>8</m:t>
+                  </m:r>
+                  <m:r>
+                    <m:rPr>
+                      <m:sty m:val="p"/>
+                    </m:rPr>
+                    <m:t>[</m:t>
+                  </m:r>
+                  <m:r>
+                    <m:t>p</m:t>
+                  </m:r>
+                  <m:r>
+                    <m:rPr>
+                      <m:sty m:val="p"/>
+                    </m:rPr>
+                    <m:t>]</m:t>
+                  </m:r>
+                </m:sub>
+              </m:sSub>
+              <m:r>
+                <m:rPr>
+                  <m:sty m:val="p"/>
+                </m:rPr>
+                <m:t>∼</m:t>
+              </m:r>
+              <m:r>
+                <m:t>&amp;</m:t>
+              </m:r>
+              <m:r>
+                <m:rPr>
+                  <m:scr m:val="script"/>
+                  <m:sty m:val="p"/>
+                </m:rPr>
+                <m:t>N</m:t>
+              </m:r>
+              <m:r>
+                <m:rPr>
+                  <m:sty m:val="p"/>
+                </m:rPr>
+                <m:t>(</m:t>
+              </m:r>
+              <m:sSub>
+                <m:e>
+                  <m:r>
+                    <m:t>μ</m:t>
+                  </m:r>
+                </m:e>
+                <m:sub>
+                  <m:sSub>
+                    <m:e>
+                      <m:r>
+                        <m:t>β</m:t>
+                      </m:r>
+                    </m:e>
+                    <m:sub>
+                      <m:r>
+                        <m:t>j</m:t>
+                      </m:r>
+                    </m:sub>
+                  </m:sSub>
+                </m:sub>
+              </m:sSub>
+              <m:r>
+                <m:rPr>
+                  <m:sty m:val="p"/>
+                </m:rPr>
+                <m:t>,</m:t>
+              </m:r>
+              <m:sSub>
+                <m:e>
+                  <m:r>
+                    <m:t>σ</m:t>
+                  </m:r>
+                </m:e>
+                <m:sub>
+                  <m:sSub>
+                    <m:e>
+                      <m:r>
+                        <m:t>β</m:t>
+                      </m:r>
+                    </m:e>
+                    <m:sub>
+                      <m:r>
+                        <m:t>j</m:t>
+                      </m:r>
+                    </m:sub>
+                  </m:sSub>
+                </m:sub>
+              </m:sSub>
+              <m:r>
+                <m:rPr>
+                  <m:sty m:val="p"/>
+                </m:rPr>
+                <m:t>)</m:t>
+              </m:r>
+              <m:r>
+                <m:rPr>
+                  <m:nor/>
+                  <m:sty m:val="p"/>
+                </m:rPr>
+                <m:t>, for participant </m:t>
+              </m:r>
+              <m:r>
+                <m:t>p</m:t>
+              </m:r>
+              <m:r>
+                <m:rPr>
+                  <m:nor/>
+                  <m:sty m:val="p"/>
+                </m:rPr>
+                <m:t> in 1, ..., </m:t>
+              </m:r>
+              <m:r>
+                <m:t>P</m:t>
+              </m:r>
+            </m:e>
+            <m:e>
+              <m:r>
+                <m:t>&amp;</m:t>
+              </m:r>
+              <m:r>
+                <m:rPr>
+                  <m:nor/>
+                  <m:sty m:val="b"/>
+                </m:rPr>
+                <m:t>Prior</m:t>
+              </m:r>
+            </m:e>
+            <m:e>
+              <m:sSub>
+                <m:e>
+                  <m:r>
+                    <m:t>μ</m:t>
+                  </m:r>
+                </m:e>
+                <m:sub>
+                  <m:sSub>
+                    <m:e>
+                      <m:r>
+                        <m:t>β</m:t>
+                      </m:r>
+                    </m:e>
+                    <m:sub>
+                      <m:r>
+                        <m:t>p</m:t>
+                      </m:r>
+                      <m:r>
+                        <m:rPr>
+                          <m:sty m:val="p"/>
+                        </m:rPr>
+                        <m:t>,</m:t>
+                      </m:r>
+                      <m:r>
+                        <m:t>w</m:t>
+                      </m:r>
+                    </m:sub>
+                  </m:sSub>
+                </m:sub>
+              </m:sSub>
+              <m:r>
+                <m:rPr>
+                  <m:sty m:val="p"/>
+                </m:rPr>
+                <m:t>∼</m:t>
+              </m:r>
+              <m:r>
+                <m:t>&amp;</m:t>
+              </m:r>
+              <m:r>
+                <m:rPr>
+                  <m:scr m:val="script"/>
+                  <m:sty m:val="p"/>
+                </m:rPr>
+                <m:t>N</m:t>
+              </m:r>
+              <m:r>
+                <m:rPr>
+                  <m:sty m:val="p"/>
+                </m:rPr>
+                <m:t>(</m:t>
+              </m:r>
+              <m:r>
+                <m:t>0</m:t>
+              </m:r>
+              <m:r>
+                <m:rPr>
+                  <m:sty m:val="p"/>
+                </m:rPr>
+                <m:t>,</m:t>
+              </m:r>
+              <m:r>
+                <m:t>0.1</m:t>
+              </m:r>
+              <m:r>
+                <m:rPr>
+                  <m:sty m:val="p"/>
+                </m:rPr>
+                <m:t>)</m:t>
+              </m:r>
+            </m:e>
+            <m:e>
+              <m:sSub>
+                <m:e>
+                  <m:r>
+                    <m:t>σ</m:t>
+                  </m:r>
+                </m:e>
+                <m:sub>
+                  <m:sSub>
+                    <m:e>
+                      <m:r>
+                        <m:t>β</m:t>
+                      </m:r>
+                    </m:e>
+                    <m:sub>
+                      <m:r>
+                        <m:t>p</m:t>
+                      </m:r>
+                      <m:r>
+                        <m:rPr>
+                          <m:sty m:val="p"/>
+                        </m:rPr>
+                        <m:t>,</m:t>
+                      </m:r>
+                      <m:r>
+                        <m:t>w</m:t>
+                      </m:r>
+                    </m:sub>
+                  </m:sSub>
+                </m:sub>
+              </m:sSub>
+              <m:r>
+                <m:rPr>
+                  <m:sty m:val="p"/>
+                </m:rPr>
+                <m:t>∼</m:t>
+              </m:r>
+              <m:r>
+                <m:t>&amp;</m:t>
+              </m:r>
+              <m:r>
+                <m:rPr>
+                  <m:nor/>
+                  <m:sty m:val="p"/>
+                </m:rPr>
+                <m:t>Exponential</m:t>
+              </m:r>
+              <m:r>
+                <m:rPr>
+                  <m:sty m:val="p"/>
+                </m:rPr>
+                <m:t>(</m:t>
+              </m:r>
+              <m:r>
+                <m:t>3</m:t>
+              </m:r>
+              <m:r>
+                <m:rPr>
+                  <m:sty m:val="p"/>
+                </m:rPr>
+                <m:t>)</m:t>
+              </m:r>
+            </m:e>
+            <m:e>
+              <m:sSub>
+                <m:e>
+                  <m:r>
+                    <m:t>ρ</m:t>
+                  </m:r>
+                </m:e>
+                <m:sub>
+                  <m:r>
+                    <m:t>p</m:t>
+                  </m:r>
+                  <m:r>
+                    <m:rPr>
+                      <m:sty m:val="p"/>
+                    </m:rPr>
+                    <m:t>,</m:t>
+                  </m:r>
+                  <m:r>
+                    <m:t>w</m:t>
+                  </m:r>
+                </m:sub>
+              </m:sSub>
+              <m:r>
+                <m:rPr>
+                  <m:sty m:val="p"/>
+                </m:rPr>
+                <m:t>∼</m:t>
+              </m:r>
+              <m:r>
+                <m:t>&amp;</m:t>
+              </m:r>
+              <m:r>
+                <m:rPr>
+                  <m:nor/>
+                  <m:sty m:val="p"/>
+                </m:rPr>
+                <m:t>LKJCorr</m:t>
+              </m:r>
+              <m:r>
+                <m:rPr>
+                  <m:sty m:val="p"/>
+                </m:rPr>
+                <m:t>(</m:t>
+              </m:r>
+              <m:r>
+                <m:t>5</m:t>
+              </m:r>
+              <m:r>
+                <m:rPr>
+                  <m:sty m:val="p"/>
+                </m:rPr>
+                <m:t>)</m:t>
+              </m:r>
+            </m:e>
+            <m:e/>
+          </m:eqArr>
           <m:r>
             <m:t>  </m:t>
           </m:r>
-          <m:d>
-            <m:dPr>
-              <m:begChr m:val="("/>
-              <m:sepChr m:val=""/>
-              <m:endChr m:val=")"/>
-              <m:grow/>
-            </m:dPr>
-            <m:e>
-              <m:r>
-                <m:t>1</m:t>
-              </m:r>
-            </m:e>
-          </m:d>
+          <m:r>
+            <m:rPr>
+              <m:sty m:val="p"/>
+            </m:rPr>
+            <m:t>(</m:t>
+          </m:r>
+          <m:r>
+            <m:t>1</m:t>
+          </m:r>
+          <m:r>
+            <m:rPr>
+              <m:sty m:val="p"/>
+            </m:rPr>
+            <m:t>)</m:t>
+          </m:r>
         </m:oMath>
       </m:oMathPara>
-      <w:bookmarkEnd w:id="36"/>
+      <w:bookmarkEnd w:id="40"/>
     </w:p>
     <w:p>
       <w:pPr>
@@ -4575,18 +4436,18 @@
         <w:t xml:space="preserve"> </w:t>
       </w:r>
       <w:r>
-        <w:t xml:space="preserve">to estimate and compare the models.</w:t>
-      </w:r>
-    </w:p>
-    <w:bookmarkEnd w:id="37"/>
-    <w:bookmarkEnd w:id="38"/>
-    <w:bookmarkStart w:id="44" w:name="results"/>
+        <w:t xml:space="preserve">to estimate and compare the models. Model diagnostics and further detytails can be found in the Supplementary Materials.</w:t>
+      </w:r>
+    </w:p>
+    <w:bookmarkEnd w:id="41"/>
+    <w:bookmarkEnd w:id="42"/>
+    <w:bookmarkStart w:id="48" w:name="results-and-discussion"/>
     <w:p>
       <w:pPr>
         <w:pStyle w:val="Heading2"/>
       </w:pPr>
       <w:r>
-        <w:t xml:space="preserve">Results</w:t>
+        <w:t xml:space="preserve">Results and discussion</w:t>
       </w:r>
     </w:p>
     <w:p>
@@ -4860,7 +4721,7 @@
         <w:t xml:space="preserve"> </w:t>
       </w:r>
       <w:r>
-        <w:t xml:space="preserve">= -0.161, 95% CrI = [-0.464, 0.148],</w:t>
+        <w:t xml:space="preserve">= -0.171, 95% CrI = [-0.474, 0.145],</w:t>
       </w:r>
       <w:r>
         <w:t xml:space="preserve"> </w:t>
@@ -4873,7 +4734,7 @@
         <w:t xml:space="preserve">p</w:t>
       </w:r>
       <w:r>
-        <w:t xml:space="preserve">(ROPE) = 0.302). Overall, participants responded less accurately to words with more CLPNs than to words with fewer CLPNs, regardless of the amount of phonological similarity between the presented word and its translation. This is indicated by the size of the regression coefficient of the two-way interaction between</w:t>
+        <w:t xml:space="preserve">(ROPE) = 0.277). Overall, participants responded less accurately to words with more CLPNs than to words with fewer CLPNs, regardless of the amount of phonological similarity between the presented word and its translation. This is indicated by the size of the regression coefficient of the two-way interaction between</w:t>
       </w:r>
       <w:r>
         <w:t xml:space="preserve"> </w:t>
@@ -4916,7 +4777,7 @@
         <w:t xml:space="preserve"> </w:t>
       </w:r>
       <w:r>
-        <w:t xml:space="preserve">= -0.232, 95% CrI = [-0.36, -0.111],</w:t>
+        <w:t xml:space="preserve">= -0.233, 95% CrI = [-0.366, -0.112],</w:t>
       </w:r>
       <w:r>
         <w:t xml:space="preserve"> </w:t>
@@ -4929,7 +4790,7 @@
         <w:t xml:space="preserve">p</w:t>
       </w:r>
       <w:r>
-        <w:t xml:space="preserve">(ROPE) = 0.016). As anticipated, participants’ performance benefited from an increase in</w:t>
+        <w:t xml:space="preserve">(ROPE) = 0.017). As anticipated, participants’ performance benefited from an increase in</w:t>
       </w:r>
       <w:r>
         <w:t xml:space="preserve"> </w:t>
@@ -4956,7 +4817,7 @@
         <w:t xml:space="preserve"> </w:t>
       </w:r>
       <w:r>
-        <w:t xml:space="preserve">= 1.438, 95% CrI = [1.326, 1.551],</w:t>
+        <w:t xml:space="preserve">= 1.437, 95% CrI = [1.323, 1.552],</w:t>
       </w:r>
       <w:r>
         <w:t xml:space="preserve"> </w:t>
@@ -4996,7 +4857,7 @@
         <w:t xml:space="preserve"> </w:t>
       </w:r>
       <w:r>
-        <w:t xml:space="preserve">= -0.168, 95% CrI = [-0.356, -0.011],</w:t>
+        <w:t xml:space="preserve">= -0.167, 95% CrI = [-0.343, 0.003],</w:t>
       </w:r>
       <w:r>
         <w:t xml:space="preserve"> </w:t>
@@ -5009,12 +4870,12 @@
         <w:t xml:space="preserve">p</w:t>
       </w:r>
       <w:r>
-        <w:t xml:space="preserve">(ROPE) = 0.206).</w:t>
-      </w:r>
-      <w:r>
-        <w:t xml:space="preserve"> </w:t>
-      </w:r>
-      <w:hyperlink w:anchor="fig-epreds-1">
+        <w:t xml:space="preserve">(ROPE) = 0.208).</w:t>
+      </w:r>
+      <w:r>
+        <w:t xml:space="preserve"> </w:t>
+      </w:r>
+      <w:hyperlink w:anchor="fig-2">
         <w:r>
           <w:rPr>
             <w:rStyle w:val="Hyperlink"/>
@@ -5058,7 +4919,7 @@
         <w:t xml:space="preserve">.</w:t>
       </w:r>
     </w:p>
-    <w:bookmarkStart w:id="39" w:name="tbl-dataset"/>
+    <w:bookmarkStart w:id="43" w:name="tbl-dataset"/>
     <w:p>
       <w:pPr>
         <w:pStyle w:val="FigureTitle"/>
@@ -5987,8 +5848,8 @@
         </w:tc>
       </w:tr>
     </w:tbl>
-    <w:bookmarkEnd w:id="39"/>
-    <w:bookmarkStart w:id="43" w:name="fig-epreds-1"/>
+    <w:bookmarkEnd w:id="43"/>
+    <w:bookmarkStart w:id="47" w:name="fig-2"/>
     <w:p>
       <w:pPr>
         <w:pStyle w:val="FigureTitle"/>
@@ -6046,18 +5907,18 @@
           <wp:inline>
             <wp:extent cx="5943600" cy="2971800"/>
             <wp:effectExtent b="0" l="0" r="0" t="0"/>
-            <wp:docPr descr="" title="" id="41" name="Picture"/>
+            <wp:docPr descr="" title="" id="45" name="Picture"/>
             <a:graphic>
               <a:graphicData uri="http://schemas.openxmlformats.org/drawingml/2006/picture">
                 <pic:pic>
                   <pic:nvPicPr>
-                    <pic:cNvPr descr="../img/fig-epreds-1-1.png" id="42" name="Picture"/>
+                    <pic:cNvPr descr="../img/fig-2-1.png" id="46" name="Picture"/>
                     <pic:cNvPicPr>
                       <a:picLocks noChangeArrowheads="1" noChangeAspect="1"/>
                     </pic:cNvPicPr>
                   </pic:nvPicPr>
                   <pic:blipFill>
-                    <a:blip r:embed="rId40"/>
+                    <a:blip r:embed="rId44"/>
                     <a:stretch>
                       <a:fillRect/>
                     </a:stretch>
@@ -6084,10 +5945,18 @@
         </w:drawing>
       </w:r>
     </w:p>
-    <w:bookmarkEnd w:id="43"/>
-    <w:bookmarkEnd w:id="44"/>
-    <w:bookmarkEnd w:id="45"/>
-    <w:bookmarkStart w:id="53" w:name="experiment-2"/>
+    <w:bookmarkEnd w:id="47"/>
+    <w:p>
+      <w:pPr>
+        <w:pStyle w:val="AfterWithoutNote"/>
+      </w:pPr>
+      <w:r>
+        <w:t xml:space="preserve">In Experiment 1, we show that phonological similarity between translation equivalents can support successful word translation through processes of homophonic translation, even in the absence of conceptual knowledge about the presented word. We tested two groups of adult British English native speakers in a translation task that involved words in Catalan or Spanish, two languages that the participants reported having no prior familiarity with. Participants benefited strongly from phonological similarity when the correct translation of the presented words in Catalan or Spanish had few English phonological neighbours with higher lexical frequency. As the number of higher-frequency English phonological neighbours increased, both participants’ accuracy and the impact of phonological similarity approached zero. This suggests that the presentation of word forms in an unfamiliar language activates candidate words in the listeners’ native language, leading to correct translations when there is high phonological similarity between both words and few high-frequency phonological neighbours, even when the listener has no prior experience with the language.</w:t>
+      </w:r>
+    </w:p>
+    <w:bookmarkEnd w:id="48"/>
+    <w:bookmarkEnd w:id="49"/>
+    <w:bookmarkStart w:id="57" w:name="experiment-2"/>
     <w:p>
       <w:pPr>
         <w:pStyle w:val="Heading1"/>
@@ -6101,10 +5970,10 @@
         <w:pStyle w:val="FirstParagraph"/>
       </w:pPr>
       <w:r>
-        <w:t xml:space="preserve">Results in Experiment 1 suggest that English natives were able to exploit the phonological similarity between unfamiliar words in Catalan and Spanish to provide accurate translations to English. English, a Germanic language, is relatively distant from Catalan and Spanish, two Romance languages. In comparison, Catalan and Spanish are typologically close languages that share many more cognates. In Experiment 2, we investigated whether listeners of an unfamiliar but typologically closer language benefit more strongly from phonological similarity when performing the same task as in Experiment 1. To this aim, we presented Spanish participants, who reported little-to-no prior familiarity with Catalan, with Catalan words.</w:t>
-      </w:r>
-    </w:p>
-    <w:bookmarkStart w:id="46" w:name="methods-1"/>
+        <w:t xml:space="preserve">Results in Experiment 1 suggest that English native speakers were able to exploit the phonological similarity between unfamiliar words in Catalan and Spanish to provide accurate translations to English. This was observed despite English, a Germanic language, being relatively distant from Catalan and Spanish, two Romance languages. In comparison, Catalan and Spanish are typologically close languages that share many more cognates. In Experiment 2, we investigated whether listeners of an unfamiliar but typologically closer language benefit more strongly from phonological similarity when performing the same task as in Experiment 1. To this aim, we presented Spanish participants, who reported little-to-no prior familiarity with Catalan, with Catalan words.</w:t>
+      </w:r>
+    </w:p>
+    <w:bookmarkStart w:id="50" w:name="methods-1"/>
     <w:p>
       <w:pPr>
         <w:pStyle w:val="Heading2"/>
@@ -6147,7 +6016,7 @@
         <w:t xml:space="preserve"> </w:t>
       </w:r>
       <w:r>
-        <w:t xml:space="preserve">= 3, range = 18-33, 28 female). Data collection took place from June 8th, 2020 to June 28th, 2020. Participants in Spain were contacted via announcements at the University campus(es), and were compensated €5 or an Amazon voucher for the same value. Participants gave informed consent before providing any data and the study was conducted in accordance with ethical standards of the Declaration of Helsinki and the protocol was approved by the [ETHICAL COMMITTEE REDACTED FOR ANONYMITY].</w:t>
+        <w:t xml:space="preserve">= 3, range = 18-33, 28 female). Data collection took place from June 8th, 2020 to June 28th, 2020. Participants in Spain were contacted via announcements at the University campus(es), and were compensated €5 or an Amazon voucher for the same value. Participants gave informed consent before providing any data and the study was conducted in accordance with ethical standards of the Declaration of Helsinki and the protocol was approved by the Drug Research Ethical Committee (CEIm) of the IMIM Parc de Salut Mar (2020/9080/I).</w:t>
       </w:r>
     </w:p>
     <w:p>
@@ -6183,14 +6052,14 @@
         <w:t xml:space="preserve">) participated in this experiment.</w:t>
       </w:r>
     </w:p>
-    <w:bookmarkEnd w:id="46"/>
-    <w:bookmarkStart w:id="52" w:name="results-1"/>
+    <w:bookmarkEnd w:id="50"/>
+    <w:bookmarkStart w:id="56" w:name="results-and-discussion-1"/>
     <w:p>
       <w:pPr>
         <w:pStyle w:val="Heading2"/>
       </w:pPr>
       <w:r>
-        <w:t xml:space="preserve">Results</w:t>
+        <w:t xml:space="preserve">Results and discussion</w:t>
       </w:r>
     </w:p>
     <w:p>
@@ -6369,7 +6238,7 @@
         <w:t xml:space="preserve"> </w:t>
       </w:r>
       <w:r>
-        <w:t xml:space="preserve">= -0.158, 95% CrI = [-0.355, 0.053],</w:t>
+        <w:t xml:space="preserve">= -0.159, 95% CrI = [-0.366, 0.032],</w:t>
       </w:r>
       <w:r>
         <w:t xml:space="preserve"> </w:t>
@@ -6382,7 +6251,7 @@
         <w:t xml:space="preserve">p</w:t>
       </w:r>
       <w:r>
-        <w:t xml:space="preserve">(ROPE) = 0.289). As anticipated, participants’ performance benefited from an increase in</w:t>
+        <w:t xml:space="preserve">(ROPE) = 0.27). As anticipated, participants’ performance benefited from an increase in</w:t>
       </w:r>
       <w:r>
         <w:t xml:space="preserve"> </w:t>
@@ -6409,7 +6278,7 @@
         <w:t xml:space="preserve"> </w:t>
       </w:r>
       <w:r>
-        <w:t xml:space="preserve">= 1.906, 95% CrI = [1.709, 2.081],</w:t>
+        <w:t xml:space="preserve">= 1.905, 95% CrI = [1.721, 2.093],</w:t>
       </w:r>
       <w:r>
         <w:t xml:space="preserve"> </w:t>
@@ -6449,7 +6318,7 @@
         <w:t xml:space="preserve"> </w:t>
       </w:r>
       <w:r>
-        <w:t xml:space="preserve">= -0.279, 95% CrI = [-0.65, 0.066],</w:t>
+        <w:t xml:space="preserve">= -0.275, 95% CrI = [-0.618, 0.083],</w:t>
       </w:r>
       <w:r>
         <w:t xml:space="preserve"> </w:t>
@@ -6462,12 +6331,12 @@
         <w:t xml:space="preserve">p</w:t>
       </w:r>
       <w:r>
-        <w:t xml:space="preserve">(ROPE) = 0.146).</w:t>
-      </w:r>
-      <w:r>
-        <w:t xml:space="preserve"> </w:t>
-      </w:r>
-      <w:hyperlink w:anchor="fig-epreds-2">
+        <w:t xml:space="preserve">(ROPE) = 0.145).</w:t>
+      </w:r>
+      <w:r>
+        <w:t xml:space="preserve"> </w:t>
+      </w:r>
+      <w:hyperlink w:anchor="fig-3">
         <w:r>
           <w:rPr>
             <w:rStyle w:val="Hyperlink"/>
@@ -6511,7 +6380,7 @@
         <w:t xml:space="preserve">.</w:t>
       </w:r>
     </w:p>
-    <w:bookmarkStart w:id="50" w:name="fig-epreds-2"/>
+    <w:bookmarkStart w:id="54" w:name="fig-3"/>
     <w:p>
       <w:pPr>
         <w:pStyle w:val="FigureTitle"/>
@@ -6569,18 +6438,18 @@
           <wp:inline>
             <wp:extent cx="5943600" cy="2080260"/>
             <wp:effectExtent b="0" l="0" r="0" t="0"/>
-            <wp:docPr descr="" title="" id="48" name="Picture"/>
+            <wp:docPr descr="" title="" id="52" name="Picture"/>
             <a:graphic>
               <a:graphicData uri="http://schemas.openxmlformats.org/drawingml/2006/picture">
                 <pic:pic>
                   <pic:nvPicPr>
-                    <pic:cNvPr descr="../img/fig-epreds-2-1.png" id="49" name="Picture"/>
+                    <pic:cNvPr descr="../img/fig-3-1.png" id="53" name="Picture"/>
                     <pic:cNvPicPr>
                       <a:picLocks noChangeArrowheads="1" noChangeAspect="1"/>
                     </pic:cNvPicPr>
                   </pic:nvPicPr>
                   <pic:blipFill>
-                    <a:blip r:embed="rId47"/>
+                    <a:blip r:embed="rId51"/>
                     <a:stretch>
                       <a:fillRect/>
                     </a:stretch>
@@ -6607,7 +6476,7 @@
         </w:drawing>
       </w:r>
     </w:p>
-    <w:bookmarkEnd w:id="50"/>
+    <w:bookmarkEnd w:id="54"/>
     <w:p>
       <w:pPr>
         <w:pStyle w:val="AfterWithoutNote"/>
@@ -6781,7 +6650,7 @@
         <w:t xml:space="preserve"> </w:t>
       </w:r>
       <w:r>
-        <w:t xml:space="preserve">= 0.114, 95% CrI = [-0.143, -0.052]). The posterior probability of this coefficient being equivalent to zero—</w:t>
+        <w:t xml:space="preserve">= 0.111, 95% CrI = [-0.156, -0.047]). The posterior probability of this coefficient being equivalent to zero—</w:t>
       </w:r>
       <w:r>
         <w:rPr>
@@ -6791,7 +6660,7 @@
         <w:t xml:space="preserve">p</w:t>
       </w:r>
       <w:r>
-        <w:t xml:space="preserve">(ROPE)—was 0.41), that is, inconclusive. The coefficient of the interaction term between</w:t>
+        <w:t xml:space="preserve">(ROPE)—was 0.417), that is, inconclusive. The coefficient of the interaction term between</w:t>
       </w:r>
       <w:r>
         <w:t xml:space="preserve"> </w:t>
@@ -6834,7 +6703,7 @@
         <w:t xml:space="preserve"> </w:t>
       </w:r>
       <w:r>
-        <w:t xml:space="preserve">= -0.107, 95% CrI = [-0.5, 0.271],</w:t>
+        <w:t xml:space="preserve">= -0.105, 95% CrI = [-0.487, 0.292],</w:t>
       </w:r>
       <w:r>
         <w:t xml:space="preserve"> </w:t>
@@ -6847,7 +6716,7 @@
         <w:t xml:space="preserve">p</w:t>
       </w:r>
       <w:r>
-        <w:t xml:space="preserve">(ROPE) = 0.34), suggesting that participants from Experiments 1 and 2 were affected by CLPN on a similar basis. Finally, the coefficient of the interaction between</w:t>
+        <w:t xml:space="preserve">(ROPE) = 0.343), suggesting that participants from Experiments 1 and 2 were affected by CLPN on a similar basis. Finally, the coefficient of the interaction between</w:t>
       </w:r>
       <w:r>
         <w:t xml:space="preserve"> </w:t>
@@ -6890,7 +6759,7 @@
         <w:t xml:space="preserve"> </w:t>
       </w:r>
       <w:r>
-        <w:t xml:space="preserve">= -0.107, 95% CrI = [0.313, 0.789],</w:t>
+        <w:t xml:space="preserve">= -0.105, 95% CrI = [0.314, 0.786],</w:t>
       </w:r>
       <w:r>
         <w:t xml:space="preserve"> </w:t>
@@ -6951,1325 +6820,20 @@
         <w:t xml:space="preserve">than participants in Experiment 1.</w:t>
       </w:r>
     </w:p>
-    <w:bookmarkStart w:id="51" w:name="tbl-surprises"/>
-    <w:p>
-      <w:pPr>
-        <w:pStyle w:val="FigureTitle"/>
-      </w:pPr>
-      <w:r>
-        <w:t xml:space="preserve">Table 4</w:t>
-      </w:r>
-    </w:p>
-    <w:p>
-      <w:pPr>
-        <w:pStyle w:val="Caption"/>
-      </w:pPr>
-      <w:r>
-        <w:t xml:space="preserve">List of items with unexpectedly high accuracy: the Levenshtein similarity score between the presented word (in Catalan or Spanish) and their correct English translation is zero, but participants, who are reportedly unfamiliar with the presented language, were on average &gt;10% likely to guess the correct translation.</w:t>
-      </w:r>
-    </w:p>
-    <w:tbl>
-      <w:tblPr>
-        <w:tblStyle w:val="Table"/>
-        <w:tblW w:type="pct" w:w="4875"/>
-        <w:tblLayout w:type="fixed"/>
-        <w:tblLook w:firstRow="1" w:lastRow="0" w:firstColumn="0" w:lastColumn="0" w:noHBand="0" w:noVBand="0" w:val="0020"/>
-      </w:tblPr>
-      <w:tblGrid>
-        <w:gridCol w:w="2277"/>
-        <w:gridCol w:w="3168"/>
-        <w:gridCol w:w="1584"/>
-        <w:gridCol w:w="693"/>
-      </w:tblGrid>
-      <w:tr>
-        <w:trPr>
-          <w:tblHeader w:val="on"/>
-        </w:trPr>
-        <w:tc>
-          <w:tcPr/>
-          <w:p>
-            <w:pPr>
-              <w:pStyle w:val="Compact"/>
-            </w:pPr>
-            <w:r>
-              <w:t xml:space="preserve">Translation</w:t>
-            </w:r>
-          </w:p>
-        </w:tc>
-        <w:tc>
-          <w:tcPr/>
-          <w:p>
-            <w:pPr>
-              <w:pStyle w:val="Compact"/>
-            </w:pPr>
-            <w:r>
-              <w:t xml:space="preserve">IPA</w:t>
-            </w:r>
-          </w:p>
-        </w:tc>
-        <w:tc>
-          <w:tcPr/>
-          <w:p>
-            <w:pPr>
-              <w:pStyle w:val="Compact"/>
-            </w:pPr>
-            <w:r>
-              <w:t xml:space="preserve">Accuracy (%)</w:t>
-            </w:r>
-          </w:p>
-        </w:tc>
-        <w:tc>
-          <w:tcPr/>
-          <w:p>
-            <w:pPr>
-              <w:pStyle w:val="Compact"/>
-            </w:pPr>
-            <w:r>
-              <w:t xml:space="preserve">SE</w:t>
-            </w:r>
-          </w:p>
-        </w:tc>
-      </w:tr>
-      <w:tr>
-        <w:tc>
-          <w:tcPr>
-            <w:gridSpan w:val="4"/>
-          </w:tcPr>
-          <w:p>
-            <w:pPr>
-              <w:pStyle w:val="Compact"/>
-            </w:pPr>
-            <w:r>
-              <w:t xml:space="preserve">Experiment 1 (cat-ENG)</w:t>
-            </w:r>
-          </w:p>
-        </w:tc>
-      </w:tr>
-      <w:tr>
-        <w:tc>
-          <w:tcPr/>
-          <w:p>
-            <w:pPr>
-              <w:pStyle w:val="Compact"/>
-            </w:pPr>
-            <w:r>
-              <w:t xml:space="preserve">cavall - horse</w:t>
-            </w:r>
-          </w:p>
-        </w:tc>
-        <w:tc>
-          <w:tcPr/>
-          <w:p>
-            <w:pPr>
-              <w:pStyle w:val="Compact"/>
-            </w:pPr>
-            <w:r>
-              <w:t xml:space="preserve">/kə’baʎ/ - /hɔːs/</w:t>
-            </w:r>
-          </w:p>
-        </w:tc>
-        <w:tc>
-          <w:tcPr/>
-          <w:p>
-            <w:pPr>
-              <w:pStyle w:val="Compact"/>
-            </w:pPr>
-            <w:r>
-              <w:t xml:space="preserve">17.14</w:t>
-            </w:r>
-          </w:p>
-        </w:tc>
-        <w:tc>
-          <w:tcPr/>
-          <w:p>
-            <w:pPr>
-              <w:pStyle w:val="Compact"/>
-            </w:pPr>
-            <w:r>
-              <w:t xml:space="preserve">6.37</w:t>
-            </w:r>
-          </w:p>
-        </w:tc>
-      </w:tr>
-      <w:tr>
-        <w:tc>
-          <w:tcPr/>
-          <w:p>
-            <w:pPr>
-              <w:pStyle w:val="Compact"/>
-            </w:pPr>
-            <w:r>
-              <w:t xml:space="preserve">llibre - book</w:t>
-            </w:r>
-          </w:p>
-        </w:tc>
-        <w:tc>
-          <w:tcPr/>
-          <w:p>
-            <w:pPr>
-              <w:pStyle w:val="Compact"/>
-            </w:pPr>
-            <w:r>
-              <w:t xml:space="preserve">/ˈʎi.βɾə/ - /bʊk/</w:t>
-            </w:r>
-          </w:p>
-        </w:tc>
-        <w:tc>
-          <w:tcPr/>
-          <w:p>
-            <w:pPr>
-              <w:pStyle w:val="Compact"/>
-            </w:pPr>
-            <w:r>
-              <w:t xml:space="preserve">17.14</w:t>
-            </w:r>
-          </w:p>
-        </w:tc>
-        <w:tc>
-          <w:tcPr/>
-          <w:p>
-            <w:pPr>
-              <w:pStyle w:val="Compact"/>
-            </w:pPr>
-            <w:r>
-              <w:t xml:space="preserve">6.37</w:t>
-            </w:r>
-          </w:p>
-        </w:tc>
-      </w:tr>
-      <w:tr>
-        <w:tc>
-          <w:tcPr/>
-          <w:p>
-            <w:pPr>
-              <w:pStyle w:val="Compact"/>
-            </w:pPr>
-            <w:r>
-              <w:t xml:space="preserve">camisa - shirt</w:t>
-            </w:r>
-          </w:p>
-        </w:tc>
-        <w:tc>
-          <w:tcPr/>
-          <w:p>
-            <w:pPr>
-              <w:pStyle w:val="Compact"/>
-            </w:pPr>
-            <w:r>
-              <w:t xml:space="preserve">/ka.’mi.za/ - /ʃɜːt/</w:t>
-            </w:r>
-          </w:p>
-        </w:tc>
-        <w:tc>
-          <w:tcPr/>
-          <w:p>
-            <w:pPr>
-              <w:pStyle w:val="Compact"/>
-            </w:pPr>
-            <w:r>
-              <w:t xml:space="preserve">16.67</w:t>
-            </w:r>
-          </w:p>
-        </w:tc>
-        <w:tc>
-          <w:tcPr/>
-          <w:p>
-            <w:pPr>
-              <w:pStyle w:val="Compact"/>
-            </w:pPr>
-            <w:r>
-              <w:t xml:space="preserve">6.21</w:t>
-            </w:r>
-          </w:p>
-        </w:tc>
-      </w:tr>
-      <w:tr>
-        <w:tc>
-          <w:tcPr/>
-          <w:p>
-            <w:pPr>
-              <w:pStyle w:val="Compact"/>
-            </w:pPr>
-            <w:r>
-              <w:t xml:space="preserve">poma - apple</w:t>
-            </w:r>
-          </w:p>
-        </w:tc>
-        <w:tc>
-          <w:tcPr/>
-          <w:p>
-            <w:pPr>
-              <w:pStyle w:val="Compact"/>
-            </w:pPr>
-            <w:r>
-              <w:t xml:space="preserve">/ˈpo.ma/ - /ˈæpl/</w:t>
-            </w:r>
-          </w:p>
-        </w:tc>
-        <w:tc>
-          <w:tcPr/>
-          <w:p>
-            <w:pPr>
-              <w:pStyle w:val="Compact"/>
-            </w:pPr>
-            <w:r>
-              <w:t xml:space="preserve">16.67</w:t>
-            </w:r>
-          </w:p>
-        </w:tc>
-        <w:tc>
-          <w:tcPr/>
-          <w:p>
-            <w:pPr>
-              <w:pStyle w:val="Compact"/>
-            </w:pPr>
-            <w:r>
-              <w:t xml:space="preserve">6.21</w:t>
-            </w:r>
-          </w:p>
-        </w:tc>
-      </w:tr>
-      <w:tr>
-        <w:tc>
-          <w:tcPr/>
-          <w:p>
-            <w:pPr>
-              <w:pStyle w:val="Compact"/>
-            </w:pPr>
-            <w:r>
-              <w:t xml:space="preserve">cama - leg</w:t>
-            </w:r>
-          </w:p>
-        </w:tc>
-        <w:tc>
-          <w:tcPr/>
-          <w:p>
-            <w:pPr>
-              <w:pStyle w:val="Compact"/>
-            </w:pPr>
-            <w:r>
-              <w:t xml:space="preserve">/ˈka.mə/ - /lɛg/</w:t>
-            </w:r>
-          </w:p>
-        </w:tc>
-        <w:tc>
-          <w:tcPr/>
-          <w:p>
-            <w:pPr>
-              <w:pStyle w:val="Compact"/>
-            </w:pPr>
-            <w:r>
-              <w:t xml:space="preserve">11.11</w:t>
-            </w:r>
-          </w:p>
-        </w:tc>
-        <w:tc>
-          <w:tcPr/>
-          <w:p>
-            <w:pPr>
-              <w:pStyle w:val="Compact"/>
-            </w:pPr>
-            <w:r>
-              <w:t xml:space="preserve">5.24</w:t>
-            </w:r>
-          </w:p>
-        </w:tc>
-      </w:tr>
-      <w:tr>
-        <w:tc>
-          <w:tcPr>
-            <w:gridSpan w:val="4"/>
-          </w:tcPr>
-          <w:p>
-            <w:pPr>
-              <w:pStyle w:val="Compact"/>
-            </w:pPr>
-            <w:r>
-              <w:t xml:space="preserve">Experiment 2 (spa-ENG)</w:t>
-            </w:r>
-          </w:p>
-        </w:tc>
-      </w:tr>
-      <w:tr>
-        <w:tc>
-          <w:tcPr/>
-          <w:p>
-            <w:pPr>
-              <w:pStyle w:val="Compact"/>
-            </w:pPr>
-            <w:r>
-              <w:t xml:space="preserve">pantalon - trousers</w:t>
-            </w:r>
-          </w:p>
-        </w:tc>
-        <w:tc>
-          <w:tcPr/>
-          <w:p>
-            <w:pPr>
-              <w:pStyle w:val="Compact"/>
-            </w:pPr>
-            <w:r>
-              <w:t xml:space="preserve">/paŋ.taˈlon/ - /ˈtraʊzəz/</w:t>
-            </w:r>
-          </w:p>
-        </w:tc>
-        <w:tc>
-          <w:tcPr/>
-          <w:p>
-            <w:pPr>
-              <w:pStyle w:val="Compact"/>
-            </w:pPr>
-            <w:r>
-              <w:t xml:space="preserve">77.42</w:t>
-            </w:r>
-          </w:p>
-        </w:tc>
-        <w:tc>
-          <w:tcPr/>
-          <w:p>
-            <w:pPr>
-              <w:pStyle w:val="Compact"/>
-            </w:pPr>
-            <w:r>
-              <w:t xml:space="preserve">7.51</w:t>
-            </w:r>
-          </w:p>
-        </w:tc>
-      </w:tr>
-      <w:tr>
-        <w:tc>
-          <w:tcPr/>
-          <w:p>
-            <w:pPr>
-              <w:pStyle w:val="Compact"/>
-            </w:pPr>
-            <w:r>
-              <w:t xml:space="preserve">naranja - orange</w:t>
-            </w:r>
-          </w:p>
-        </w:tc>
-        <w:tc>
-          <w:tcPr/>
-          <w:p>
-            <w:pPr>
-              <w:pStyle w:val="Compact"/>
-            </w:pPr>
-            <w:r>
-              <w:t xml:space="preserve">/naˈɾaŋ.xa/ - /ˈɒrɪnʤ/</w:t>
-            </w:r>
-          </w:p>
-        </w:tc>
-        <w:tc>
-          <w:tcPr/>
-          <w:p>
-            <w:pPr>
-              <w:pStyle w:val="Compact"/>
-            </w:pPr>
-            <w:r>
-              <w:t xml:space="preserve">41.94</w:t>
-            </w:r>
-          </w:p>
-        </w:tc>
-        <w:tc>
-          <w:tcPr/>
-          <w:p>
-            <w:pPr>
-              <w:pStyle w:val="Compact"/>
-            </w:pPr>
-            <w:r>
-              <w:t xml:space="preserve">8.86</w:t>
-            </w:r>
-          </w:p>
-        </w:tc>
-      </w:tr>
-      <w:tr>
-        <w:tc>
-          <w:tcPr/>
-          <w:p>
-            <w:pPr>
-              <w:pStyle w:val="Compact"/>
-            </w:pPr>
-            <w:r>
-              <w:t xml:space="preserve">leche - milk</w:t>
-            </w:r>
-          </w:p>
-        </w:tc>
-        <w:tc>
-          <w:tcPr>
-            <w:gridSpan w:val="3"/>
-          </w:tcPr>
-          <w:p>
-            <w:pPr>
-              <w:pStyle w:val="Compact"/>
-            </w:pPr>
-            <w:r>
-              <w:t xml:space="preserve">/ˈle.t͡ʃe/ - /mɪlk/ | 35.48 | 8.59 |</w:t>
-            </w:r>
-          </w:p>
-        </w:tc>
-      </w:tr>
-      <w:tr>
-        <w:tc>
-          <w:tcPr/>
-          <w:p>
-            <w:pPr>
-              <w:pStyle w:val="Compact"/>
-            </w:pPr>
-            <w:r>
-              <w:t xml:space="preserve">toro - bull</w:t>
-            </w:r>
-          </w:p>
-        </w:tc>
-        <w:tc>
-          <w:tcPr/>
-          <w:p>
-            <w:pPr>
-              <w:pStyle w:val="Compact"/>
-            </w:pPr>
-            <w:r>
-              <w:t xml:space="preserve">/ˈto.ɾo/ - /bʊl/</w:t>
-            </w:r>
-          </w:p>
-        </w:tc>
-        <w:tc>
-          <w:tcPr/>
-          <w:p>
-            <w:pPr>
-              <w:pStyle w:val="Compact"/>
-            </w:pPr>
-            <w:r>
-              <w:t xml:space="preserve">33.33</w:t>
-            </w:r>
-          </w:p>
-        </w:tc>
-        <w:tc>
-          <w:tcPr/>
-          <w:p>
-            <w:pPr>
-              <w:pStyle w:val="Compact"/>
-            </w:pPr>
-            <w:r>
-              <w:t xml:space="preserve">8.61</w:t>
-            </w:r>
-          </w:p>
-        </w:tc>
-      </w:tr>
-      <w:tr>
-        <w:tc>
-          <w:tcPr/>
-          <w:p>
-            <w:pPr>
-              <w:pStyle w:val="Compact"/>
-            </w:pPr>
-            <w:r>
-              <w:t xml:space="preserve">libro - book</w:t>
-            </w:r>
-          </w:p>
-        </w:tc>
-        <w:tc>
-          <w:tcPr/>
-          <w:p>
-            <w:pPr>
-              <w:pStyle w:val="Compact"/>
-            </w:pPr>
-            <w:r>
-              <w:t xml:space="preserve">/ˈli.βɾo/ - /bʊk/</w:t>
-            </w:r>
-          </w:p>
-        </w:tc>
-        <w:tc>
-          <w:tcPr/>
-          <w:p>
-            <w:pPr>
-              <w:pStyle w:val="Compact"/>
-            </w:pPr>
-            <w:r>
-              <w:t xml:space="preserve">30.00</w:t>
-            </w:r>
-          </w:p>
-        </w:tc>
-        <w:tc>
-          <w:tcPr/>
-          <w:p>
-            <w:pPr>
-              <w:pStyle w:val="Compact"/>
-            </w:pPr>
-            <w:r>
-              <w:t xml:space="preserve">8.37</w:t>
-            </w:r>
-          </w:p>
-        </w:tc>
-      </w:tr>
-      <w:tr>
-        <w:tc>
-          <w:tcPr/>
-          <w:p>
-            <w:pPr>
-              <w:pStyle w:val="Compact"/>
-            </w:pPr>
-            <w:r>
-              <w:t xml:space="preserve">cebra - zebra</w:t>
-            </w:r>
-          </w:p>
-        </w:tc>
-        <w:tc>
-          <w:tcPr/>
-          <w:p>
-            <w:pPr>
-              <w:pStyle w:val="Compact"/>
-            </w:pPr>
-            <w:r>
-              <w:t xml:space="preserve">/ˈθe.bɾa/ - /ˈziːbrə/</w:t>
-            </w:r>
-          </w:p>
-        </w:tc>
-        <w:tc>
-          <w:tcPr/>
-          <w:p>
-            <w:pPr>
-              <w:pStyle w:val="Compact"/>
-            </w:pPr>
-            <w:r>
-              <w:t xml:space="preserve">29.03</w:t>
-            </w:r>
-          </w:p>
-        </w:tc>
-        <w:tc>
-          <w:tcPr/>
-          <w:p>
-            <w:pPr>
-              <w:pStyle w:val="Compact"/>
-            </w:pPr>
-            <w:r>
-              <w:t xml:space="preserve">8.15</w:t>
-            </w:r>
-          </w:p>
-        </w:tc>
-      </w:tr>
-      <w:tr>
-        <w:tc>
-          <w:tcPr/>
-          <w:p>
-            <w:pPr>
-              <w:pStyle w:val="Compact"/>
-            </w:pPr>
-            <w:r>
-              <w:t xml:space="preserve">pan - bread</w:t>
-            </w:r>
-          </w:p>
-        </w:tc>
-        <w:tc>
-          <w:tcPr/>
-          <w:p>
-            <w:pPr>
-              <w:pStyle w:val="Compact"/>
-            </w:pPr>
-            <w:r>
-              <w:t xml:space="preserve">/pan/ - /brɛd/</w:t>
-            </w:r>
-          </w:p>
-        </w:tc>
-        <w:tc>
-          <w:tcPr/>
-          <w:p>
-            <w:pPr>
-              <w:pStyle w:val="Compact"/>
-            </w:pPr>
-            <w:r>
-              <w:t xml:space="preserve">29.03</w:t>
-            </w:r>
-          </w:p>
-        </w:tc>
-        <w:tc>
-          <w:tcPr/>
-          <w:p>
-            <w:pPr>
-              <w:pStyle w:val="Compact"/>
-            </w:pPr>
-            <w:r>
-              <w:t xml:space="preserve">8.15</w:t>
-            </w:r>
-          </w:p>
-        </w:tc>
-      </w:tr>
-      <w:tr>
-        <w:tc>
-          <w:tcPr/>
-          <w:p>
-            <w:pPr>
-              <w:pStyle w:val="Compact"/>
-            </w:pPr>
-            <w:r>
-              <w:t xml:space="preserve">pollo - chicken</w:t>
-            </w:r>
-          </w:p>
-        </w:tc>
-        <w:tc>
-          <w:tcPr/>
-          <w:p>
-            <w:pPr>
-              <w:pStyle w:val="Compact"/>
-            </w:pPr>
-            <w:r>
-              <w:t xml:space="preserve">/ˈpo.ʎo/ - /ˈʧɪkɪn/</w:t>
-            </w:r>
-          </w:p>
-        </w:tc>
-        <w:tc>
-          <w:tcPr/>
-          <w:p>
-            <w:pPr>
-              <w:pStyle w:val="Compact"/>
-            </w:pPr>
-            <w:r>
-              <w:t xml:space="preserve">26.67</w:t>
-            </w:r>
-          </w:p>
-        </w:tc>
-        <w:tc>
-          <w:tcPr/>
-          <w:p>
-            <w:pPr>
-              <w:pStyle w:val="Compact"/>
-            </w:pPr>
-            <w:r>
-              <w:t xml:space="preserve">8.07</w:t>
-            </w:r>
-          </w:p>
-        </w:tc>
-      </w:tr>
-      <w:tr>
-        <w:tc>
-          <w:tcPr/>
-          <w:p>
-            <w:pPr>
-              <w:pStyle w:val="Compact"/>
-            </w:pPr>
-            <w:r>
-              <w:t xml:space="preserve">jirafa - giraffe</w:t>
-            </w:r>
-          </w:p>
-        </w:tc>
-        <w:tc>
-          <w:tcPr/>
-          <w:p>
-            <w:pPr>
-              <w:pStyle w:val="Compact"/>
-            </w:pPr>
-            <w:r>
-              <w:t xml:space="preserve">/xi’ɾa.fa/ - /ʤɪˈrɑːf/</w:t>
-            </w:r>
-          </w:p>
-        </w:tc>
-        <w:tc>
-          <w:tcPr/>
-          <w:p>
-            <w:pPr>
-              <w:pStyle w:val="Compact"/>
-            </w:pPr>
-            <w:r>
-              <w:t xml:space="preserve">20.69</w:t>
-            </w:r>
-          </w:p>
-        </w:tc>
-        <w:tc>
-          <w:tcPr/>
-          <w:p>
-            <w:pPr>
-              <w:pStyle w:val="Compact"/>
-            </w:pPr>
-            <w:r>
-              <w:t xml:space="preserve">7.52</w:t>
-            </w:r>
-          </w:p>
-        </w:tc>
-      </w:tr>
-      <w:tr>
-        <w:tc>
-          <w:tcPr/>
-          <w:p>
-            <w:pPr>
-              <w:pStyle w:val="Compact"/>
-            </w:pPr>
-            <w:r>
-              <w:t xml:space="preserve">perro - dog</w:t>
-            </w:r>
-          </w:p>
-        </w:tc>
-        <w:tc>
-          <w:tcPr/>
-          <w:p>
-            <w:pPr>
-              <w:pStyle w:val="Compact"/>
-            </w:pPr>
-            <w:r>
-              <w:t xml:space="preserve">/pe.ro/ - /dɒg/</w:t>
-            </w:r>
-          </w:p>
-        </w:tc>
-        <w:tc>
-          <w:tcPr/>
-          <w:p>
-            <w:pPr>
-              <w:pStyle w:val="Compact"/>
-            </w:pPr>
-            <w:r>
-              <w:t xml:space="preserve">16.13</w:t>
-            </w:r>
-          </w:p>
-        </w:tc>
-        <w:tc>
-          <w:tcPr/>
-          <w:p>
-            <w:pPr>
-              <w:pStyle w:val="Compact"/>
-            </w:pPr>
-            <w:r>
-              <w:t xml:space="preserve">6.61</w:t>
-            </w:r>
-          </w:p>
-        </w:tc>
-      </w:tr>
-      <w:tr>
-        <w:tc>
-          <w:tcPr/>
-          <w:p>
-            <w:pPr>
-              <w:pStyle w:val="Compact"/>
-            </w:pPr>
-            <w:r>
-              <w:t xml:space="preserve">pluma - feather</w:t>
-            </w:r>
-          </w:p>
-        </w:tc>
-        <w:tc>
-          <w:tcPr/>
-          <w:p>
-            <w:pPr>
-              <w:pStyle w:val="Compact"/>
-            </w:pPr>
-            <w:r>
-              <w:t xml:space="preserve">/plu.ma/ - /ˈfɛðə/</w:t>
-            </w:r>
-          </w:p>
-        </w:tc>
-        <w:tc>
-          <w:tcPr/>
-          <w:p>
-            <w:pPr>
-              <w:pStyle w:val="Compact"/>
-            </w:pPr>
-            <w:r>
-              <w:t xml:space="preserve">16.13</w:t>
-            </w:r>
-          </w:p>
-        </w:tc>
-        <w:tc>
-          <w:tcPr/>
-          <w:p>
-            <w:pPr>
-              <w:pStyle w:val="Compact"/>
-            </w:pPr>
-            <w:r>
-              <w:t xml:space="preserve">6.61</w:t>
-            </w:r>
-          </w:p>
-        </w:tc>
-      </w:tr>
-      <w:tr>
-        <w:tc>
-          <w:tcPr/>
-          <w:p>
-            <w:pPr>
-              <w:pStyle w:val="Compact"/>
-            </w:pPr>
-            <w:r>
-              <w:t xml:space="preserve">puerta - door</w:t>
-            </w:r>
-          </w:p>
-        </w:tc>
-        <w:tc>
-          <w:tcPr/>
-          <w:p>
-            <w:pPr>
-              <w:pStyle w:val="Compact"/>
-            </w:pPr>
-            <w:r>
-              <w:t xml:space="preserve">/pwer.ta/ - /dɔː/</w:t>
-            </w:r>
-          </w:p>
-        </w:tc>
-        <w:tc>
-          <w:tcPr/>
-          <w:p>
-            <w:pPr>
-              <w:pStyle w:val="Compact"/>
-            </w:pPr>
-            <w:r>
-              <w:t xml:space="preserve">16.13</w:t>
-            </w:r>
-          </w:p>
-        </w:tc>
-        <w:tc>
-          <w:tcPr/>
-          <w:p>
-            <w:pPr>
-              <w:pStyle w:val="Compact"/>
-            </w:pPr>
-            <w:r>
-              <w:t xml:space="preserve">6.61</w:t>
-            </w:r>
-          </w:p>
-        </w:tc>
-      </w:tr>
-      <w:tr>
-        <w:tc>
-          <w:tcPr/>
-          <w:p>
-            <w:pPr>
-              <w:pStyle w:val="Compact"/>
-            </w:pPr>
-            <w:r>
-              <w:t xml:space="preserve">pie - foot</w:t>
-            </w:r>
-          </w:p>
-        </w:tc>
-        <w:tc>
-          <w:tcPr/>
-          <w:p>
-            <w:pPr>
-              <w:pStyle w:val="Compact"/>
-            </w:pPr>
-            <w:r>
-              <w:t xml:space="preserve">/pje/ - /fʊt/</w:t>
-            </w:r>
-          </w:p>
-        </w:tc>
-        <w:tc>
-          <w:tcPr/>
-          <w:p>
-            <w:pPr>
-              <w:pStyle w:val="Compact"/>
-            </w:pPr>
-            <w:r>
-              <w:t xml:space="preserve">12.90</w:t>
-            </w:r>
-          </w:p>
-        </w:tc>
-        <w:tc>
-          <w:tcPr/>
-          <w:p>
-            <w:pPr>
-              <w:pStyle w:val="Compact"/>
-            </w:pPr>
-            <w:r>
-              <w:t xml:space="preserve">6.02</w:t>
-            </w:r>
-          </w:p>
-        </w:tc>
-      </w:tr>
-      <w:tr>
-        <w:tc>
-          <w:tcPr/>
-          <w:p>
-            <w:pPr>
-              <w:pStyle w:val="Compact"/>
-            </w:pPr>
-            <w:r>
-              <w:t xml:space="preserve">caballo - horse</w:t>
-            </w:r>
-          </w:p>
-        </w:tc>
-        <w:tc>
-          <w:tcPr/>
-          <w:p>
-            <w:pPr>
-              <w:pStyle w:val="Compact"/>
-            </w:pPr>
-            <w:r>
-              <w:t xml:space="preserve">/kaˈβa.ʎo/ - /hɔːs/</w:t>
-            </w:r>
-          </w:p>
-        </w:tc>
-        <w:tc>
-          <w:tcPr/>
-          <w:p>
-            <w:pPr>
-              <w:pStyle w:val="Compact"/>
-            </w:pPr>
-            <w:r>
-              <w:t xml:space="preserve">10.34</w:t>
-            </w:r>
-          </w:p>
-        </w:tc>
-        <w:tc>
-          <w:tcPr/>
-          <w:p>
-            <w:pPr>
-              <w:pStyle w:val="Compact"/>
-            </w:pPr>
-            <w:r>
-              <w:t xml:space="preserve">5.66</w:t>
-            </w:r>
-          </w:p>
-        </w:tc>
-      </w:tr>
-      <w:tr>
-        <w:tc>
-          <w:tcPr/>
-          <w:p>
-            <w:pPr>
-              <w:pStyle w:val="Compact"/>
-            </w:pPr>
-            <w:r>
-              <w:t xml:space="preserve">bocadillo - sandwich</w:t>
-            </w:r>
-          </w:p>
-        </w:tc>
-        <w:tc>
-          <w:tcPr/>
-          <w:p>
-            <w:pPr>
-              <w:pStyle w:val="Compact"/>
-            </w:pPr>
-            <w:r>
-              <w:t xml:space="preserve">/bo.kaˈdi.ʎo/ - /ˈsænwɪʤ/</w:t>
-            </w:r>
-          </w:p>
-        </w:tc>
-        <w:tc>
-          <w:tcPr/>
-          <w:p>
-            <w:pPr>
-              <w:pStyle w:val="Compact"/>
-            </w:pPr>
-            <w:r>
-              <w:t xml:space="preserve">10.00</w:t>
-            </w:r>
-          </w:p>
-        </w:tc>
-        <w:tc>
-          <w:tcPr/>
-          <w:p>
-            <w:pPr>
-              <w:pStyle w:val="Compact"/>
-            </w:pPr>
-            <w:r>
-              <w:t xml:space="preserve">5.48</w:t>
-            </w:r>
-          </w:p>
-        </w:tc>
-      </w:tr>
-      <w:tr>
-        <w:tc>
-          <w:tcPr/>
-          <w:p>
-            <w:pPr>
-              <w:pStyle w:val="Compact"/>
-            </w:pPr>
-            <w:r>
-              <w:t xml:space="preserve">globo - balloon</w:t>
-            </w:r>
-          </w:p>
-        </w:tc>
-        <w:tc>
-          <w:tcPr/>
-          <w:p>
-            <w:pPr>
-              <w:pStyle w:val="Compact"/>
-            </w:pPr>
-            <w:r>
-              <w:t xml:space="preserve">/ˈɡlo.βo/ - /bəˈluːn/</w:t>
-            </w:r>
-          </w:p>
-        </w:tc>
-        <w:tc>
-          <w:tcPr/>
-          <w:p>
-            <w:pPr>
-              <w:pStyle w:val="Compact"/>
-            </w:pPr>
-            <w:r>
-              <w:t xml:space="preserve">10.00</w:t>
-            </w:r>
-          </w:p>
-        </w:tc>
-        <w:tc>
-          <w:tcPr/>
-          <w:p>
-            <w:pPr>
-              <w:pStyle w:val="Compact"/>
-            </w:pPr>
-            <w:r>
-              <w:t xml:space="preserve">5.48</w:t>
-            </w:r>
-          </w:p>
-        </w:tc>
-      </w:tr>
-      <w:tr>
-        <w:tc>
-          <w:tcPr>
-            <w:gridSpan w:val="4"/>
-          </w:tcPr>
-          <w:p>
-            <w:pPr>
-              <w:pStyle w:val="Compact"/>
-            </w:pPr>
-            <w:r>
-              <w:t xml:space="preserve">Experiment 3 (cat-SPA)</w:t>
-            </w:r>
-          </w:p>
-        </w:tc>
-      </w:tr>
-      <w:tr>
-        <w:tc>
-          <w:tcPr/>
-          <w:p>
-            <w:pPr>
-              <w:pStyle w:val="Compact"/>
-            </w:pPr>
-            <w:r>
-              <w:t xml:space="preserve">fulla - hoja</w:t>
-            </w:r>
-          </w:p>
-        </w:tc>
-        <w:tc>
-          <w:tcPr/>
-          <w:p>
-            <w:pPr>
-              <w:pStyle w:val="Compact"/>
-            </w:pPr>
-            <w:r>
-              <w:t xml:space="preserve">/ˈfu.ʎə/ - /ˈo.xa/</w:t>
-            </w:r>
-          </w:p>
-        </w:tc>
-        <w:tc>
-          <w:tcPr/>
-          <w:p>
-            <w:pPr>
-              <w:pStyle w:val="Compact"/>
-            </w:pPr>
-            <w:r>
-              <w:t xml:space="preserve">30.43</w:t>
-            </w:r>
-          </w:p>
-        </w:tc>
-        <w:tc>
-          <w:tcPr/>
-          <w:p>
-            <w:pPr>
-              <w:pStyle w:val="Compact"/>
-            </w:pPr>
-            <w:r>
-              <w:t xml:space="preserve">9.59</w:t>
-            </w:r>
-          </w:p>
-        </w:tc>
-      </w:tr>
-      <w:tr>
-        <w:tc>
-          <w:tcPr/>
-          <w:p>
-            <w:pPr>
-              <w:pStyle w:val="Compact"/>
-            </w:pPr>
-            <w:r>
-              <w:t xml:space="preserve">ull - ojo</w:t>
-            </w:r>
-          </w:p>
-        </w:tc>
-        <w:tc>
-          <w:tcPr/>
-          <w:p>
-            <w:pPr>
-              <w:pStyle w:val="Compact"/>
-            </w:pPr>
-            <w:r>
-              <w:t xml:space="preserve">/uʎ/ - /ˈo.xo/</w:t>
-            </w:r>
-          </w:p>
-        </w:tc>
-        <w:tc>
-          <w:tcPr/>
-          <w:p>
-            <w:pPr>
-              <w:pStyle w:val="Compact"/>
-            </w:pPr>
-            <w:r>
-              <w:t xml:space="preserve">21.74</w:t>
-            </w:r>
-          </w:p>
-        </w:tc>
-        <w:tc>
-          <w:tcPr/>
-          <w:p>
-            <w:pPr>
-              <w:pStyle w:val="Compact"/>
-            </w:pPr>
-            <w:r>
-              <w:t xml:space="preserve">8.60</w:t>
-            </w:r>
-          </w:p>
-        </w:tc>
-      </w:tr>
-      <w:tr>
-        <w:tc>
-          <w:tcPr/>
-          <w:p>
-            <w:pPr>
-              <w:pStyle w:val="Compact"/>
-            </w:pPr>
-            <w:r>
-              <w:t xml:space="preserve">got - vaso</w:t>
-            </w:r>
-          </w:p>
-        </w:tc>
-        <w:tc>
-          <w:tcPr/>
-          <w:p>
-            <w:pPr>
-              <w:pStyle w:val="Compact"/>
-            </w:pPr>
-            <w:r>
-              <w:t xml:space="preserve">/ˈɡɔt/ - /ˈba.so/</w:t>
-            </w:r>
-          </w:p>
-        </w:tc>
-        <w:tc>
-          <w:tcPr/>
-          <w:p>
-            <w:pPr>
-              <w:pStyle w:val="Compact"/>
-            </w:pPr>
-            <w:r>
-              <w:t xml:space="preserve">20.00</w:t>
-            </w:r>
-          </w:p>
-        </w:tc>
-        <w:tc>
-          <w:tcPr/>
-          <w:p>
-            <w:pPr>
-              <w:pStyle w:val="Compact"/>
-            </w:pPr>
-            <w:r>
-              <w:t xml:space="preserve">8.00</w:t>
-            </w:r>
-          </w:p>
-        </w:tc>
-      </w:tr>
-      <w:tr>
-        <w:tc>
-          <w:tcPr/>
-          <w:p>
-            <w:pPr>
-              <w:pStyle w:val="Compact"/>
-            </w:pPr>
-            <w:r>
-              <w:t xml:space="preserve">entrepa - bocadillo</w:t>
-            </w:r>
-          </w:p>
-        </w:tc>
-        <w:tc>
-          <w:tcPr/>
-          <w:p>
-            <w:pPr>
-              <w:pStyle w:val="Compact"/>
-            </w:pPr>
-            <w:r>
-              <w:t xml:space="preserve">/ˌen.tɾəˈpa/ - /bo.kaˈdi.ʎo/</w:t>
-            </w:r>
-          </w:p>
-        </w:tc>
-        <w:tc>
-          <w:tcPr/>
-          <w:p>
-            <w:pPr>
-              <w:pStyle w:val="Compact"/>
-            </w:pPr>
-            <w:r>
-              <w:t xml:space="preserve">13.04</w:t>
-            </w:r>
-          </w:p>
-        </w:tc>
-        <w:tc>
-          <w:tcPr/>
-          <w:p>
-            <w:pPr>
-              <w:pStyle w:val="Compact"/>
-            </w:pPr>
-            <w:r>
-              <w:t xml:space="preserve">7.02</w:t>
-            </w:r>
-          </w:p>
-        </w:tc>
-      </w:tr>
-      <w:tr>
-        <w:tc>
-          <w:tcPr/>
-          <w:p>
-            <w:pPr>
-              <w:pStyle w:val="Compact"/>
-            </w:pPr>
-            <w:r>
-              <w:t xml:space="preserve">mirall - espejo</w:t>
-            </w:r>
-          </w:p>
-        </w:tc>
-        <w:tc>
-          <w:tcPr/>
-          <w:p>
-            <w:pPr>
-              <w:pStyle w:val="Compact"/>
-            </w:pPr>
-            <w:r>
-              <w:t xml:space="preserve">/miˈɾaʎ/ - /es’pe.xo/</w:t>
-            </w:r>
-          </w:p>
-        </w:tc>
-        <w:tc>
-          <w:tcPr/>
-          <w:p>
-            <w:pPr>
-              <w:pStyle w:val="Compact"/>
-            </w:pPr>
-            <w:r>
-              <w:t xml:space="preserve">12.50</w:t>
-            </w:r>
-          </w:p>
-        </w:tc>
-        <w:tc>
-          <w:tcPr/>
-          <w:p>
-            <w:pPr>
-              <w:pStyle w:val="Compact"/>
-            </w:pPr>
-            <w:r>
-              <w:t xml:space="preserve">6.75</w:t>
-            </w:r>
-          </w:p>
-        </w:tc>
-      </w:tr>
-    </w:tbl>
-    <w:bookmarkEnd w:id="51"/>
-    <w:bookmarkEnd w:id="52"/>
-    <w:bookmarkEnd w:id="53"/>
-    <w:bookmarkStart w:id="64" w:name="experiment-3"/>
-    <w:p>
-      <w:pPr>
-        <w:pStyle w:val="Heading1"/>
-      </w:pPr>
-      <w:r>
-        <w:t xml:space="preserve">Experiment 3</w:t>
-      </w:r>
-    </w:p>
-    <w:p>
-      <w:pPr>
-        <w:pStyle w:val="FirstParagraph"/>
-      </w:pPr>
-      <w:r>
-        <w:t xml:space="preserve">Participants from both Experiment 1 and 2 benefited strongly from phonological similarity to correctly translate words from a non-native, reportedly unfamiliar language. This pattern of results holds for most of the presented stimuli, but some low-similarity Catalan and Spanish words were responded to surprisingly accurately by English listeners. Given that participants were reportedly unfamiliar with both languages, it was expected that participants would be very unlikely to provide correct translations for words sharing little to no phonological similarity to their correct translation.</w:t>
+    <w:p>
+      <w:pPr>
+        <w:pStyle w:val="BodyText"/>
+      </w:pPr>
+      <w:r>
+        <w:t xml:space="preserve">Experiment 2 was an extension of Experiment 1 to a population of monolinguals whose native language is typologically close to the presented language. We presented Catalan words to adult Spanish native speakers who were reportedly unfamiliar with Catalan. Our results indicate a similar pattern of results as those in Experiment 1: participants were able to provide correct translations of presented Catalan words, provided that the Catalan words shared some degree of phonological similarity with their Spanish translation, and that the number of phonological neighbours with higher lexical frequency was relatively low. In contrast with the results in Experiment 1, the positive impact of phonological similarity on participants’ performance in Experiment 2 was larger. This suggests that participants in Experiment 2, who were native speakers of a typologically similar language (Spanish) to the presented language (Catalan), benefited more strongly from phonological similarity than participants in Experiment 1, who were native speakers of typologically less similar language (English) to the presented language (Catalan, Spanish).</w:t>
+      </w:r>
+    </w:p>
+    <w:p>
+      <w:pPr>
+        <w:pStyle w:val="BodyText"/>
+      </w:pPr>
+      <w:r>
+        <w:t xml:space="preserve">However, an unexpected finding was that some trials with Catalan and Spanish words that had low similarity to their English translations were responded to with surprising accuracy by the English-speaking participants in Experiment 1.</w:t>
       </w:r>
       <w:r>
         <w:t xml:space="preserve"> </w:t>
@@ -8286,27 +6850,1339 @@
         <w:t xml:space="preserve"> </w:t>
       </w:r>
       <w:r>
-        <w:t xml:space="preserve">shows a list of Catalan and Spanish words to which participants provided responses with</w:t>
-      </w:r>
-      <w:r>
-        <w:t xml:space="preserve"> </w:t>
-      </w:r>
-      <m:oMath>
-        <m:r>
-          <m:rPr>
-            <m:sty m:val="p"/>
-          </m:rPr>
-          <m:t>≥</m:t>
-        </m:r>
-      </m:oMath>
-      <w:r>
-        <w:t xml:space="preserve"> </w:t>
-      </w:r>
-      <w:r>
-        <w:t xml:space="preserve">10 average accuracy. It is possible that participants had prior knowledge of these words despite having reported little to no familiarity with the presented language (Catalan or Spanish). One possibility is that participants had previously encountered these words embedded in English linguistic input. Spanish words percolate English speech with relative frequency, via different sources such as popular culture, songs, TV programs, etc. In addition, words from languages other than Spanish or Catalan, but with high similarity to the Spanish or Catalan words (e.g., cognates from Italian or French) might appear in English speech as well. Such prior knowledge might not be specific to the low-similarity words highlighted before. Participants may also have had prior knowledge about higher-similarity words, which could have contributed to participants responding to such words more accurately than without such prior knowledge. In the case of higher-similarity words, it is more difficult to disentangle the extent to which participants’ accuracy is a function of pure phonological similarity, or prior knowledge they had about the meaning of Spanish words. Experiment 3 is a replication of Experiment 1 in which we collected additional data about participants’ prior familiarity with the presented Catalan and Spanish words. We used this information to remove from analyses any responses in which participants reported prior knowledge with the meaning of the presented word.</w:t>
-      </w:r>
-    </w:p>
-    <w:bookmarkStart w:id="54" w:name="methods-2"/>
+        <w:t xml:space="preserve">shows a list of Catalan and Spanish words to which participants provided responses with 10% average accuracy despite low phonological similarity as indexed by the Levenshtein similarity score.</w:t>
+      </w:r>
+    </w:p>
+    <w:bookmarkStart w:id="55" w:name="tbl-surprises"/>
+    <w:p>
+      <w:pPr>
+        <w:pStyle w:val="FigureTitle"/>
+      </w:pPr>
+      <w:r>
+        <w:t xml:space="preserve">Table 4</w:t>
+      </w:r>
+    </w:p>
+    <w:p>
+      <w:pPr>
+        <w:pStyle w:val="Caption"/>
+      </w:pPr>
+      <w:r>
+        <w:t xml:space="preserve">List of items with unexpectedly high accuracy: the Levenshtein similarity score between the presented word (in Catalan or Spanish) and their correct English translation is zero, but participants, who are reportedly unfamiliar with the presented language, were on average &gt;10% likely to guess the correct translation.</w:t>
+      </w:r>
+    </w:p>
+    <w:tbl>
+      <w:tblPr>
+        <w:tblStyle w:val="Table"/>
+        <w:tblW w:type="pct" w:w="4873"/>
+        <w:tblLayout w:type="fixed"/>
+        <w:tblLook w:firstRow="1" w:lastRow="0" w:firstColumn="0" w:lastColumn="0" w:noHBand="0" w:noVBand="0" w:val="0020"/>
+      </w:tblPr>
+      <w:tblGrid>
+        <w:gridCol w:w="2305"/>
+        <w:gridCol w:w="3107"/>
+        <w:gridCol w:w="1604"/>
+        <w:gridCol w:w="701"/>
+      </w:tblGrid>
+      <w:tr>
+        <w:trPr>
+          <w:tblHeader w:val="on"/>
+        </w:trPr>
+        <w:tc>
+          <w:tcPr/>
+          <w:p>
+            <w:pPr>
+              <w:pStyle w:val="Compact"/>
+            </w:pPr>
+            <w:r>
+              <w:t xml:space="preserve">Translation</w:t>
+            </w:r>
+          </w:p>
+        </w:tc>
+        <w:tc>
+          <w:tcPr/>
+          <w:p>
+            <w:pPr>
+              <w:pStyle w:val="Compact"/>
+            </w:pPr>
+            <w:r>
+              <w:t xml:space="preserve">IPA</w:t>
+            </w:r>
+          </w:p>
+        </w:tc>
+        <w:tc>
+          <w:tcPr/>
+          <w:p>
+            <w:pPr>
+              <w:pStyle w:val="Compact"/>
+            </w:pPr>
+            <w:r>
+              <w:t xml:space="preserve">Accuracy (%)</w:t>
+            </w:r>
+          </w:p>
+        </w:tc>
+        <w:tc>
+          <w:tcPr/>
+          <w:p>
+            <w:pPr>
+              <w:pStyle w:val="Compact"/>
+            </w:pPr>
+            <w:r>
+              <w:t xml:space="preserve">SE</w:t>
+            </w:r>
+          </w:p>
+        </w:tc>
+      </w:tr>
+      <w:tr>
+        <w:tc>
+          <w:tcPr>
+            <w:gridSpan w:val="4"/>
+          </w:tcPr>
+          <w:p>
+            <w:pPr>
+              <w:pStyle w:val="Compact"/>
+            </w:pPr>
+            <w:r>
+              <w:t xml:space="preserve">Experiment 1 (cat-ENG)</w:t>
+            </w:r>
+          </w:p>
+        </w:tc>
+      </w:tr>
+      <w:tr>
+        <w:tc>
+          <w:tcPr/>
+          <w:p>
+            <w:pPr>
+              <w:pStyle w:val="Compact"/>
+            </w:pPr>
+            <w:r>
+              <w:t xml:space="preserve">cavall - horse</w:t>
+            </w:r>
+          </w:p>
+        </w:tc>
+        <w:tc>
+          <w:tcPr/>
+          <w:p>
+            <w:pPr>
+              <w:pStyle w:val="Compact"/>
+            </w:pPr>
+            <w:r>
+              <w:t xml:space="preserve">/kə’baʎ/ - /hɔːs/</w:t>
+            </w:r>
+          </w:p>
+        </w:tc>
+        <w:tc>
+          <w:tcPr/>
+          <w:p>
+            <w:pPr>
+              <w:pStyle w:val="Compact"/>
+            </w:pPr>
+            <w:r>
+              <w:t xml:space="preserve">17.14</w:t>
+            </w:r>
+          </w:p>
+        </w:tc>
+        <w:tc>
+          <w:tcPr/>
+          <w:p>
+            <w:pPr>
+              <w:pStyle w:val="Compact"/>
+            </w:pPr>
+            <w:r>
+              <w:t xml:space="preserve">6.37</w:t>
+            </w:r>
+          </w:p>
+        </w:tc>
+      </w:tr>
+      <w:tr>
+        <w:tc>
+          <w:tcPr/>
+          <w:p>
+            <w:pPr>
+              <w:pStyle w:val="Compact"/>
+            </w:pPr>
+            <w:r>
+              <w:t xml:space="preserve">llibre - book</w:t>
+            </w:r>
+          </w:p>
+        </w:tc>
+        <w:tc>
+          <w:tcPr/>
+          <w:p>
+            <w:pPr>
+              <w:pStyle w:val="Compact"/>
+            </w:pPr>
+            <w:r>
+              <w:t xml:space="preserve">/ˈʎi.βɾə/ - /bʊk/</w:t>
+            </w:r>
+          </w:p>
+        </w:tc>
+        <w:tc>
+          <w:tcPr/>
+          <w:p>
+            <w:pPr>
+              <w:pStyle w:val="Compact"/>
+            </w:pPr>
+            <w:r>
+              <w:t xml:space="preserve">17.14</w:t>
+            </w:r>
+          </w:p>
+        </w:tc>
+        <w:tc>
+          <w:tcPr/>
+          <w:p>
+            <w:pPr>
+              <w:pStyle w:val="Compact"/>
+            </w:pPr>
+            <w:r>
+              <w:t xml:space="preserve">6.37</w:t>
+            </w:r>
+          </w:p>
+        </w:tc>
+      </w:tr>
+      <w:tr>
+        <w:tc>
+          <w:tcPr/>
+          <w:p>
+            <w:pPr>
+              <w:pStyle w:val="Compact"/>
+            </w:pPr>
+            <w:r>
+              <w:t xml:space="preserve">camisa - shirt</w:t>
+            </w:r>
+          </w:p>
+        </w:tc>
+        <w:tc>
+          <w:tcPr/>
+          <w:p>
+            <w:pPr>
+              <w:pStyle w:val="Compact"/>
+            </w:pPr>
+            <w:r>
+              <w:t xml:space="preserve">/ka.’mi.za/ - /ʃɜːt/</w:t>
+            </w:r>
+          </w:p>
+        </w:tc>
+        <w:tc>
+          <w:tcPr/>
+          <w:p>
+            <w:pPr>
+              <w:pStyle w:val="Compact"/>
+            </w:pPr>
+            <w:r>
+              <w:t xml:space="preserve">16.67</w:t>
+            </w:r>
+          </w:p>
+        </w:tc>
+        <w:tc>
+          <w:tcPr/>
+          <w:p>
+            <w:pPr>
+              <w:pStyle w:val="Compact"/>
+            </w:pPr>
+            <w:r>
+              <w:t xml:space="preserve">6.21</w:t>
+            </w:r>
+          </w:p>
+        </w:tc>
+      </w:tr>
+      <w:tr>
+        <w:tc>
+          <w:tcPr/>
+          <w:p>
+            <w:pPr>
+              <w:pStyle w:val="Compact"/>
+            </w:pPr>
+            <w:r>
+              <w:t xml:space="preserve">poma - apple</w:t>
+            </w:r>
+          </w:p>
+        </w:tc>
+        <w:tc>
+          <w:tcPr/>
+          <w:p>
+            <w:pPr>
+              <w:pStyle w:val="Compact"/>
+            </w:pPr>
+            <w:r>
+              <w:t xml:space="preserve">/ˈpo.ma/ - /ˈæpl/</w:t>
+            </w:r>
+          </w:p>
+        </w:tc>
+        <w:tc>
+          <w:tcPr/>
+          <w:p>
+            <w:pPr>
+              <w:pStyle w:val="Compact"/>
+            </w:pPr>
+            <w:r>
+              <w:t xml:space="preserve">16.67</w:t>
+            </w:r>
+          </w:p>
+        </w:tc>
+        <w:tc>
+          <w:tcPr/>
+          <w:p>
+            <w:pPr>
+              <w:pStyle w:val="Compact"/>
+            </w:pPr>
+            <w:r>
+              <w:t xml:space="preserve">6.21</w:t>
+            </w:r>
+          </w:p>
+        </w:tc>
+      </w:tr>
+      <w:tr>
+        <w:tc>
+          <w:tcPr/>
+          <w:p>
+            <w:pPr>
+              <w:pStyle w:val="Compact"/>
+            </w:pPr>
+            <w:r>
+              <w:t xml:space="preserve">cama - leg</w:t>
+            </w:r>
+          </w:p>
+        </w:tc>
+        <w:tc>
+          <w:tcPr/>
+          <w:p>
+            <w:pPr>
+              <w:pStyle w:val="Compact"/>
+            </w:pPr>
+            <w:r>
+              <w:t xml:space="preserve">/ˈka.mə/ - /lɛg/</w:t>
+            </w:r>
+          </w:p>
+        </w:tc>
+        <w:tc>
+          <w:tcPr/>
+          <w:p>
+            <w:pPr>
+              <w:pStyle w:val="Compact"/>
+            </w:pPr>
+            <w:r>
+              <w:t xml:space="preserve">11.11</w:t>
+            </w:r>
+          </w:p>
+        </w:tc>
+        <w:tc>
+          <w:tcPr/>
+          <w:p>
+            <w:pPr>
+              <w:pStyle w:val="Compact"/>
+            </w:pPr>
+            <w:r>
+              <w:t xml:space="preserve">5.24</w:t>
+            </w:r>
+          </w:p>
+        </w:tc>
+      </w:tr>
+      <w:tr>
+        <w:tc>
+          <w:tcPr>
+            <w:gridSpan w:val="4"/>
+          </w:tcPr>
+          <w:p>
+            <w:pPr>
+              <w:pStyle w:val="Compact"/>
+            </w:pPr>
+            <w:r>
+              <w:t xml:space="preserve">Experiment 2 (spa-ENG)</w:t>
+            </w:r>
+          </w:p>
+        </w:tc>
+      </w:tr>
+      <w:tr>
+        <w:tc>
+          <w:tcPr/>
+          <w:p>
+            <w:pPr>
+              <w:pStyle w:val="Compact"/>
+            </w:pPr>
+            <w:r>
+              <w:t xml:space="preserve">pantalon - trousers</w:t>
+            </w:r>
+          </w:p>
+        </w:tc>
+        <w:tc>
+          <w:tcPr/>
+          <w:p>
+            <w:pPr>
+              <w:pStyle w:val="Compact"/>
+            </w:pPr>
+            <w:r>
+              <w:t xml:space="preserve">/paŋ.taˈlon/ - /ˈtraʊzəz/</w:t>
+            </w:r>
+          </w:p>
+        </w:tc>
+        <w:tc>
+          <w:tcPr/>
+          <w:p>
+            <w:pPr>
+              <w:pStyle w:val="Compact"/>
+            </w:pPr>
+            <w:r>
+              <w:t xml:space="preserve">77.42</w:t>
+            </w:r>
+          </w:p>
+        </w:tc>
+        <w:tc>
+          <w:tcPr/>
+          <w:p>
+            <w:pPr>
+              <w:pStyle w:val="Compact"/>
+            </w:pPr>
+            <w:r>
+              <w:t xml:space="preserve">7.51</w:t>
+            </w:r>
+          </w:p>
+        </w:tc>
+      </w:tr>
+      <w:tr>
+        <w:tc>
+          <w:tcPr/>
+          <w:p>
+            <w:pPr>
+              <w:pStyle w:val="Compact"/>
+            </w:pPr>
+            <w:r>
+              <w:t xml:space="preserve">naranja - orange</w:t>
+            </w:r>
+          </w:p>
+        </w:tc>
+        <w:tc>
+          <w:tcPr/>
+          <w:p>
+            <w:pPr>
+              <w:pStyle w:val="Compact"/>
+            </w:pPr>
+            <w:r>
+              <w:t xml:space="preserve">/naˈɾaŋ.xa/ - /ˈɒrɪnʤ/</w:t>
+            </w:r>
+          </w:p>
+        </w:tc>
+        <w:tc>
+          <w:tcPr/>
+          <w:p>
+            <w:pPr>
+              <w:pStyle w:val="Compact"/>
+            </w:pPr>
+            <w:r>
+              <w:t xml:space="preserve">41.94</w:t>
+            </w:r>
+          </w:p>
+        </w:tc>
+        <w:tc>
+          <w:tcPr/>
+          <w:p>
+            <w:pPr>
+              <w:pStyle w:val="Compact"/>
+            </w:pPr>
+            <w:r>
+              <w:t xml:space="preserve">8.86</w:t>
+            </w:r>
+          </w:p>
+        </w:tc>
+      </w:tr>
+      <w:tr>
+        <w:tc>
+          <w:tcPr/>
+          <w:p>
+            <w:pPr>
+              <w:pStyle w:val="Compact"/>
+            </w:pPr>
+            <w:r>
+              <w:t xml:space="preserve">leche - milk</w:t>
+            </w:r>
+          </w:p>
+        </w:tc>
+        <w:tc>
+          <w:tcPr>
+            <w:gridSpan w:val="3"/>
+          </w:tcPr>
+          <w:p>
+            <w:pPr>
+              <w:pStyle w:val="Compact"/>
+            </w:pPr>
+            <w:r>
+              <w:t xml:space="preserve">/ˈle.t͡ʃe/ - /mɪlk/ | 35.48 | 8.59 |</w:t>
+            </w:r>
+          </w:p>
+        </w:tc>
+      </w:tr>
+      <w:tr>
+        <w:tc>
+          <w:tcPr/>
+          <w:p>
+            <w:pPr>
+              <w:pStyle w:val="Compact"/>
+            </w:pPr>
+            <w:r>
+              <w:t xml:space="preserve">toro - bull</w:t>
+            </w:r>
+          </w:p>
+        </w:tc>
+        <w:tc>
+          <w:tcPr/>
+          <w:p>
+            <w:pPr>
+              <w:pStyle w:val="Compact"/>
+            </w:pPr>
+            <w:r>
+              <w:t xml:space="preserve">/ˈto.ɾo/ - /bʊl/</w:t>
+            </w:r>
+          </w:p>
+        </w:tc>
+        <w:tc>
+          <w:tcPr/>
+          <w:p>
+            <w:pPr>
+              <w:pStyle w:val="Compact"/>
+            </w:pPr>
+            <w:r>
+              <w:t xml:space="preserve">33.33</w:t>
+            </w:r>
+          </w:p>
+        </w:tc>
+        <w:tc>
+          <w:tcPr/>
+          <w:p>
+            <w:pPr>
+              <w:pStyle w:val="Compact"/>
+            </w:pPr>
+            <w:r>
+              <w:t xml:space="preserve">8.61</w:t>
+            </w:r>
+          </w:p>
+        </w:tc>
+      </w:tr>
+      <w:tr>
+        <w:tc>
+          <w:tcPr/>
+          <w:p>
+            <w:pPr>
+              <w:pStyle w:val="Compact"/>
+            </w:pPr>
+            <w:r>
+              <w:t xml:space="preserve">libro - book</w:t>
+            </w:r>
+          </w:p>
+        </w:tc>
+        <w:tc>
+          <w:tcPr/>
+          <w:p>
+            <w:pPr>
+              <w:pStyle w:val="Compact"/>
+            </w:pPr>
+            <w:r>
+              <w:t xml:space="preserve">/ˈli.βɾo/ - /bʊk/</w:t>
+            </w:r>
+          </w:p>
+        </w:tc>
+        <w:tc>
+          <w:tcPr/>
+          <w:p>
+            <w:pPr>
+              <w:pStyle w:val="Compact"/>
+            </w:pPr>
+            <w:r>
+              <w:t xml:space="preserve">30.00</w:t>
+            </w:r>
+          </w:p>
+        </w:tc>
+        <w:tc>
+          <w:tcPr/>
+          <w:p>
+            <w:pPr>
+              <w:pStyle w:val="Compact"/>
+            </w:pPr>
+            <w:r>
+              <w:t xml:space="preserve">8.37</w:t>
+            </w:r>
+          </w:p>
+        </w:tc>
+      </w:tr>
+      <w:tr>
+        <w:tc>
+          <w:tcPr/>
+          <w:p>
+            <w:pPr>
+              <w:pStyle w:val="Compact"/>
+            </w:pPr>
+            <w:r>
+              <w:t xml:space="preserve">cebra - zebra</w:t>
+            </w:r>
+          </w:p>
+        </w:tc>
+        <w:tc>
+          <w:tcPr/>
+          <w:p>
+            <w:pPr>
+              <w:pStyle w:val="Compact"/>
+            </w:pPr>
+            <w:r>
+              <w:t xml:space="preserve">/ˈθe.bɾa/ - /ˈziːbrə/</w:t>
+            </w:r>
+          </w:p>
+        </w:tc>
+        <w:tc>
+          <w:tcPr/>
+          <w:p>
+            <w:pPr>
+              <w:pStyle w:val="Compact"/>
+            </w:pPr>
+            <w:r>
+              <w:t xml:space="preserve">29.03</w:t>
+            </w:r>
+          </w:p>
+        </w:tc>
+        <w:tc>
+          <w:tcPr/>
+          <w:p>
+            <w:pPr>
+              <w:pStyle w:val="Compact"/>
+            </w:pPr>
+            <w:r>
+              <w:t xml:space="preserve">8.15</w:t>
+            </w:r>
+          </w:p>
+        </w:tc>
+      </w:tr>
+      <w:tr>
+        <w:tc>
+          <w:tcPr/>
+          <w:p>
+            <w:pPr>
+              <w:pStyle w:val="Compact"/>
+            </w:pPr>
+            <w:r>
+              <w:t xml:space="preserve">pan - bread</w:t>
+            </w:r>
+          </w:p>
+        </w:tc>
+        <w:tc>
+          <w:tcPr/>
+          <w:p>
+            <w:pPr>
+              <w:pStyle w:val="Compact"/>
+            </w:pPr>
+            <w:r>
+              <w:t xml:space="preserve">/pan/ - /brɛd/</w:t>
+            </w:r>
+          </w:p>
+        </w:tc>
+        <w:tc>
+          <w:tcPr/>
+          <w:p>
+            <w:pPr>
+              <w:pStyle w:val="Compact"/>
+            </w:pPr>
+            <w:r>
+              <w:t xml:space="preserve">29.03</w:t>
+            </w:r>
+          </w:p>
+        </w:tc>
+        <w:tc>
+          <w:tcPr/>
+          <w:p>
+            <w:pPr>
+              <w:pStyle w:val="Compact"/>
+            </w:pPr>
+            <w:r>
+              <w:t xml:space="preserve">8.15</w:t>
+            </w:r>
+          </w:p>
+        </w:tc>
+      </w:tr>
+      <w:tr>
+        <w:tc>
+          <w:tcPr/>
+          <w:p>
+            <w:pPr>
+              <w:pStyle w:val="Compact"/>
+            </w:pPr>
+            <w:r>
+              <w:t xml:space="preserve">pollo - chicken</w:t>
+            </w:r>
+          </w:p>
+        </w:tc>
+        <w:tc>
+          <w:tcPr/>
+          <w:p>
+            <w:pPr>
+              <w:pStyle w:val="Compact"/>
+            </w:pPr>
+            <w:r>
+              <w:t xml:space="preserve">/ˈpo.ʎo/ - /ˈʧɪkɪn/</w:t>
+            </w:r>
+          </w:p>
+        </w:tc>
+        <w:tc>
+          <w:tcPr/>
+          <w:p>
+            <w:pPr>
+              <w:pStyle w:val="Compact"/>
+            </w:pPr>
+            <w:r>
+              <w:t xml:space="preserve">26.67</w:t>
+            </w:r>
+          </w:p>
+        </w:tc>
+        <w:tc>
+          <w:tcPr/>
+          <w:p>
+            <w:pPr>
+              <w:pStyle w:val="Compact"/>
+            </w:pPr>
+            <w:r>
+              <w:t xml:space="preserve">8.07</w:t>
+            </w:r>
+          </w:p>
+        </w:tc>
+      </w:tr>
+      <w:tr>
+        <w:tc>
+          <w:tcPr/>
+          <w:p>
+            <w:pPr>
+              <w:pStyle w:val="Compact"/>
+            </w:pPr>
+            <w:r>
+              <w:t xml:space="preserve">jirafa - giraffe</w:t>
+            </w:r>
+          </w:p>
+        </w:tc>
+        <w:tc>
+          <w:tcPr/>
+          <w:p>
+            <w:pPr>
+              <w:pStyle w:val="Compact"/>
+            </w:pPr>
+            <w:r>
+              <w:t xml:space="preserve">/xi’ɾa.fa/ - /ʤɪˈrɑːf/</w:t>
+            </w:r>
+          </w:p>
+        </w:tc>
+        <w:tc>
+          <w:tcPr/>
+          <w:p>
+            <w:pPr>
+              <w:pStyle w:val="Compact"/>
+            </w:pPr>
+            <w:r>
+              <w:t xml:space="preserve">20.69</w:t>
+            </w:r>
+          </w:p>
+        </w:tc>
+        <w:tc>
+          <w:tcPr/>
+          <w:p>
+            <w:pPr>
+              <w:pStyle w:val="Compact"/>
+            </w:pPr>
+            <w:r>
+              <w:t xml:space="preserve">7.52</w:t>
+            </w:r>
+          </w:p>
+        </w:tc>
+      </w:tr>
+      <w:tr>
+        <w:tc>
+          <w:tcPr/>
+          <w:p>
+            <w:pPr>
+              <w:pStyle w:val="Compact"/>
+            </w:pPr>
+            <w:r>
+              <w:t xml:space="preserve">perro - dog</w:t>
+            </w:r>
+          </w:p>
+        </w:tc>
+        <w:tc>
+          <w:tcPr/>
+          <w:p>
+            <w:pPr>
+              <w:pStyle w:val="Compact"/>
+            </w:pPr>
+            <w:r>
+              <w:t xml:space="preserve">/pe.ro/ - /dɒg/</w:t>
+            </w:r>
+          </w:p>
+        </w:tc>
+        <w:tc>
+          <w:tcPr/>
+          <w:p>
+            <w:pPr>
+              <w:pStyle w:val="Compact"/>
+            </w:pPr>
+            <w:r>
+              <w:t xml:space="preserve">16.13</w:t>
+            </w:r>
+          </w:p>
+        </w:tc>
+        <w:tc>
+          <w:tcPr/>
+          <w:p>
+            <w:pPr>
+              <w:pStyle w:val="Compact"/>
+            </w:pPr>
+            <w:r>
+              <w:t xml:space="preserve">6.61</w:t>
+            </w:r>
+          </w:p>
+        </w:tc>
+      </w:tr>
+      <w:tr>
+        <w:tc>
+          <w:tcPr/>
+          <w:p>
+            <w:pPr>
+              <w:pStyle w:val="Compact"/>
+            </w:pPr>
+            <w:r>
+              <w:t xml:space="preserve">pluma - feather</w:t>
+            </w:r>
+          </w:p>
+        </w:tc>
+        <w:tc>
+          <w:tcPr/>
+          <w:p>
+            <w:pPr>
+              <w:pStyle w:val="Compact"/>
+            </w:pPr>
+            <w:r>
+              <w:t xml:space="preserve">/plu.ma/ - /ˈfɛðə/</w:t>
+            </w:r>
+          </w:p>
+        </w:tc>
+        <w:tc>
+          <w:tcPr/>
+          <w:p>
+            <w:pPr>
+              <w:pStyle w:val="Compact"/>
+            </w:pPr>
+            <w:r>
+              <w:t xml:space="preserve">16.13</w:t>
+            </w:r>
+          </w:p>
+        </w:tc>
+        <w:tc>
+          <w:tcPr/>
+          <w:p>
+            <w:pPr>
+              <w:pStyle w:val="Compact"/>
+            </w:pPr>
+            <w:r>
+              <w:t xml:space="preserve">6.61</w:t>
+            </w:r>
+          </w:p>
+        </w:tc>
+      </w:tr>
+      <w:tr>
+        <w:tc>
+          <w:tcPr/>
+          <w:p>
+            <w:pPr>
+              <w:pStyle w:val="Compact"/>
+            </w:pPr>
+            <w:r>
+              <w:t xml:space="preserve">puerta - door</w:t>
+            </w:r>
+          </w:p>
+        </w:tc>
+        <w:tc>
+          <w:tcPr/>
+          <w:p>
+            <w:pPr>
+              <w:pStyle w:val="Compact"/>
+            </w:pPr>
+            <w:r>
+              <w:t xml:space="preserve">/pwer.ta/ - /dɔː/</w:t>
+            </w:r>
+          </w:p>
+        </w:tc>
+        <w:tc>
+          <w:tcPr/>
+          <w:p>
+            <w:pPr>
+              <w:pStyle w:val="Compact"/>
+            </w:pPr>
+            <w:r>
+              <w:t xml:space="preserve">16.13</w:t>
+            </w:r>
+          </w:p>
+        </w:tc>
+        <w:tc>
+          <w:tcPr/>
+          <w:p>
+            <w:pPr>
+              <w:pStyle w:val="Compact"/>
+            </w:pPr>
+            <w:r>
+              <w:t xml:space="preserve">6.61</w:t>
+            </w:r>
+          </w:p>
+        </w:tc>
+      </w:tr>
+      <w:tr>
+        <w:tc>
+          <w:tcPr/>
+          <w:p>
+            <w:pPr>
+              <w:pStyle w:val="Compact"/>
+            </w:pPr>
+            <w:r>
+              <w:t xml:space="preserve">pie - foot</w:t>
+            </w:r>
+          </w:p>
+        </w:tc>
+        <w:tc>
+          <w:tcPr/>
+          <w:p>
+            <w:pPr>
+              <w:pStyle w:val="Compact"/>
+            </w:pPr>
+            <w:r>
+              <w:t xml:space="preserve">/pje/ - /fʊt/</w:t>
+            </w:r>
+          </w:p>
+        </w:tc>
+        <w:tc>
+          <w:tcPr/>
+          <w:p>
+            <w:pPr>
+              <w:pStyle w:val="Compact"/>
+            </w:pPr>
+            <w:r>
+              <w:t xml:space="preserve">12.90</w:t>
+            </w:r>
+          </w:p>
+        </w:tc>
+        <w:tc>
+          <w:tcPr/>
+          <w:p>
+            <w:pPr>
+              <w:pStyle w:val="Compact"/>
+            </w:pPr>
+            <w:r>
+              <w:t xml:space="preserve">6.02</w:t>
+            </w:r>
+          </w:p>
+        </w:tc>
+      </w:tr>
+      <w:tr>
+        <w:tc>
+          <w:tcPr/>
+          <w:p>
+            <w:pPr>
+              <w:pStyle w:val="Compact"/>
+            </w:pPr>
+            <w:r>
+              <w:t xml:space="preserve">caballo - horse</w:t>
+            </w:r>
+          </w:p>
+        </w:tc>
+        <w:tc>
+          <w:tcPr/>
+          <w:p>
+            <w:pPr>
+              <w:pStyle w:val="Compact"/>
+            </w:pPr>
+            <w:r>
+              <w:t xml:space="preserve">/kaˈβa.ʎo/ - /hɔːs/</w:t>
+            </w:r>
+          </w:p>
+        </w:tc>
+        <w:tc>
+          <w:tcPr/>
+          <w:p>
+            <w:pPr>
+              <w:pStyle w:val="Compact"/>
+            </w:pPr>
+            <w:r>
+              <w:t xml:space="preserve">10.34</w:t>
+            </w:r>
+          </w:p>
+        </w:tc>
+        <w:tc>
+          <w:tcPr/>
+          <w:p>
+            <w:pPr>
+              <w:pStyle w:val="Compact"/>
+            </w:pPr>
+            <w:r>
+              <w:t xml:space="preserve">5.66</w:t>
+            </w:r>
+          </w:p>
+        </w:tc>
+      </w:tr>
+      <w:tr>
+        <w:tc>
+          <w:tcPr/>
+          <w:p>
+            <w:pPr>
+              <w:pStyle w:val="Compact"/>
+            </w:pPr>
+            <w:r>
+              <w:t xml:space="preserve">bocadillo - sandwich</w:t>
+            </w:r>
+          </w:p>
+        </w:tc>
+        <w:tc>
+          <w:tcPr/>
+          <w:p>
+            <w:pPr>
+              <w:pStyle w:val="Compact"/>
+            </w:pPr>
+            <w:r>
+              <w:t xml:space="preserve">/bo.kaˈdi.ʎo/ - /ˈsænwɪʤ/</w:t>
+            </w:r>
+          </w:p>
+        </w:tc>
+        <w:tc>
+          <w:tcPr/>
+          <w:p>
+            <w:pPr>
+              <w:pStyle w:val="Compact"/>
+            </w:pPr>
+            <w:r>
+              <w:t xml:space="preserve">10.00</w:t>
+            </w:r>
+          </w:p>
+        </w:tc>
+        <w:tc>
+          <w:tcPr/>
+          <w:p>
+            <w:pPr>
+              <w:pStyle w:val="Compact"/>
+            </w:pPr>
+            <w:r>
+              <w:t xml:space="preserve">5.48</w:t>
+            </w:r>
+          </w:p>
+        </w:tc>
+      </w:tr>
+      <w:tr>
+        <w:tc>
+          <w:tcPr/>
+          <w:p>
+            <w:pPr>
+              <w:pStyle w:val="Compact"/>
+            </w:pPr>
+            <w:r>
+              <w:t xml:space="preserve">globo - balloon</w:t>
+            </w:r>
+          </w:p>
+        </w:tc>
+        <w:tc>
+          <w:tcPr/>
+          <w:p>
+            <w:pPr>
+              <w:pStyle w:val="Compact"/>
+            </w:pPr>
+            <w:r>
+              <w:t xml:space="preserve">/ˈɡlo.βo/ - /bəˈluːn/</w:t>
+            </w:r>
+          </w:p>
+        </w:tc>
+        <w:tc>
+          <w:tcPr/>
+          <w:p>
+            <w:pPr>
+              <w:pStyle w:val="Compact"/>
+            </w:pPr>
+            <w:r>
+              <w:t xml:space="preserve">10.00</w:t>
+            </w:r>
+          </w:p>
+        </w:tc>
+        <w:tc>
+          <w:tcPr/>
+          <w:p>
+            <w:pPr>
+              <w:pStyle w:val="Compact"/>
+            </w:pPr>
+            <w:r>
+              <w:t xml:space="preserve">5.48</w:t>
+            </w:r>
+          </w:p>
+        </w:tc>
+      </w:tr>
+      <w:tr>
+        <w:tc>
+          <w:tcPr>
+            <w:gridSpan w:val="4"/>
+          </w:tcPr>
+          <w:p>
+            <w:pPr>
+              <w:pStyle w:val="Compact"/>
+            </w:pPr>
+            <w:r>
+              <w:t xml:space="preserve">Experiment 3 (cat-SPA)</w:t>
+            </w:r>
+          </w:p>
+        </w:tc>
+      </w:tr>
+      <w:tr>
+        <w:tc>
+          <w:tcPr/>
+          <w:p>
+            <w:pPr>
+              <w:pStyle w:val="Compact"/>
+            </w:pPr>
+            <w:r>
+              <w:t xml:space="preserve">fulla - hoja</w:t>
+            </w:r>
+          </w:p>
+        </w:tc>
+        <w:tc>
+          <w:tcPr/>
+          <w:p>
+            <w:pPr>
+              <w:pStyle w:val="Compact"/>
+            </w:pPr>
+            <w:r>
+              <w:t xml:space="preserve">/ˈfu.ʎə/ - /ˈo.xa/</w:t>
+            </w:r>
+          </w:p>
+        </w:tc>
+        <w:tc>
+          <w:tcPr/>
+          <w:p>
+            <w:pPr>
+              <w:pStyle w:val="Compact"/>
+            </w:pPr>
+            <w:r>
+              <w:t xml:space="preserve">30.43</w:t>
+            </w:r>
+          </w:p>
+        </w:tc>
+        <w:tc>
+          <w:tcPr/>
+          <w:p>
+            <w:pPr>
+              <w:pStyle w:val="Compact"/>
+            </w:pPr>
+            <w:r>
+              <w:t xml:space="preserve">9.59</w:t>
+            </w:r>
+          </w:p>
+        </w:tc>
+      </w:tr>
+      <w:tr>
+        <w:tc>
+          <w:tcPr/>
+          <w:p>
+            <w:pPr>
+              <w:pStyle w:val="Compact"/>
+            </w:pPr>
+            <w:r>
+              <w:t xml:space="preserve">ull - ojo</w:t>
+            </w:r>
+          </w:p>
+        </w:tc>
+        <w:tc>
+          <w:tcPr/>
+          <w:p>
+            <w:pPr>
+              <w:pStyle w:val="Compact"/>
+            </w:pPr>
+            <w:r>
+              <w:t xml:space="preserve">/uʎ/ - /ˈo.xo/</w:t>
+            </w:r>
+          </w:p>
+        </w:tc>
+        <w:tc>
+          <w:tcPr/>
+          <w:p>
+            <w:pPr>
+              <w:pStyle w:val="Compact"/>
+            </w:pPr>
+            <w:r>
+              <w:t xml:space="preserve">21.74</w:t>
+            </w:r>
+          </w:p>
+        </w:tc>
+        <w:tc>
+          <w:tcPr/>
+          <w:p>
+            <w:pPr>
+              <w:pStyle w:val="Compact"/>
+            </w:pPr>
+            <w:r>
+              <w:t xml:space="preserve">8.60</w:t>
+            </w:r>
+          </w:p>
+        </w:tc>
+      </w:tr>
+      <w:tr>
+        <w:tc>
+          <w:tcPr/>
+          <w:p>
+            <w:pPr>
+              <w:pStyle w:val="Compact"/>
+            </w:pPr>
+            <w:r>
+              <w:t xml:space="preserve">got - vaso</w:t>
+            </w:r>
+          </w:p>
+        </w:tc>
+        <w:tc>
+          <w:tcPr/>
+          <w:p>
+            <w:pPr>
+              <w:pStyle w:val="Compact"/>
+            </w:pPr>
+            <w:r>
+              <w:t xml:space="preserve">/ˈɡɔt/ - /ˈba.so/</w:t>
+            </w:r>
+          </w:p>
+        </w:tc>
+        <w:tc>
+          <w:tcPr/>
+          <w:p>
+            <w:pPr>
+              <w:pStyle w:val="Compact"/>
+            </w:pPr>
+            <w:r>
+              <w:t xml:space="preserve">20.00</w:t>
+            </w:r>
+          </w:p>
+        </w:tc>
+        <w:tc>
+          <w:tcPr/>
+          <w:p>
+            <w:pPr>
+              <w:pStyle w:val="Compact"/>
+            </w:pPr>
+            <w:r>
+              <w:t xml:space="preserve">8.00</w:t>
+            </w:r>
+          </w:p>
+        </w:tc>
+      </w:tr>
+      <w:tr>
+        <w:tc>
+          <w:tcPr/>
+          <w:p>
+            <w:pPr>
+              <w:pStyle w:val="Compact"/>
+            </w:pPr>
+            <w:r>
+              <w:t xml:space="preserve">entrepa - bocadillo</w:t>
+            </w:r>
+          </w:p>
+        </w:tc>
+        <w:tc>
+          <w:tcPr/>
+          <w:p>
+            <w:pPr>
+              <w:pStyle w:val="Compact"/>
+            </w:pPr>
+            <w:r>
+              <w:t xml:space="preserve">/ˌen.tɾəˈpa/ - /bo.kaˈdi.ʎo/</w:t>
+            </w:r>
+          </w:p>
+        </w:tc>
+        <w:tc>
+          <w:tcPr/>
+          <w:p>
+            <w:pPr>
+              <w:pStyle w:val="Compact"/>
+            </w:pPr>
+            <w:r>
+              <w:t xml:space="preserve">13.04</w:t>
+            </w:r>
+          </w:p>
+        </w:tc>
+        <w:tc>
+          <w:tcPr/>
+          <w:p>
+            <w:pPr>
+              <w:pStyle w:val="Compact"/>
+            </w:pPr>
+            <w:r>
+              <w:t xml:space="preserve">7.02</w:t>
+            </w:r>
+          </w:p>
+        </w:tc>
+      </w:tr>
+      <w:tr>
+        <w:tc>
+          <w:tcPr/>
+          <w:p>
+            <w:pPr>
+              <w:pStyle w:val="Compact"/>
+            </w:pPr>
+            <w:r>
+              <w:t xml:space="preserve">mirall - espejo</w:t>
+            </w:r>
+          </w:p>
+        </w:tc>
+        <w:tc>
+          <w:tcPr/>
+          <w:p>
+            <w:pPr>
+              <w:pStyle w:val="Compact"/>
+            </w:pPr>
+            <w:r>
+              <w:t xml:space="preserve">/miˈɾaʎ/ - /es’pe.xo/</w:t>
+            </w:r>
+          </w:p>
+        </w:tc>
+        <w:tc>
+          <w:tcPr/>
+          <w:p>
+            <w:pPr>
+              <w:pStyle w:val="Compact"/>
+            </w:pPr>
+            <w:r>
+              <w:t xml:space="preserve">12.50</w:t>
+            </w:r>
+          </w:p>
+        </w:tc>
+        <w:tc>
+          <w:tcPr/>
+          <w:p>
+            <w:pPr>
+              <w:pStyle w:val="Compact"/>
+            </w:pPr>
+            <w:r>
+              <w:t xml:space="preserve">6.75</w:t>
+            </w:r>
+          </w:p>
+        </w:tc>
+      </w:tr>
+    </w:tbl>
+    <w:bookmarkEnd w:id="55"/>
+    <w:p>
+      <w:pPr>
+        <w:pStyle w:val="AfterWithoutNote"/>
+      </w:pPr>
+      <w:r>
+        <w:t xml:space="preserve">It is possible that participants had prior knowledge of these words despite having reported little to no familiarity with the presented language as a whole. Spanish words percolate English speech with relative frequency, via different sources such as popular culture, songs, TV programs, etc. In addition, words from languages other than Spanish or Catalan, but with high similarity to the Spanish or Catalan words (e.g., cognates from Italian or French) might appear in English speech as well. Given that prior knowledge of specific words within the stimuli may have affected participants’ answers, it is important to disentangle the extent to which participants’ answers were driven by phonological similarity or prior knowledge they had about the meaning of the presented words. In Experiment 3, we sought to rule out this potential confound.</w:t>
+      </w:r>
+    </w:p>
+    <w:bookmarkEnd w:id="56"/>
+    <w:bookmarkEnd w:id="57"/>
+    <w:bookmarkStart w:id="68" w:name="experiment-3"/>
+    <w:p>
+      <w:pPr>
+        <w:pStyle w:val="Heading1"/>
+      </w:pPr>
+      <w:r>
+        <w:t xml:space="preserve">Experiment 3</w:t>
+      </w:r>
+    </w:p>
+    <w:p>
+      <w:pPr>
+        <w:pStyle w:val="FirstParagraph"/>
+      </w:pPr>
+      <w:r>
+        <w:t xml:space="preserve">Experiment 3 is a replication of Experiment 1 in which we collected additional data about participants’ prior familiarity with the presented Catalan and Spanish words. We used this information to remove any responses in which participants reported prior knowledge with the meaning of the presented word from the final analysis.</w:t>
+      </w:r>
+    </w:p>
+    <w:bookmarkStart w:id="58" w:name="methods-2"/>
     <w:p>
       <w:pPr>
         <w:pStyle w:val="Heading2"/>
@@ -8349,7 +8225,7 @@
         <w:t xml:space="preserve"> </w:t>
       </w:r>
       <w:r>
-        <w:t xml:space="preserve">= 2.49, range = 18-26, 36 female). Data collection took place from October 20th, 2022 to October 20th, 2023. Participants were recruited via Prolific (5£ compensation) and SONA (compensation in academic credits), and gave informed consent before providing any data and the study was conducted in accordance with ethical standards of the Declaration of Helsinki and the protocol was approved by the [ETHICAL COMMITTEE REDACTED FOR ANONYMITY]. Participants were asked to complete the experiment using a laptop in a quiet place with good internet connection. Stimuli were the same lists of Catalan and Spanish stimuli as in Experiment 1.</w:t>
+        <w:t xml:space="preserve">= 2.49, range = 18-26, 36 female). Data collection took place from October 22th, 2022 to October 23th, 2022. Participants were recruited via Prolific (5£ compensation) and SONA (compensation in academic credits), and gave informed consent before providing any data and the study was conducted in accordance with ethical standards of the Declaration of Helsinki and the protocol was approved by the University of Oxford Medical Sciences Inter-Divisional Research Ethics Committee (IDREC) (R60939/RE007). Participants were asked to complete the experiment using a laptop in a quiet place with good internet connection. Stimuli were the same lists of Catalan and Spanish stimuli as in Experiment 1.</w:t>
       </w:r>
     </w:p>
     <w:p>
@@ -8430,14 +8306,14 @@
         <w:t xml:space="preserve">to the first question on prior word knowledge and be able to accurately transcribe the word they heard. Following the practice phase, participants completed the test phase where they heard either Spanish words or Catalan words.</w:t>
       </w:r>
     </w:p>
-    <w:bookmarkEnd w:id="54"/>
-    <w:bookmarkStart w:id="63" w:name="results-2"/>
+    <w:bookmarkEnd w:id="58"/>
+    <w:bookmarkStart w:id="67" w:name="results-and-discussion-2"/>
     <w:p>
       <w:pPr>
         <w:pStyle w:val="Heading2"/>
       </w:pPr>
       <w:r>
-        <w:t xml:space="preserve">Results</w:t>
+        <w:t xml:space="preserve">Results and discussion</w:t>
       </w:r>
     </w:p>
     <w:p>
@@ -8683,7 +8559,7 @@
       <w:r>
         <w:t xml:space="preserve"> </w:t>
       </w:r>
-      <w:hyperlink w:anchor="fig-knowledge">
+      <w:hyperlink w:anchor="fig-4">
         <w:r>
           <w:rPr>
             <w:rStyle w:val="Hyperlink"/>
@@ -8695,7 +8571,7 @@
         <w:t xml:space="preserve">). Participants reported prior knowledge of Catalan words with unexpected accuracy in Experiment 1 as often as those with expected accuracy. This suggests that participants in Experiment 1 may have relied, to some extent, on their prior knowledge about form-meaning mappings to correctly translate some Spanish words. To isolate such an effect of prior Spanish knowledge, we ran the same analysis as in Experiment 1 on the newly collected translations from Experiment 3, now excluding responses to words for which participants reported prior knowledge.</w:t>
       </w:r>
     </w:p>
-    <w:bookmarkStart w:id="58" w:name="fig-knowledge"/>
+    <w:bookmarkStart w:id="62" w:name="fig-4"/>
     <w:p>
       <w:pPr>
         <w:pStyle w:val="FigureTitle"/>
@@ -8721,18 +8597,18 @@
           <wp:inline>
             <wp:extent cx="5943600" cy="2641599"/>
             <wp:effectExtent b="0" l="0" r="0" t="0"/>
-            <wp:docPr descr="" title="" id="56" name="Picture"/>
+            <wp:docPr descr="" title="" id="60" name="Picture"/>
             <a:graphic>
               <a:graphicData uri="http://schemas.openxmlformats.org/drawingml/2006/picture">
                 <pic:pic>
                   <pic:nvPicPr>
-                    <pic:cNvPr descr="../img/fig-knowledge-1.png" id="57" name="Picture"/>
+                    <pic:cNvPr descr="../img/fig-4-1.png" id="61" name="Picture"/>
                     <pic:cNvPicPr>
                       <a:picLocks noChangeArrowheads="1" noChangeAspect="1"/>
                     </pic:cNvPicPr>
                   </pic:nvPicPr>
                   <pic:blipFill>
-                    <a:blip r:embed="rId55"/>
+                    <a:blip r:embed="rId59"/>
                     <a:stretch>
                       <a:fillRect/>
                     </a:stretch>
@@ -8759,7 +8635,7 @@
         </w:drawing>
       </w:r>
     </w:p>
-    <w:bookmarkEnd w:id="58"/>
+    <w:bookmarkEnd w:id="62"/>
     <w:p>
       <w:pPr>
         <w:pStyle w:val="AfterWithoutNote"/>
@@ -8792,7 +8668,7 @@
         <w:t xml:space="preserve"> </w:t>
       </w:r>
       <w:r>
-        <w:t xml:space="preserve">= -0.064, 95% CrI = [-0.39, -0.104],</w:t>
+        <w:t xml:space="preserve">= -0.063, 95% CrI = [-0.405, -0.122],</w:t>
       </w:r>
       <w:r>
         <w:t xml:space="preserve"> </w:t>
@@ -8805,7 +8681,7 @@
         <w:t xml:space="preserve">p</w:t>
       </w:r>
       <w:r>
-        <w:t xml:space="preserve">(ROPE) = 0.432). Overall, both groups of participants responded less accurately to words with more CLPNs than to words with fewer CLPNs, regardless of the amount of phonological similarity between the presented word and its translation. This is indicated by the size of the regression coefficient of the two-way interaction between</w:t>
+        <w:t xml:space="preserve">(ROPE) = 0.412). Overall, both groups of participants responded less accurately to words with more CLPNs than to words with fewer CLPNs, regardless of the amount of phonological similarity between the presented word and its translation. This is indicated by the size of the regression coefficient of the two-way interaction between</w:t>
       </w:r>
       <w:r>
         <w:t xml:space="preserve"> </w:t>
@@ -8848,7 +8724,7 @@
         <w:t xml:space="preserve"> </w:t>
       </w:r>
       <w:r>
-        <w:t xml:space="preserve">= -0.251, 95% CrI = [-0.386, -0.104],</w:t>
+        <w:t xml:space="preserve">= -0.248, 95% CrI = [-0.397, -0.122],</w:t>
       </w:r>
       <w:r>
         <w:t xml:space="preserve"> </w:t>
@@ -8888,7 +8764,7 @@
         <w:t xml:space="preserve"> </w:t>
       </w:r>
       <w:r>
-        <w:t xml:space="preserve">= 1.532, 95% CrI = [1.414, 1.66],</w:t>
+        <w:t xml:space="preserve">= 1.532, 95% CrI = [1.406, 1.655],</w:t>
       </w:r>
       <w:r>
         <w:t xml:space="preserve"> </w:t>
@@ -8928,7 +8804,7 @@
         <w:t xml:space="preserve"> </w:t>
       </w:r>
       <w:r>
-        <w:t xml:space="preserve">= -0.29, 95% CrI = [-0.539, -0.088],</w:t>
+        <w:t xml:space="preserve">= -0.29, 95% CrI = [-0.532, -0.093],</w:t>
       </w:r>
       <w:r>
         <w:t xml:space="preserve"> </w:t>
@@ -8941,12 +8817,12 @@
         <w:t xml:space="preserve">p</w:t>
       </w:r>
       <w:r>
-        <w:t xml:space="preserve">(ROPE) = 0.024).</w:t>
-      </w:r>
-      <w:r>
-        <w:t xml:space="preserve"> </w:t>
-      </w:r>
-      <w:hyperlink w:anchor="fig-epreds-3">
+        <w:t xml:space="preserve">(ROPE) = 0.02).</w:t>
+      </w:r>
+      <w:r>
+        <w:t xml:space="preserve"> </w:t>
+      </w:r>
+      <w:hyperlink w:anchor="fig-5">
         <w:r>
           <w:rPr>
             <w:rStyle w:val="Hyperlink"/>
@@ -8990,7 +8866,7 @@
         <w:t xml:space="preserve">.</w:t>
       </w:r>
     </w:p>
-    <w:bookmarkStart w:id="62" w:name="fig-epreds-3"/>
+    <w:bookmarkStart w:id="66" w:name="fig-5"/>
     <w:p>
       <w:pPr>
         <w:pStyle w:val="FigureTitle"/>
@@ -9048,18 +8924,18 @@
           <wp:inline>
             <wp:extent cx="5943600" cy="2971800"/>
             <wp:effectExtent b="0" l="0" r="0" t="0"/>
-            <wp:docPr descr="" title="" id="60" name="Picture"/>
+            <wp:docPr descr="" title="" id="64" name="Picture"/>
             <a:graphic>
               <a:graphicData uri="http://schemas.openxmlformats.org/drawingml/2006/picture">
                 <pic:pic>
                   <pic:nvPicPr>
-                    <pic:cNvPr descr="../img/fig-epreds-3-1.png" id="61" name="Picture"/>
+                    <pic:cNvPr descr="../img/fig-5-1.png" id="65" name="Picture"/>
                     <pic:cNvPicPr>
                       <a:picLocks noChangeArrowheads="1" noChangeAspect="1"/>
                     </pic:cNvPicPr>
                   </pic:nvPicPr>
                   <pic:blipFill>
-                    <a:blip r:embed="rId59"/>
+                    <a:blip r:embed="rId63"/>
                     <a:stretch>
                       <a:fillRect/>
                     </a:stretch>
@@ -9086,10 +8962,18 @@
         </w:drawing>
       </w:r>
     </w:p>
-    <w:bookmarkEnd w:id="62"/>
-    <w:bookmarkEnd w:id="63"/>
-    <w:bookmarkEnd w:id="64"/>
-    <w:bookmarkStart w:id="65" w:name="general-discussion"/>
+    <w:bookmarkEnd w:id="66"/>
+    <w:p>
+      <w:pPr>
+        <w:pStyle w:val="AfterWithoutNote"/>
+      </w:pPr>
+      <w:r>
+        <w:t xml:space="preserve">This follow-up experiment was designed to address concerns that participants in Experiments 1 and 2 might have managed to provide correct translations for some words thanks to having prior experience with those words. Findings from Experiment 3 suggest that while participants may have been relying on some prior knowledge when completing the task in Experiment 1, the observed effect of phonological similarity and CLPN can be found even after excluding trials where participants report prior knowledge. Overall, our results suggest that participants were able to rely on the phonological similarity between the presented Catalan and Spanish words and their correct translation to guide word recognition in an unfamiliar language.</w:t>
+      </w:r>
+    </w:p>
+    <w:bookmarkEnd w:id="67"/>
+    <w:bookmarkEnd w:id="68"/>
+    <w:bookmarkStart w:id="71" w:name="general-discussion"/>
     <w:p>
       <w:pPr>
         <w:pStyle w:val="Heading1"/>
@@ -9103,7 +8987,7 @@
         <w:pStyle w:val="FirstParagraph"/>
       </w:pPr>
       <w:r>
-        <w:t xml:space="preserve">Using a translation elicitation task, we investigated how phonological similarity and its interaction with phonological neighbourhood density impact the dynamics of lexical activation and selection during non-native word processing. Our findings support an account of homophonic translation in which thhihs phenomenon results from listeners accommodating non-native phonological forms to their native phoneme inventory, resulting in the activation of native lexical representations. In Experiment 1, we found that English natives activate English word-forms that share some phonological similarity with auditorily presented Catalan and Spanish words (both unfamiliar languages to participants), and later engage dynamics of lexical competition and selection similar to those engaged in native speech processing. In Experiment 2 we extended these findings to a population of participants whose native language was typologically closer to the unfamiliar language presented. Spanish native adults who were unfamiliar with Catalan listened to a list of Catalan words. Spanish natives in Experiment 2 exploited phonological similarity even more strongly than English natives in Experiment 1, suggesting that the typological distance between the presented and target language is associated with a more robust facilitation effect of phonological similarity. In Experiment 3, we replicated the results from Experiment 1 after removing responses in which participants reported some prior knowlegment about the meaning of the presented word, showing that participants’ surprisingly good performance in the translation elicitation task was not driven by unreported prior experience with the Catalan and Spanish words.</w:t>
+        <w:t xml:space="preserve">Through a series of three experiments, we investigated how phonological similarity and its interaction with phonological neighbourhood density impact the dynamics of lexical activation and selection during processing of unfamiliar foreign words. Our findings support an account of homophonic translation in which this phenomenon results from listeners accommodating non-native phonological forms to their native phoneme inventory, resulting in the activation of native lexical representations. In Experiment 1, we found that English natives activate English word-forms that share some phonological similarity with auditorily presented Catalan and Spanish words (both unfamiliar languages to participants), and later engage dynamics of lexical competition and selection similar to those engaged in native speech processing. In Experiment 2, we extended these findings to a population of participants whose native language was typologically closer to the unfamiliar language presented. Spanish native adults who were unfamiliar with Catalan listened to a list of Catalan words. Spanish natives in Experiment 2 exploited phonological similarity even more strongly than English natives in Experiment 1, suggesting that the typological distance between the presented and target language is associated with a more robust facilitation effect of phonological similarity. In Experiment 3, we replicated the results from Experiment 1 after removing responses in which participants reported some prior knowledge about the meaning of the presented word, showing that participants’ surprisingly good performance in the translation elicitation task was not driven by unreported prior experience with Catalan and Spanish.</w:t>
       </w:r>
     </w:p>
     <w:p>
@@ -9111,7 +8995,7 @@
         <w:pStyle w:val="BodyText"/>
       </w:pPr>
       <w:r>
-        <w:t xml:space="preserve">Phonological transcriptions like X-SAMPA are abstract representations that ignore non-phonological contrasts (e.g., phones), and consider different symbols as completely different phonemes, disregarding the fact that some phonemes share more phonetic features than others. Additionally, prosodic cues such as lexical stress, which our measure of phonological similarity does not include, might also provide participants further information about the correct translation of the presented word-forms. Altogether, it is likely that participants in the present study were able to exploit additional cues in the acoustic signal to provide correct translations. Future studies may consider a measure of phonological similarity that captures finer-grained phonetic or prosodic cues present in the acoustic signal presented to participants. explore the relative contribution of such cues in the occurrence of homophonic translation. Another possible limitation of the present study is the limited size and diversity of the all of which had high lexical frequency and low age-of-acquisition. To better characterise the factors that guide listeners’ ability to match words from an unfamiliar language with words in their native language lexicon, words with more varying levels of difficulty should be included in future studies.</w:t>
+        <w:t xml:space="preserve">The finding that participants were more likely to provide the correct translation when there was higher phonological similarity between the presented word and the correct translation, despite being unfamiliar with the presented word, supports the idea that these phonological processes of homophonic translation can help facilitate the early stages of learning a new language by through capitalise on phonological similarity between the second language and their native language. Listeners are able to match foreign words to their native phonology and phonotactic despite the phonological form of the foreign word not being an exact match for a lexical item in their native language.</w:t>
       </w:r>
     </w:p>
     <w:p>
@@ -9119,11 +9003,55 @@
         <w:pStyle w:val="BodyText"/>
       </w:pPr>
       <w:r>
-        <w:t xml:space="preserve">In summary, the present paper provides insights into the processing mechanisms underlying homophonic translation. English and Spanish native adults were tested in a translation elicitation task in which they had to guess the English or Spanish translation of a series of words in an unfamiliar language. Participants successfully exploited phonological similarity between the presented words and their correct translations to provide correct answers. Participants’ performance in the task only benefited from phonological similarity when the presented word had few higher-frequency phonological neighbours in the target language. Finally, the facilitation effect of phonological similarity was stronger in the Spanish native participants, who translated words from a typologically closer language than English participants. Overall, the findings presented in the present paper suggest that the processing of words in a non-native, unfamiliar language recruits mechanisms of lexical activation, selection, and interference parallel to those recruited by listening to words in a native language.</w:t>
-      </w:r>
-    </w:p>
-    <w:bookmarkEnd w:id="65"/>
-    <w:bookmarkStart w:id="106" w:name="references"/>
+        <w:t xml:space="preserve">The mechanisms underlying this process of homophonic translation can be linked to established models of spoken word recognition. Listeners activate multiple candidate lexical items in their native language when they hear a spoken word and the candidate that sounds most similar to the presented word will receive the highest activation. When there are multiple candidates with similar levels of activation, they can act as competitors in the process of homophonic translation, as evidenced by the effect of higher-frequency phonological neighbours observed in our study.</w:t>
+      </w:r>
+    </w:p>
+    <w:bookmarkStart w:id="69" w:name="limitations-and-future-directions"/>
+    <w:p>
+      <w:pPr>
+        <w:pStyle w:val="Heading2"/>
+      </w:pPr>
+      <w:r>
+        <w:t xml:space="preserve">Limitations and Future Directions</w:t>
+      </w:r>
+    </w:p>
+    <w:p>
+      <w:pPr>
+        <w:pStyle w:val="FirstParagraph"/>
+      </w:pPr>
+      <w:r>
+        <w:t xml:space="preserve">The present study extends previous research by providing a psycholinguistic account of homophonic translation. To investigate this, we presented participants with words from a language with which they had no prior experience and excluded from the analyses any words they had encountered previously. We observed consistent patterns across two participant groups with different native languages and varying degrees of similarity to the presented language, supporting our main conclusions. These findings provide insight into the dynamics of lexical processing in a foreign language when learners lack an established phonological or lexical representation of that language.</w:t>
+      </w:r>
+    </w:p>
+    <w:p>
+      <w:pPr>
+        <w:pStyle w:val="BodyText"/>
+      </w:pPr>
+      <w:r>
+        <w:t xml:space="preserve">Nevertheless, the present study has several limitations. First, the measure of phonological similarity used here cannot fully capture all of the information available in the speech signal. In particular, prosodic features such as lexical stress, which were not included in our measure, may provide additional cues that help participants identify the correct translation of the presented word forms. Second, phonological transcriptions such as X-SAMPA are abstract representations that disregard non-phonological variation (e.g., phonetic detail) and treat different symbols as categorically distinct phonemes, despite the fact that some phonemes share more phonetic features than others. Consequently, participants were likely able to exploit additional acoustic cues beyond those captured by our phonological similarity measure when producing correct translations. Future research should consider using measures of phonological similarity that incorporate finer-grained phonetic and prosodic information from the acoustic signal, as well as examining the relative contribution of these cues to homophonic translation.</w:t>
+      </w:r>
+    </w:p>
+    <w:bookmarkEnd w:id="69"/>
+    <w:bookmarkStart w:id="70" w:name="conclusions"/>
+    <w:p>
+      <w:pPr>
+        <w:pStyle w:val="Heading2"/>
+      </w:pPr>
+      <w:r>
+        <w:t xml:space="preserve">Conclusions</w:t>
+      </w:r>
+    </w:p>
+    <w:p>
+      <w:pPr>
+        <w:pStyle w:val="FirstParagraph"/>
+      </w:pPr>
+      <w:r>
+        <w:t xml:space="preserve">Findings from the present study provide insights into the processing mechanisms underlying homophonic translation. Listeners were able to successfully exploit the phonological similarity between the presented foreign words and words in their native language to provide correct translations of the presented words despite no prior knowledge of the language. This facilitation effect of phonological similarity was stronger for participants whose native language was closer to the presented language. Importantly, participants only benefited from phonological similarity when the presented word had few higher-frequency phonological neighbours in their native language. Overall, the findings of the present study suggest that processing words in a non-native, unfamiliar language recruits mechanisms of lexical activation, selection and interference similar to those engaged during native-language word processing. These results indicate that core mechanisms of lexical processing operate even in the absence of an established lexical or phonological system for the target language, providing insight into the processes that may underlie the early stages of learning a second language.</w:t>
+      </w:r>
+    </w:p>
+    <w:bookmarkEnd w:id="70"/>
+    <w:bookmarkEnd w:id="71"/>
+    <w:bookmarkStart w:id="115" w:name="references"/>
     <w:p>
       <w:pPr>
         <w:pStyle w:val="Heading1"/>
@@ -9132,8 +9060,8 @@
         <w:t xml:space="preserve">References</w:t>
       </w:r>
     </w:p>
-    <w:bookmarkStart w:id="105" w:name="refs"/>
-    <w:bookmarkStart w:id="67" w:name="ref-broersma2021praat"/>
+    <w:bookmarkStart w:id="114" w:name="refs"/>
+    <w:bookmarkStart w:id="73" w:name="ref-broersma2021praat"/>
     <w:p>
       <w:pPr>
         <w:pStyle w:val="Bibliography"/>
@@ -9176,12 +9104,12 @@
         <w:t xml:space="preserve"> </w:t>
       </w:r>
       <w:r>
-        <w:t xml:space="preserve">(Version Version 6.1.54).</w:t>
-      </w:r>
-      <w:r>
-        <w:t xml:space="preserve"> </w:t>
-      </w:r>
-      <w:hyperlink r:id="rId66">
+        <w:t xml:space="preserve">(Versions Version 6.1.54).</w:t>
+      </w:r>
+      <w:r>
+        <w:t xml:space="preserve"> </w:t>
+      </w:r>
+      <w:hyperlink r:id="rId72">
         <w:r>
           <w:rPr>
             <w:rStyle w:val="Hyperlink"/>
@@ -9190,8 +9118,8 @@
         </w:r>
       </w:hyperlink>
     </w:p>
-    <w:bookmarkEnd w:id="67"/>
-    <w:bookmarkStart w:id="68" w:name="ref-burkner2017brms"/>
+    <w:bookmarkEnd w:id="73"/>
+    <w:bookmarkStart w:id="74" w:name="ref-burkner2017brms"/>
     <w:p>
       <w:pPr>
         <w:pStyle w:val="Bibliography"/>
@@ -9259,8 +9187,8 @@
         <w:t xml:space="preserve">(1), 1–28.</w:t>
       </w:r>
     </w:p>
-    <w:bookmarkEnd w:id="68"/>
-    <w:bookmarkStart w:id="69" w:name="ref-carpenter2017stan"/>
+    <w:bookmarkEnd w:id="74"/>
+    <w:bookmarkStart w:id="75" w:name="ref-carpenter2017stan"/>
     <w:p>
       <w:pPr>
         <w:pStyle w:val="Bibliography"/>
@@ -9307,13 +9235,49 @@
         <w:t xml:space="preserve">(1), 1–32.</w:t>
       </w:r>
     </w:p>
-    <w:bookmarkEnd w:id="69"/>
-    <w:bookmarkStart w:id="70" w:name="ref-cuetos2011subtlexesp"/>
+    <w:bookmarkEnd w:id="75"/>
+    <w:bookmarkStart w:id="76" w:name="ref-costa2006dynamics"/>
     <w:p>
       <w:pPr>
         <w:pStyle w:val="Bibliography"/>
       </w:pPr>
       <w:r>
+        <w:t xml:space="preserve">Costa, A., La Heij, W., &amp; Navarrete, E. (2006). The dynamics of bilingual lexical access.</w:t>
+      </w:r>
+      <w:r>
+        <w:t xml:space="preserve"> </w:t>
+      </w:r>
+      <w:r>
+        <w:rPr>
+          <w:i/>
+          <w:iCs/>
+        </w:rPr>
+        <w:t xml:space="preserve">Bilingualism: Language and Cognition</w:t>
+      </w:r>
+      <w:r>
+        <w:t xml:space="preserve">,</w:t>
+      </w:r>
+      <w:r>
+        <w:t xml:space="preserve"> </w:t>
+      </w:r>
+      <w:r>
+        <w:rPr>
+          <w:i/>
+          <w:iCs/>
+        </w:rPr>
+        <w:t xml:space="preserve">9</w:t>
+      </w:r>
+      <w:r>
+        <w:t xml:space="preserve">(2), 137–151.</w:t>
+      </w:r>
+    </w:p>
+    <w:bookmarkEnd w:id="76"/>
+    <w:bookmarkStart w:id="77" w:name="ref-cuetos2011subtlexesp"/>
+    <w:p>
+      <w:pPr>
+        <w:pStyle w:val="Bibliography"/>
+      </w:pPr>
+      <w:r>
         <w:t xml:space="preserve">Cuetos, F., Glez-Nosti, M., Barbón, A., &amp; Brysbaert, M. (2011).</w:t>
       </w:r>
       <w:r>
@@ -9364,8 +9328,8 @@
         <w:t xml:space="preserve">(2), 133–143.</w:t>
       </w:r>
     </w:p>
-    <w:bookmarkEnd w:id="70"/>
-    <w:bookmarkStart w:id="71" w:name="ref-dembeck2015oberflachenubersetzung"/>
+    <w:bookmarkEnd w:id="77"/>
+    <w:bookmarkStart w:id="78" w:name="ref-dembeck2015oberflachenubersetzung"/>
     <w:p>
       <w:pPr>
         <w:pStyle w:val="Bibliography"/>
@@ -9412,8 +9376,8 @@
         <w:t xml:space="preserve">(1), 7–25.</w:t>
       </w:r>
     </w:p>
-    <w:bookmarkEnd w:id="71"/>
-    <w:bookmarkStart w:id="72" w:name="ref-dufour2010phonological"/>
+    <w:bookmarkEnd w:id="78"/>
+    <w:bookmarkStart w:id="79" w:name="ref-dufour2010phonological"/>
     <w:p>
       <w:pPr>
         <w:pStyle w:val="Bibliography"/>
@@ -9448,8 +9412,8 @@
         <w:t xml:space="preserve">(2), 226–238.</w:t>
       </w:r>
     </w:p>
-    <w:bookmarkEnd w:id="72"/>
-    <w:bookmarkStart w:id="73" w:name="ref-dufour2003lexical"/>
+    <w:bookmarkEnd w:id="79"/>
+    <w:bookmarkStart w:id="80" w:name="ref-dufour2003lexical"/>
     <w:p>
       <w:pPr>
         <w:pStyle w:val="Bibliography"/>
@@ -9496,8 +9460,8 @@
         <w:t xml:space="preserve">, 1271–1283.</w:t>
       </w:r>
     </w:p>
-    <w:bookmarkEnd w:id="73"/>
-    <w:bookmarkStart w:id="74" w:name="ref-dupoux1999epenthetic"/>
+    <w:bookmarkEnd w:id="80"/>
+    <w:bookmarkStart w:id="81" w:name="ref-dupoux1999epenthetic"/>
     <w:p>
       <w:pPr>
         <w:pStyle w:val="Bibliography"/>
@@ -9532,8 +9496,8 @@
         <w:t xml:space="preserve">(6), 1568.</w:t>
       </w:r>
     </w:p>
-    <w:bookmarkEnd w:id="74"/>
-    <w:bookmarkStart w:id="75" w:name="ref-efimova2018homophonic"/>
+    <w:bookmarkEnd w:id="81"/>
+    <w:bookmarkStart w:id="82" w:name="ref-efimova2018homophonic"/>
     <w:p>
       <w:pPr>
         <w:pStyle w:val="Bibliography"/>
@@ -9568,8 +9532,8 @@
         <w:t xml:space="preserve">, 01049.</w:t>
       </w:r>
     </w:p>
-    <w:bookmarkEnd w:id="75"/>
-    <w:bookmarkStart w:id="76" w:name="ref-gasparov2006semen"/>
+    <w:bookmarkEnd w:id="82"/>
+    <w:bookmarkStart w:id="83" w:name="ref-gasparov2006semen"/>
     <w:p>
       <w:pPr>
         <w:pStyle w:val="Bibliography"/>
@@ -9591,8 +9555,8 @@
         <w:t xml:space="preserve">. Akademicheskij proekt.</w:t>
       </w:r>
     </w:p>
-    <w:bookmarkEnd w:id="76"/>
-    <w:bookmarkStart w:id="78" w:name="ref-goldinger1989priming"/>
+    <w:bookmarkEnd w:id="83"/>
+    <w:bookmarkStart w:id="85" w:name="ref-goldinger1989priming"/>
     <w:p>
       <w:pPr>
         <w:pStyle w:val="Bibliography"/>
@@ -9641,7 +9605,7 @@
       <w:r>
         <w:t xml:space="preserve"> </w:t>
       </w:r>
-      <w:hyperlink r:id="rId77">
+      <w:hyperlink r:id="rId84">
         <w:r>
           <w:rPr>
             <w:rStyle w:val="Hyperlink"/>
@@ -9650,13 +9614,36 @@
         </w:r>
       </w:hyperlink>
     </w:p>
-    <w:bookmarkEnd w:id="78"/>
-    <w:bookmarkStart w:id="79" w:name="ref-hamburger1996phonological"/>
+    <w:bookmarkEnd w:id="85"/>
+    <w:bookmarkStart w:id="86" w:name="ref-hall2002automatic"/>
     <w:p>
       <w:pPr>
         <w:pStyle w:val="Bibliography"/>
       </w:pPr>
       <w:r>
+        <w:t xml:space="preserve">Hall, C. J. (2002).</w:t>
+      </w:r>
+      <w:r>
+        <w:t xml:space="preserve"> </w:t>
+      </w:r>
+      <w:r>
+        <w:rPr>
+          <w:i/>
+          <w:iCs/>
+        </w:rPr>
+        <w:t xml:space="preserve">The automatic cognate form assumption: Evidence for the parasitic model of vocabulary development</w:t>
+      </w:r>
+      <w:r>
+        <w:t xml:space="preserve">.</w:t>
+      </w:r>
+    </w:p>
+    <w:bookmarkEnd w:id="86"/>
+    <w:bookmarkStart w:id="87" w:name="ref-hamburger1996phonological"/>
+    <w:p>
+      <w:pPr>
+        <w:pStyle w:val="Bibliography"/>
+      </w:pPr>
+      <w:r>
         <w:t xml:space="preserve">Hamburger, M., &amp; Slowiaczek, L. M. (1996). Phonological priming reflects lexical competition.</w:t>
       </w:r>
       <w:r>
@@ -9686,8 +9673,8 @@
         <w:t xml:space="preserve">(4), 520–525.</w:t>
       </w:r>
     </w:p>
-    <w:bookmarkEnd w:id="79"/>
-    <w:bookmarkStart w:id="80" w:name="ref-kruschke2018bayesian"/>
+    <w:bookmarkEnd w:id="87"/>
+    <w:bookmarkStart w:id="88" w:name="ref-kruschke2018bayesian"/>
     <w:p>
       <w:pPr>
         <w:pStyle w:val="Bibliography"/>
@@ -9755,13 +9742,49 @@
         <w:t xml:space="preserve">, 178–206.</w:t>
       </w:r>
     </w:p>
-    <w:bookmarkEnd w:id="80"/>
-    <w:bookmarkStart w:id="81" w:name="ref-levenshtein1966binary"/>
+    <w:bookmarkEnd w:id="88"/>
+    <w:bookmarkStart w:id="89" w:name="ref-levelt1991time"/>
     <w:p>
       <w:pPr>
         <w:pStyle w:val="Bibliography"/>
       </w:pPr>
       <w:r>
+        <w:t xml:space="preserve">Levelt, W. J., Schriefers, H., Vorberg, D., Meyer, A. S., Pechmann, T., &amp; Havinga, J. (1991). The time course of lexical access in speech production: A study of picture naming.</w:t>
+      </w:r>
+      <w:r>
+        <w:t xml:space="preserve"> </w:t>
+      </w:r>
+      <w:r>
+        <w:rPr>
+          <w:i/>
+          <w:iCs/>
+        </w:rPr>
+        <w:t xml:space="preserve">Psychological Review</w:t>
+      </w:r>
+      <w:r>
+        <w:t xml:space="preserve">,</w:t>
+      </w:r>
+      <w:r>
+        <w:t xml:space="preserve"> </w:t>
+      </w:r>
+      <w:r>
+        <w:rPr>
+          <w:i/>
+          <w:iCs/>
+        </w:rPr>
+        <w:t xml:space="preserve">98</w:t>
+      </w:r>
+      <w:r>
+        <w:t xml:space="preserve">(1), 122.</w:t>
+      </w:r>
+    </w:p>
+    <w:bookmarkEnd w:id="89"/>
+    <w:bookmarkStart w:id="90" w:name="ref-levenshtein1966binary"/>
+    <w:p>
+      <w:pPr>
+        <w:pStyle w:val="Bibliography"/>
+      </w:pPr>
+      <w:r>
         <w:t xml:space="preserve">Levenshtein, V. I. (1966). Binary codes capable of correcting deletions, insertions, and reversals.</w:t>
       </w:r>
       <w:r>
@@ -9791,8 +9814,8 @@
         <w:t xml:space="preserve">, 707–710.</w:t>
       </w:r>
     </w:p>
-    <w:bookmarkEnd w:id="81"/>
-    <w:bookmarkStart w:id="82" w:name="ref-levick2016translating"/>
+    <w:bookmarkEnd w:id="90"/>
+    <w:bookmarkStart w:id="91" w:name="ref-levick2016translating"/>
     <w:p>
       <w:pPr>
         <w:pStyle w:val="Bibliography"/>
@@ -9814,8 +9837,8 @@
         <w:t xml:space="preserve">.</w:t>
       </w:r>
     </w:p>
-    <w:bookmarkEnd w:id="82"/>
-    <w:bookmarkStart w:id="83" w:name="ref-luce1998recognizing"/>
+    <w:bookmarkEnd w:id="91"/>
+    <w:bookmarkStart w:id="92" w:name="ref-luce1998recognizing"/>
     <w:p>
       <w:pPr>
         <w:pStyle w:val="Bibliography"/>
@@ -9862,8 +9885,8 @@
         <w:t xml:space="preserve">(1), 1.</w:t>
       </w:r>
     </w:p>
-    <w:bookmarkEnd w:id="83"/>
-    <w:bookmarkStart w:id="84" w:name="ref-luce1990similarity"/>
+    <w:bookmarkEnd w:id="92"/>
+    <w:bookmarkStart w:id="93" w:name="ref-luce1990similarity"/>
     <w:p>
       <w:pPr>
         <w:pStyle w:val="Bibliography"/>
@@ -9882,8 +9905,8 @@
         <w:t xml:space="preserve">Similarity neighborhoods of spoken words.</w:t>
       </w:r>
     </w:p>
-    <w:bookmarkEnd w:id="84"/>
-    <w:bookmarkStart w:id="85" w:name="ref-marian2012clearpond"/>
+    <w:bookmarkEnd w:id="93"/>
+    <w:bookmarkStart w:id="94" w:name="ref-marian2012clearpond"/>
     <w:p>
       <w:pPr>
         <w:pStyle w:val="Bibliography"/>
@@ -9940,13 +9963,60 @@
         <w:t xml:space="preserve">.</w:t>
       </w:r>
     </w:p>
-    <w:bookmarkEnd w:id="85"/>
-    <w:bookmarkStart w:id="86" w:name="ref-otake2007interlingual"/>
+    <w:bookmarkEnd w:id="94"/>
+    <w:bookmarkStart w:id="96" w:name="ref-marslen-wilson1978processing"/>
     <w:p>
       <w:pPr>
         <w:pStyle w:val="Bibliography"/>
       </w:pPr>
       <w:r>
+        <w:t xml:space="preserve">Marslen-Wilson, W. D., &amp; Welsh, A. (1978). Processing interactions and lexical access during word recognition in continuous speech.</w:t>
+      </w:r>
+      <w:r>
+        <w:t xml:space="preserve"> </w:t>
+      </w:r>
+      <w:r>
+        <w:rPr>
+          <w:i/>
+          <w:iCs/>
+        </w:rPr>
+        <w:t xml:space="preserve">Cognitive Psychology</w:t>
+      </w:r>
+      <w:r>
+        <w:t xml:space="preserve">,</w:t>
+      </w:r>
+      <w:r>
+        <w:t xml:space="preserve"> </w:t>
+      </w:r>
+      <w:r>
+        <w:rPr>
+          <w:i/>
+          <w:iCs/>
+        </w:rPr>
+        <w:t xml:space="preserve">10</w:t>
+      </w:r>
+      <w:r>
+        <w:t xml:space="preserve">(1), 29–63.</w:t>
+      </w:r>
+      <w:r>
+        <w:t xml:space="preserve"> </w:t>
+      </w:r>
+      <w:hyperlink r:id="rId95">
+        <w:r>
+          <w:rPr>
+            <w:rStyle w:val="Hyperlink"/>
+          </w:rPr>
+          <w:t xml:space="preserve">https://doi.org/10.1016/0010-0285(78)90018-X</w:t>
+        </w:r>
+      </w:hyperlink>
+    </w:p>
+    <w:bookmarkEnd w:id="96"/>
+    <w:bookmarkStart w:id="97" w:name="ref-otake2007interlingual"/>
+    <w:p>
+      <w:pPr>
+        <w:pStyle w:val="Bibliography"/>
+      </w:pPr>
+      <w:r>
         <w:t xml:space="preserve">Otake, T. (2007). Interlingual near homophonic words and phrases in L2 listening: Evidence from misheard song lyrics.</w:t>
       </w:r>
       <w:r>
@@ -9963,8 +10033,8 @@
         <w:t xml:space="preserve">, 777–780.</w:t>
       </w:r>
     </w:p>
-    <w:bookmarkEnd w:id="86"/>
-    <w:bookmarkStart w:id="87" w:name="ref-otwinowska2019more"/>
+    <w:bookmarkEnd w:id="97"/>
+    <w:bookmarkStart w:id="98" w:name="ref-otwinowska2019more"/>
     <w:p>
       <w:pPr>
         <w:pStyle w:val="Bibliography"/>
@@ -9986,8 +10056,8 @@
         <w:t xml:space="preserve">.</w:t>
       </w:r>
     </w:p>
-    <w:bookmarkEnd w:id="87"/>
-    <w:bookmarkStart w:id="89" w:name="ref-peirce2019psychopy2"/>
+    <w:bookmarkEnd w:id="98"/>
+    <w:bookmarkStart w:id="100" w:name="ref-peirce2019psychopy2"/>
     <w:p>
       <w:pPr>
         <w:pStyle w:val="Bibliography"/>
@@ -10045,7 +10115,7 @@
       <w:r>
         <w:t xml:space="preserve"> </w:t>
       </w:r>
-      <w:hyperlink r:id="rId88">
+      <w:hyperlink r:id="rId99">
         <w:r>
           <w:rPr>
             <w:rStyle w:val="Hyperlink"/>
@@ -10054,8 +10124,8 @@
         </w:r>
       </w:hyperlink>
     </w:p>
-    <w:bookmarkEnd w:id="89"/>
-    <w:bookmarkStart w:id="90" w:name="ref-peperkamp2008perceptual"/>
+    <w:bookmarkEnd w:id="100"/>
+    <w:bookmarkStart w:id="101" w:name="ref-peperkamp2008perceptual"/>
     <w:p>
       <w:pPr>
         <w:pStyle w:val="Bibliography"/>
@@ -10090,8 +10160,8 @@
         <w:t xml:space="preserve">(1), 129–164.</w:t>
       </w:r>
     </w:p>
-    <w:bookmarkEnd w:id="90"/>
-    <w:bookmarkStart w:id="91" w:name="ref-pilshchikov2016semiotics"/>
+    <w:bookmarkEnd w:id="101"/>
+    <w:bookmarkStart w:id="102" w:name="ref-pilshchikov2016semiotics"/>
     <w:p>
       <w:pPr>
         <w:pStyle w:val="Bibliography"/>
@@ -10126,8 +10196,8 @@
         <w:t xml:space="preserve">(1), 53–104.</w:t>
       </w:r>
     </w:p>
-    <w:bookmarkEnd w:id="91"/>
-    <w:bookmarkStart w:id="93" w:name="ref-rcoreteam2013language"/>
+    <w:bookmarkEnd w:id="102"/>
+    <w:bookmarkStart w:id="104" w:name="ref-rcoreteam2013language"/>
     <w:p>
       <w:pPr>
         <w:pStyle w:val="Bibliography"/>
@@ -10221,7 +10291,7 @@
       <w:r>
         <w:t xml:space="preserve"> </w:t>
       </w:r>
-      <w:hyperlink r:id="rId92">
+      <w:hyperlink r:id="rId103">
         <w:r>
           <w:rPr>
             <w:rStyle w:val="Hyperlink"/>
@@ -10230,8 +10300,8 @@
         </w:r>
       </w:hyperlink>
     </w:p>
-    <w:bookmarkEnd w:id="93"/>
-    <w:bookmarkStart w:id="94" w:name="ref-schad2020capitalize"/>
+    <w:bookmarkEnd w:id="104"/>
+    <w:bookmarkStart w:id="105" w:name="ref-schad2020capitalize"/>
     <w:p>
       <w:pPr>
         <w:pStyle w:val="Bibliography"/>
@@ -10278,8 +10348,8 @@
         <w:t xml:space="preserve">, 104038.</w:t>
       </w:r>
     </w:p>
-    <w:bookmarkEnd w:id="94"/>
-    <w:bookmarkStart w:id="95" w:name="ref-schepens2012distributions"/>
+    <w:bookmarkEnd w:id="105"/>
+    <w:bookmarkStart w:id="106" w:name="ref-schepens2012distributions"/>
     <w:p>
       <w:pPr>
         <w:pStyle w:val="Bibliography"/>
@@ -10338,8 +10408,8 @@
         <w:t xml:space="preserve">(1), 157–166.</w:t>
       </w:r>
     </w:p>
-    <w:bookmarkEnd w:id="95"/>
-    <w:bookmarkStart w:id="97" w:name="ref-van2014stringdist"/>
+    <w:bookmarkEnd w:id="106"/>
+    <w:bookmarkStart w:id="108" w:name="ref-van2014stringdist"/>
     <w:p>
       <w:pPr>
         <w:pStyle w:val="Bibliography"/>
@@ -10376,7 +10446,7 @@
       <w:r>
         <w:t xml:space="preserve"> </w:t>
       </w:r>
-      <w:hyperlink r:id="rId96">
+      <w:hyperlink r:id="rId107">
         <w:r>
           <w:rPr>
             <w:rStyle w:val="Hyperlink"/>
@@ -10385,8 +10455,8 @@
         </w:r>
       </w:hyperlink>
     </w:p>
-    <w:bookmarkEnd w:id="97"/>
-    <w:bookmarkStart w:id="98" w:name="ref-van2014subtlex"/>
+    <w:bookmarkEnd w:id="108"/>
+    <w:bookmarkStart w:id="109" w:name="ref-van2014subtlex"/>
     <w:p>
       <w:pPr>
         <w:pStyle w:val="Bibliography"/>
@@ -10451,24 +10521,24 @@
         <w:t xml:space="preserve">(6), 1176–1190.</w:t>
       </w:r>
     </w:p>
-    <w:bookmarkEnd w:id="98"/>
-    <w:bookmarkStart w:id="100" w:name="ref-vitevitch2006clustering"/>
+    <w:bookmarkEnd w:id="109"/>
+    <w:bookmarkStart w:id="110" w:name="ref-vitevitch1998words"/>
     <w:p>
       <w:pPr>
         <w:pStyle w:val="Bibliography"/>
       </w:pPr>
       <w:r>
-        <w:t xml:space="preserve">Vitevitch, M. (2006). The clustering coefficient of phonological neighborhoods influences spoken word recognition.</w:t>
-      </w:r>
-      <w:r>
-        <w:t xml:space="preserve"> </w:t>
-      </w:r>
-      <w:r>
-        <w:rPr>
-          <w:i/>
-          <w:iCs/>
-        </w:rPr>
-        <w:t xml:space="preserve">The Journal of the Acoustical Society of America</w:t>
+        <w:t xml:space="preserve">Vitevitch, M. S., &amp; Luce, P. A. (1998). When words compete: Levels of processing in perception of spoken words.</w:t>
+      </w:r>
+      <w:r>
+        <w:t xml:space="preserve"> </w:t>
+      </w:r>
+      <w:r>
+        <w:rPr>
+          <w:i/>
+          <w:iCs/>
+        </w:rPr>
+        <w:t xml:space="preserve">Psychological Science</w:t>
       </w:r>
       <w:r>
         <w:t xml:space="preserve">,</w:t>
@@ -10481,41 +10551,30 @@
           <w:i/>
           <w:iCs/>
         </w:rPr>
-        <w:t xml:space="preserve">120</w:t>
-      </w:r>
-      <w:r>
-        <w:t xml:space="preserve">(5), 3252–3252.</w:t>
-      </w:r>
-      <w:r>
-        <w:t xml:space="preserve"> </w:t>
-      </w:r>
-      <w:hyperlink r:id="rId99">
-        <w:r>
-          <w:rPr>
-            <w:rStyle w:val="Hyperlink"/>
-          </w:rPr>
-          <w:t xml:space="preserve">https://doi.org/10.1121/1.4788314</w:t>
-        </w:r>
-      </w:hyperlink>
-    </w:p>
-    <w:bookmarkEnd w:id="100"/>
-    <w:bookmarkStart w:id="101" w:name="ref-vitevitch1998words"/>
+        <w:t xml:space="preserve">9</w:t>
+      </w:r>
+      <w:r>
+        <w:t xml:space="preserve">(4), 325–329.</w:t>
+      </w:r>
+    </w:p>
+    <w:bookmarkEnd w:id="110"/>
+    <w:bookmarkStart w:id="111" w:name="ref-weber2004lexical"/>
     <w:p>
       <w:pPr>
         <w:pStyle w:val="Bibliography"/>
       </w:pPr>
       <w:r>
-        <w:t xml:space="preserve">Vitevitch, M. S., &amp; Luce, P. A. (1998). When words compete: Levels of processing in perception of spoken words.</w:t>
-      </w:r>
-      <w:r>
-        <w:t xml:space="preserve"> </w:t>
-      </w:r>
-      <w:r>
-        <w:rPr>
-          <w:i/>
-          <w:iCs/>
-        </w:rPr>
-        <w:t xml:space="preserve">Psychological Science</w:t>
+        <w:t xml:space="preserve">Weber, A., &amp; Cutler, A. (2004). Lexical competition in non-native spoken-word recognition.</w:t>
+      </w:r>
+      <w:r>
+        <w:t xml:space="preserve"> </w:t>
+      </w:r>
+      <w:r>
+        <w:rPr>
+          <w:i/>
+          <w:iCs/>
+        </w:rPr>
+        <w:t xml:space="preserve">Journal of Memory and Language</w:t>
       </w:r>
       <w:r>
         <w:t xml:space="preserve">,</w:t>
@@ -10528,30 +10587,30 @@
           <w:i/>
           <w:iCs/>
         </w:rPr>
-        <w:t xml:space="preserve">9</w:t>
-      </w:r>
-      <w:r>
-        <w:t xml:space="preserve">(4), 325–329.</w:t>
-      </w:r>
-    </w:p>
-    <w:bookmarkEnd w:id="101"/>
-    <w:bookmarkStart w:id="102" w:name="ref-weber2004lexical"/>
+        <w:t xml:space="preserve">50</w:t>
+      </w:r>
+      <w:r>
+        <w:t xml:space="preserve">(1), 1–25.</w:t>
+      </w:r>
+    </w:p>
+    <w:bookmarkEnd w:id="111"/>
+    <w:bookmarkStart w:id="113" w:name="ref-wickham2019welcome"/>
     <w:p>
       <w:pPr>
         <w:pStyle w:val="Bibliography"/>
       </w:pPr>
       <w:r>
-        <w:t xml:space="preserve">Weber, A., &amp; Cutler, A. (2004). Lexical competition in non-native spoken-word recognition.</w:t>
-      </w:r>
-      <w:r>
-        <w:t xml:space="preserve"> </w:t>
-      </w:r>
-      <w:r>
-        <w:rPr>
-          <w:i/>
-          <w:iCs/>
-        </w:rPr>
-        <w:t xml:space="preserve">Journal of Memory and Language</w:t>
+        <w:t xml:space="preserve">Wickham, H., Averick, M., Bryan, J., Chang, W., McGowan, L. D., François, R., Grolemund, G., Hayes, A., Henry, L., Hester, J., Kuhn, M., Pedersen, T. L., Miller, E., Bache, S. M., Müller, K., Ooms, J., Robinson, D., Seidel, D. P., Spinu, V., … Yutani, H. (2019). Welcome to the tidyverse.</w:t>
+      </w:r>
+      <w:r>
+        <w:t xml:space="preserve"> </w:t>
+      </w:r>
+      <w:r>
+        <w:rPr>
+          <w:i/>
+          <w:iCs/>
+        </w:rPr>
+        <w:t xml:space="preserve">Journal of Open Source Software</w:t>
       </w:r>
       <w:r>
         <w:t xml:space="preserve">,</w:t>
@@ -10564,42 +10623,6 @@
           <w:i/>
           <w:iCs/>
         </w:rPr>
-        <w:t xml:space="preserve">50</w:t>
-      </w:r>
-      <w:r>
-        <w:t xml:space="preserve">(1), 1–25.</w:t>
-      </w:r>
-    </w:p>
-    <w:bookmarkEnd w:id="102"/>
-    <w:bookmarkStart w:id="104" w:name="ref-wickham2019welcome"/>
-    <w:p>
-      <w:pPr>
-        <w:pStyle w:val="Bibliography"/>
-      </w:pPr>
-      <w:r>
-        <w:t xml:space="preserve">Wickham, H., Averick, M., Bryan, J., Chang, W., McGowan, L. D., François, R., Grolemund, G., Hayes, A., Henry, L., Hester, J., Kuhn, M., Pedersen, T. L., Miller, E., Bache, S. M., Müller, K., Ooms, J., Robinson, D., Seidel, D. P., Spinu, V., … Yutani, H. (2019). Welcome to the tidyverse.</w:t>
-      </w:r>
-      <w:r>
-        <w:t xml:space="preserve"> </w:t>
-      </w:r>
-      <w:r>
-        <w:rPr>
-          <w:i/>
-          <w:iCs/>
-        </w:rPr>
-        <w:t xml:space="preserve">Journal of Open Source Software</w:t>
-      </w:r>
-      <w:r>
-        <w:t xml:space="preserve">,</w:t>
-      </w:r>
-      <w:r>
-        <w:t xml:space="preserve"> </w:t>
-      </w:r>
-      <w:r>
-        <w:rPr>
-          <w:i/>
-          <w:iCs/>
-        </w:rPr>
         <w:t xml:space="preserve">4</w:t>
       </w:r>
       <w:r>
@@ -10608,7 +10631,7 @@
       <w:r>
         <w:t xml:space="preserve"> </w:t>
       </w:r>
-      <w:hyperlink r:id="rId103">
+      <w:hyperlink r:id="rId112">
         <w:r>
           <w:rPr>
             <w:rStyle w:val="Hyperlink"/>
@@ -10617,19 +10640,19 @@
         </w:r>
       </w:hyperlink>
     </w:p>
-    <w:bookmarkEnd w:id="104"/>
-    <w:bookmarkEnd w:id="105"/>
+    <w:bookmarkEnd w:id="113"/>
+    <w:bookmarkEnd w:id="114"/>
     <w:sectPr>
       <w:lnNumType w:countBy="1" w:restart="continuous"/>
     </w:sectPr>
-    <w:bookmarkEnd w:id="106"/>
+    <w:bookmarkEnd w:id="115"/>
     <w:sectPr>
-      <w:headerReference r:id="rId9" w:type="even"/>
-      <w:headerReference r:id="rId11" w:type="default"/>
-      <w:footerReference r:id="rId14" w:type="even"/>
-      <w:footerReference r:id="rId13" w:type="default"/>
-      <w:headerReference r:id="rId10" w:type="first"/>
-      <w:footerReference r:id="rId12" w:type="first"/>
+      <w:headerReference r:id="rId8" w:type="even"/>
+      <w:headerReference r:id="rId9" w:type="default"/>
+      <w:footerReference r:id="rId10" w:type="even"/>
+      <w:footerReference r:id="rId11" w:type="default"/>
+      <w:headerReference r:id="rId12" w:type="first"/>
+      <w:footerReference r:id="rId13" w:type="first"/>
       <w:pgSz w:h="15840" w:w="12240"/>
       <w:pgMar w:bottom="1440" w:footer="720" w:gutter="0" w:header="720" w:left="1440" w:right="1440" w:top="1440"/>
       <w:cols w:space="720"/>
@@ -10643,7 +10666,7 @@
 </file>
 
 <file path=word/footer1.xml><?xml version="1.0" encoding="utf-8"?>
-<w:ftr xmlns:wpc="http://schemas.microsoft.com/office/word/2010/wordprocessingCanvas" xmlns:cx="http://schemas.microsoft.com/office/drawing/2014/chartex" xmlns:cx1="http://schemas.microsoft.com/office/drawing/2015/9/8/chartex" xmlns:cx2="http://schemas.microsoft.com/office/drawing/2015/10/21/chartex" xmlns:cx3="http://schemas.microsoft.com/office/drawing/2016/5/9/chartex" xmlns:cx4="http://schemas.microsoft.com/office/drawing/2016/5/10/chartex" xmlns:cx5="http://schemas.microsoft.com/office/drawing/2016/5/11/chartex" xmlns:cx6="http://schemas.microsoft.com/office/drawing/2016/5/12/chartex" xmlns:cx7="http://schemas.microsoft.com/office/drawing/2016/5/13/chartex" xmlns:cx8="http://schemas.microsoft.com/office/drawing/2016/5/14/chartex" xmlns:mc="http://schemas.openxmlformats.org/markup-compatibility/2006" xmlns:aink="http://schemas.microsoft.com/office/drawing/2016/ink" xmlns:am3d="http://schemas.microsoft.com/office/drawing/2017/model3d" xmlns:o="urn:schemas-microsoft-com:office:office" xmlns:oel="http://schemas.microsoft.com/office/2019/extlst" xmlns:r="http://schemas.openxmlformats.org/officeDocument/2006/relationships" xmlns:m="http://schemas.openxmlformats.org/officeDocument/2006/math" xmlns:v="urn:schemas-microsoft-com:vml" xmlns:wp14="http://schemas.microsoft.com/office/word/2010/wordprocessingDrawing" xmlns:wp="http://schemas.openxmlformats.org/drawingml/2006/wordprocessingDrawing" xmlns:w10="urn:schemas-microsoft-com:office:word" xmlns:w="http://schemas.openxmlformats.org/wordprocessingml/2006/main" xmlns:w14="http://schemas.microsoft.com/office/word/2010/wordml" xmlns:w15="http://schemas.microsoft.com/office/word/2012/wordml" xmlns:w16cex="http://schemas.microsoft.com/office/word/2018/wordml/cex" xmlns:w16cid="http://schemas.microsoft.com/office/word/2016/wordml/cid" xmlns:w16="http://schemas.microsoft.com/office/word/2018/wordml" xmlns:w16du="http://schemas.microsoft.com/office/word/2023/wordml/word16du" xmlns:w16sdtdh="http://schemas.microsoft.com/office/word/2020/wordml/sdtdatahash" xmlns:w16se="http://schemas.microsoft.com/office/word/2015/wordml/symex" xmlns:wpg="http://schemas.microsoft.com/office/word/2010/wordprocessingGroup" xmlns:wpi="http://schemas.microsoft.com/office/word/2010/wordprocessingInk" xmlns:wne="http://schemas.microsoft.com/office/word/2006/wordml" xmlns:wps="http://schemas.microsoft.com/office/word/2010/wordprocessingShape" mc:Ignorable="w14 w15 w16se w16cid w16 w16cex w16sdtdh w16du wp14">
+<w:ftr xmlns:wpc="http://schemas.microsoft.com/office/word/2010/wordprocessingCanvas" xmlns:cx="http://schemas.microsoft.com/office/drawing/2014/chartex" xmlns:cx1="http://schemas.microsoft.com/office/drawing/2015/9/8/chartex" xmlns:cx2="http://schemas.microsoft.com/office/drawing/2015/10/21/chartex" xmlns:cx3="http://schemas.microsoft.com/office/drawing/2016/5/9/chartex" xmlns:cx4="http://schemas.microsoft.com/office/drawing/2016/5/10/chartex" xmlns:cx5="http://schemas.microsoft.com/office/drawing/2016/5/11/chartex" xmlns:cx6="http://schemas.microsoft.com/office/drawing/2016/5/12/chartex" xmlns:cx7="http://schemas.microsoft.com/office/drawing/2016/5/13/chartex" xmlns:cx8="http://schemas.microsoft.com/office/drawing/2016/5/14/chartex" xmlns:mc="http://schemas.openxmlformats.org/markup-compatibility/2006" xmlns:aink="http://schemas.microsoft.com/office/drawing/2016/ink" xmlns:am3d="http://schemas.microsoft.com/office/drawing/2017/model3d" xmlns:o="urn:schemas-microsoft-com:office:office" xmlns:oel="http://schemas.microsoft.com/office/2019/extlst" xmlns:r="http://schemas.openxmlformats.org/officeDocument/2006/relationships" xmlns:m="http://schemas.openxmlformats.org/officeDocument/2006/math" xmlns:v="urn:schemas-microsoft-com:vml" xmlns:wp14="http://schemas.microsoft.com/office/word/2010/wordprocessingDrawing" xmlns:wp="http://schemas.openxmlformats.org/drawingml/2006/wordprocessingDrawing" xmlns:w10="urn:schemas-microsoft-com:office:word" xmlns:w="http://schemas.openxmlformats.org/wordprocessingml/2006/main" xmlns:w14="http://schemas.microsoft.com/office/word/2010/wordml" xmlns:w15="http://schemas.microsoft.com/office/word/2012/wordml" xmlns:w16cex="http://schemas.microsoft.com/office/word/2018/wordml/cex" xmlns:w16cid="http://schemas.microsoft.com/office/word/2016/wordml/cid" xmlns:w16="http://schemas.microsoft.com/office/word/2018/wordml" xmlns:w16du="http://schemas.microsoft.com/office/word/2023/wordml/word16du" xmlns:w16sdtdh="http://schemas.microsoft.com/office/word/2020/wordml/sdtdatahash" xmlns:w16sdtfl="http://schemas.microsoft.com/office/word/2024/wordml/sdtformatlock" xmlns:w16se="http://schemas.microsoft.com/office/word/2015/wordml/symex" xmlns:wpg="http://schemas.microsoft.com/office/word/2010/wordprocessingGroup" xmlns:wpi="http://schemas.microsoft.com/office/word/2010/wordprocessingInk" xmlns:wne="http://schemas.microsoft.com/office/word/2006/wordml" xmlns:wps="http://schemas.microsoft.com/office/word/2010/wordprocessingShape" mc:Ignorable="w14 w15 w16se w16cid w16 w16cex w16sdtdh w16sdtfl w16du wp14">
   <w:p>
     <w:pPr>
       <w:pStyle w:val="Footer"/>
@@ -10653,7 +10676,7 @@
 </file>
 
 <file path=word/footer2.xml><?xml version="1.0" encoding="utf-8"?>
-<w:ftr xmlns:wpc="http://schemas.microsoft.com/office/word/2010/wordprocessingCanvas" xmlns:cx="http://schemas.microsoft.com/office/drawing/2014/chartex" xmlns:cx1="http://schemas.microsoft.com/office/drawing/2015/9/8/chartex" xmlns:cx2="http://schemas.microsoft.com/office/drawing/2015/10/21/chartex" xmlns:cx3="http://schemas.microsoft.com/office/drawing/2016/5/9/chartex" xmlns:cx4="http://schemas.microsoft.com/office/drawing/2016/5/10/chartex" xmlns:cx5="http://schemas.microsoft.com/office/drawing/2016/5/11/chartex" xmlns:cx6="http://schemas.microsoft.com/office/drawing/2016/5/12/chartex" xmlns:cx7="http://schemas.microsoft.com/office/drawing/2016/5/13/chartex" xmlns:cx8="http://schemas.microsoft.com/office/drawing/2016/5/14/chartex" xmlns:mc="http://schemas.openxmlformats.org/markup-compatibility/2006" xmlns:aink="http://schemas.microsoft.com/office/drawing/2016/ink" xmlns:am3d="http://schemas.microsoft.com/office/drawing/2017/model3d" xmlns:o="urn:schemas-microsoft-com:office:office" xmlns:oel="http://schemas.microsoft.com/office/2019/extlst" xmlns:r="http://schemas.openxmlformats.org/officeDocument/2006/relationships" xmlns:m="http://schemas.openxmlformats.org/officeDocument/2006/math" xmlns:v="urn:schemas-microsoft-com:vml" xmlns:wp14="http://schemas.microsoft.com/office/word/2010/wordprocessingDrawing" xmlns:wp="http://schemas.openxmlformats.org/drawingml/2006/wordprocessingDrawing" xmlns:w10="urn:schemas-microsoft-com:office:word" xmlns:w="http://schemas.openxmlformats.org/wordprocessingml/2006/main" xmlns:w14="http://schemas.microsoft.com/office/word/2010/wordml" xmlns:w15="http://schemas.microsoft.com/office/word/2012/wordml" xmlns:w16cex="http://schemas.microsoft.com/office/word/2018/wordml/cex" xmlns:w16cid="http://schemas.microsoft.com/office/word/2016/wordml/cid" xmlns:w16="http://schemas.microsoft.com/office/word/2018/wordml" xmlns:w16du="http://schemas.microsoft.com/office/word/2023/wordml/word16du" xmlns:w16sdtdh="http://schemas.microsoft.com/office/word/2020/wordml/sdtdatahash" xmlns:w16se="http://schemas.microsoft.com/office/word/2015/wordml/symex" xmlns:wpg="http://schemas.microsoft.com/office/word/2010/wordprocessingGroup" xmlns:wpi="http://schemas.microsoft.com/office/word/2010/wordprocessingInk" xmlns:wne="http://schemas.microsoft.com/office/word/2006/wordml" xmlns:wps="http://schemas.microsoft.com/office/word/2010/wordprocessingShape" mc:Ignorable="w14 w15 w16se w16cid w16 w16cex w16sdtdh w16du wp14">
+<w:ftr xmlns:wpc="http://schemas.microsoft.com/office/word/2010/wordprocessingCanvas" xmlns:cx="http://schemas.microsoft.com/office/drawing/2014/chartex" xmlns:cx1="http://schemas.microsoft.com/office/drawing/2015/9/8/chartex" xmlns:cx2="http://schemas.microsoft.com/office/drawing/2015/10/21/chartex" xmlns:cx3="http://schemas.microsoft.com/office/drawing/2016/5/9/chartex" xmlns:cx4="http://schemas.microsoft.com/office/drawing/2016/5/10/chartex" xmlns:cx5="http://schemas.microsoft.com/office/drawing/2016/5/11/chartex" xmlns:cx6="http://schemas.microsoft.com/office/drawing/2016/5/12/chartex" xmlns:cx7="http://schemas.microsoft.com/office/drawing/2016/5/13/chartex" xmlns:cx8="http://schemas.microsoft.com/office/drawing/2016/5/14/chartex" xmlns:mc="http://schemas.openxmlformats.org/markup-compatibility/2006" xmlns:aink="http://schemas.microsoft.com/office/drawing/2016/ink" xmlns:am3d="http://schemas.microsoft.com/office/drawing/2017/model3d" xmlns:o="urn:schemas-microsoft-com:office:office" xmlns:oel="http://schemas.microsoft.com/office/2019/extlst" xmlns:r="http://schemas.openxmlformats.org/officeDocument/2006/relationships" xmlns:m="http://schemas.openxmlformats.org/officeDocument/2006/math" xmlns:v="urn:schemas-microsoft-com:vml" xmlns:wp14="http://schemas.microsoft.com/office/word/2010/wordprocessingDrawing" xmlns:wp="http://schemas.openxmlformats.org/drawingml/2006/wordprocessingDrawing" xmlns:w10="urn:schemas-microsoft-com:office:word" xmlns:w="http://schemas.openxmlformats.org/wordprocessingml/2006/main" xmlns:w14="http://schemas.microsoft.com/office/word/2010/wordml" xmlns:w15="http://schemas.microsoft.com/office/word/2012/wordml" xmlns:w16cex="http://schemas.microsoft.com/office/word/2018/wordml/cex" xmlns:w16cid="http://schemas.microsoft.com/office/word/2016/wordml/cid" xmlns:w16="http://schemas.microsoft.com/office/word/2018/wordml" xmlns:w16du="http://schemas.microsoft.com/office/word/2023/wordml/word16du" xmlns:w16sdtdh="http://schemas.microsoft.com/office/word/2020/wordml/sdtdatahash" xmlns:w16sdtfl="http://schemas.microsoft.com/office/word/2024/wordml/sdtformatlock" xmlns:w16se="http://schemas.microsoft.com/office/word/2015/wordml/symex" xmlns:wpg="http://schemas.microsoft.com/office/word/2010/wordprocessingGroup" xmlns:wpi="http://schemas.microsoft.com/office/word/2010/wordprocessingInk" xmlns:wne="http://schemas.microsoft.com/office/word/2006/wordml" xmlns:wps="http://schemas.microsoft.com/office/word/2010/wordprocessingShape" mc:Ignorable="w14 w15 w16se w16cid w16 w16cex w16sdtdh w16sdtfl w16du wp14">
   <w:p>
     <w:pPr>
       <w:pStyle w:val="Footer"/>
@@ -10663,7 +10686,7 @@
 </file>
 
 <file path=word/footer3.xml><?xml version="1.0" encoding="utf-8"?>
-<w:ftr xmlns:wpc="http://schemas.microsoft.com/office/word/2010/wordprocessingCanvas" xmlns:cx="http://schemas.microsoft.com/office/drawing/2014/chartex" xmlns:cx1="http://schemas.microsoft.com/office/drawing/2015/9/8/chartex" xmlns:cx2="http://schemas.microsoft.com/office/drawing/2015/10/21/chartex" xmlns:cx3="http://schemas.microsoft.com/office/drawing/2016/5/9/chartex" xmlns:cx4="http://schemas.microsoft.com/office/drawing/2016/5/10/chartex" xmlns:cx5="http://schemas.microsoft.com/office/drawing/2016/5/11/chartex" xmlns:cx6="http://schemas.microsoft.com/office/drawing/2016/5/12/chartex" xmlns:cx7="http://schemas.microsoft.com/office/drawing/2016/5/13/chartex" xmlns:cx8="http://schemas.microsoft.com/office/drawing/2016/5/14/chartex" xmlns:mc="http://schemas.openxmlformats.org/markup-compatibility/2006" xmlns:aink="http://schemas.microsoft.com/office/drawing/2016/ink" xmlns:am3d="http://schemas.microsoft.com/office/drawing/2017/model3d" xmlns:o="urn:schemas-microsoft-com:office:office" xmlns:oel="http://schemas.microsoft.com/office/2019/extlst" xmlns:r="http://schemas.openxmlformats.org/officeDocument/2006/relationships" xmlns:m="http://schemas.openxmlformats.org/officeDocument/2006/math" xmlns:v="urn:schemas-microsoft-com:vml" xmlns:wp14="http://schemas.microsoft.com/office/word/2010/wordprocessingDrawing" xmlns:wp="http://schemas.openxmlformats.org/drawingml/2006/wordprocessingDrawing" xmlns:w10="urn:schemas-microsoft-com:office:word" xmlns:w="http://schemas.openxmlformats.org/wordprocessingml/2006/main" xmlns:w14="http://schemas.microsoft.com/office/word/2010/wordml" xmlns:w15="http://schemas.microsoft.com/office/word/2012/wordml" xmlns:w16cex="http://schemas.microsoft.com/office/word/2018/wordml/cex" xmlns:w16cid="http://schemas.microsoft.com/office/word/2016/wordml/cid" xmlns:w16="http://schemas.microsoft.com/office/word/2018/wordml" xmlns:w16du="http://schemas.microsoft.com/office/word/2023/wordml/word16du" xmlns:w16sdtdh="http://schemas.microsoft.com/office/word/2020/wordml/sdtdatahash" xmlns:w16se="http://schemas.microsoft.com/office/word/2015/wordml/symex" xmlns:wpg="http://schemas.microsoft.com/office/word/2010/wordprocessingGroup" xmlns:wpi="http://schemas.microsoft.com/office/word/2010/wordprocessingInk" xmlns:wne="http://schemas.microsoft.com/office/word/2006/wordml" xmlns:wps="http://schemas.microsoft.com/office/word/2010/wordprocessingShape" mc:Ignorable="w14 w15 w16se w16cid w16 w16cex w16sdtdh w16du wp14">
+<w:ftr xmlns:wpc="http://schemas.microsoft.com/office/word/2010/wordprocessingCanvas" xmlns:cx="http://schemas.microsoft.com/office/drawing/2014/chartex" xmlns:cx1="http://schemas.microsoft.com/office/drawing/2015/9/8/chartex" xmlns:cx2="http://schemas.microsoft.com/office/drawing/2015/10/21/chartex" xmlns:cx3="http://schemas.microsoft.com/office/drawing/2016/5/9/chartex" xmlns:cx4="http://schemas.microsoft.com/office/drawing/2016/5/10/chartex" xmlns:cx5="http://schemas.microsoft.com/office/drawing/2016/5/11/chartex" xmlns:cx6="http://schemas.microsoft.com/office/drawing/2016/5/12/chartex" xmlns:cx7="http://schemas.microsoft.com/office/drawing/2016/5/13/chartex" xmlns:cx8="http://schemas.microsoft.com/office/drawing/2016/5/14/chartex" xmlns:mc="http://schemas.openxmlformats.org/markup-compatibility/2006" xmlns:aink="http://schemas.microsoft.com/office/drawing/2016/ink" xmlns:am3d="http://schemas.microsoft.com/office/drawing/2017/model3d" xmlns:o="urn:schemas-microsoft-com:office:office" xmlns:oel="http://schemas.microsoft.com/office/2019/extlst" xmlns:r="http://schemas.openxmlformats.org/officeDocument/2006/relationships" xmlns:m="http://schemas.openxmlformats.org/officeDocument/2006/math" xmlns:v="urn:schemas-microsoft-com:vml" xmlns:wp14="http://schemas.microsoft.com/office/word/2010/wordprocessingDrawing" xmlns:wp="http://schemas.openxmlformats.org/drawingml/2006/wordprocessingDrawing" xmlns:w10="urn:schemas-microsoft-com:office:word" xmlns:w="http://schemas.openxmlformats.org/wordprocessingml/2006/main" xmlns:w14="http://schemas.microsoft.com/office/word/2010/wordml" xmlns:w15="http://schemas.microsoft.com/office/word/2012/wordml" xmlns:w16cex="http://schemas.microsoft.com/office/word/2018/wordml/cex" xmlns:w16cid="http://schemas.microsoft.com/office/word/2016/wordml/cid" xmlns:w16="http://schemas.microsoft.com/office/word/2018/wordml" xmlns:w16du="http://schemas.microsoft.com/office/word/2023/wordml/word16du" xmlns:w16sdtdh="http://schemas.microsoft.com/office/word/2020/wordml/sdtdatahash" xmlns:w16sdtfl="http://schemas.microsoft.com/office/word/2024/wordml/sdtformatlock" xmlns:w16se="http://schemas.microsoft.com/office/word/2015/wordml/symex" xmlns:wpg="http://schemas.microsoft.com/office/word/2010/wordprocessingGroup" xmlns:wpi="http://schemas.microsoft.com/office/word/2010/wordprocessingInk" xmlns:wne="http://schemas.microsoft.com/office/word/2006/wordml" xmlns:wps="http://schemas.microsoft.com/office/word/2010/wordprocessingShape" mc:Ignorable="w14 w15 w16se w16cid w16 w16cex w16sdtdh w16sdtfl w16du wp14">
   <w:p>
     <w:pPr>
       <w:pStyle w:val="Footer"/>
@@ -10688,60 +10711,11 @@
       </w:r>
     </w:p>
   </w:footnote>
-  <w:footnote w:id="26">
-    <w:p>
-      <w:pPr>
-        <w:pStyle w:val="FootnoteText"/>
-      </w:pPr>
-      <w:r>
-        <w:rPr>
-          <w:rStyle w:val="FootnoteReference"/>
-        </w:rPr>
-        <w:footnoteRef/>
-      </w:r>
-      <w:r>
-        <w:t xml:space="preserve"> </w:t>
-      </w:r>
-      <w:r>
-        <w:t xml:space="preserve">Phonological transcriptions in CLEARPOND were generated from eSPEAK,</w:t>
-      </w:r>
-      <w:r>
-        <w:t xml:space="preserve"> </w:t>
-      </w:r>
-      <w:hyperlink r:id="rId27">
-        <w:r>
-          <w:rPr>
-            <w:rStyle w:val="Hyperlink"/>
-          </w:rPr>
-          <w:t xml:space="preserve">http://espeak.sourceforge.net/</w:t>
-        </w:r>
-      </w:hyperlink>
-    </w:p>
-  </w:footnote>
-  <w:footnote w:id="30">
-    <w:p>
-      <w:pPr>
-        <w:pStyle w:val="FootnoteText"/>
-      </w:pPr>
-      <w:r>
-        <w:rPr>
-          <w:rStyle w:val="FootnoteReference"/>
-        </w:rPr>
-        <w:footnoteRef/>
-      </w:r>
-      <w:r>
-        <w:t xml:space="preserve"> </w:t>
-      </w:r>
-      <w:r>
-        <w:t xml:space="preserve">Stimuli lists were built from a pool of audio recordings made for a different study. The different number of trials in the Catalan and Spanish lists is due to more Spanish audios being available than Catalan audios.</w:t>
-      </w:r>
-    </w:p>
-  </w:footnote>
 </w:footnotes>
 </file>
 
 <file path=word/header1.xml><?xml version="1.0" encoding="utf-8"?>
-<w:hdr xmlns:wpc="http://schemas.microsoft.com/office/word/2010/wordprocessingCanvas" xmlns:cx="http://schemas.microsoft.com/office/drawing/2014/chartex" xmlns:cx1="http://schemas.microsoft.com/office/drawing/2015/9/8/chartex" xmlns:cx2="http://schemas.microsoft.com/office/drawing/2015/10/21/chartex" xmlns:cx3="http://schemas.microsoft.com/office/drawing/2016/5/9/chartex" xmlns:cx4="http://schemas.microsoft.com/office/drawing/2016/5/10/chartex" xmlns:cx5="http://schemas.microsoft.com/office/drawing/2016/5/11/chartex" xmlns:cx6="http://schemas.microsoft.com/office/drawing/2016/5/12/chartex" xmlns:cx7="http://schemas.microsoft.com/office/drawing/2016/5/13/chartex" xmlns:cx8="http://schemas.microsoft.com/office/drawing/2016/5/14/chartex" xmlns:mc="http://schemas.openxmlformats.org/markup-compatibility/2006" xmlns:aink="http://schemas.microsoft.com/office/drawing/2016/ink" xmlns:am3d="http://schemas.microsoft.com/office/drawing/2017/model3d" xmlns:o="urn:schemas-microsoft-com:office:office" xmlns:oel="http://schemas.microsoft.com/office/2019/extlst" xmlns:r="http://schemas.openxmlformats.org/officeDocument/2006/relationships" xmlns:m="http://schemas.openxmlformats.org/officeDocument/2006/math" xmlns:v="urn:schemas-microsoft-com:vml" xmlns:wp14="http://schemas.microsoft.com/office/word/2010/wordprocessingDrawing" xmlns:wp="http://schemas.openxmlformats.org/drawingml/2006/wordprocessingDrawing" xmlns:w10="urn:schemas-microsoft-com:office:word" xmlns:w="http://schemas.openxmlformats.org/wordprocessingml/2006/main" xmlns:w14="http://schemas.microsoft.com/office/word/2010/wordml" xmlns:w15="http://schemas.microsoft.com/office/word/2012/wordml" xmlns:w16cex="http://schemas.microsoft.com/office/word/2018/wordml/cex" xmlns:w16cid="http://schemas.microsoft.com/office/word/2016/wordml/cid" xmlns:w16="http://schemas.microsoft.com/office/word/2018/wordml" xmlns:w16du="http://schemas.microsoft.com/office/word/2023/wordml/word16du" xmlns:w16sdtdh="http://schemas.microsoft.com/office/word/2020/wordml/sdtdatahash" xmlns:w16se="http://schemas.microsoft.com/office/word/2015/wordml/symex" xmlns:wpg="http://schemas.microsoft.com/office/word/2010/wordprocessingGroup" xmlns:wpi="http://schemas.microsoft.com/office/word/2010/wordprocessingInk" xmlns:wne="http://schemas.microsoft.com/office/word/2006/wordml" xmlns:wps="http://schemas.microsoft.com/office/word/2010/wordprocessingShape" mc:Ignorable="w14 w15 w16se w16cid w16 w16cex w16sdtdh w16du wp14">
+<w:hdr xmlns:wpc="http://schemas.microsoft.com/office/word/2010/wordprocessingCanvas" xmlns:cx="http://schemas.microsoft.com/office/drawing/2014/chartex" xmlns:cx1="http://schemas.microsoft.com/office/drawing/2015/9/8/chartex" xmlns:cx2="http://schemas.microsoft.com/office/drawing/2015/10/21/chartex" xmlns:cx3="http://schemas.microsoft.com/office/drawing/2016/5/9/chartex" xmlns:cx4="http://schemas.microsoft.com/office/drawing/2016/5/10/chartex" xmlns:cx5="http://schemas.microsoft.com/office/drawing/2016/5/11/chartex" xmlns:cx6="http://schemas.microsoft.com/office/drawing/2016/5/12/chartex" xmlns:cx7="http://schemas.microsoft.com/office/drawing/2016/5/13/chartex" xmlns:cx8="http://schemas.microsoft.com/office/drawing/2016/5/14/chartex" xmlns:mc="http://schemas.openxmlformats.org/markup-compatibility/2006" xmlns:aink="http://schemas.microsoft.com/office/drawing/2016/ink" xmlns:am3d="http://schemas.microsoft.com/office/drawing/2017/model3d" xmlns:o="urn:schemas-microsoft-com:office:office" xmlns:oel="http://schemas.microsoft.com/office/2019/extlst" xmlns:r="http://schemas.openxmlformats.org/officeDocument/2006/relationships" xmlns:m="http://schemas.openxmlformats.org/officeDocument/2006/math" xmlns:v="urn:schemas-microsoft-com:vml" xmlns:wp14="http://schemas.microsoft.com/office/word/2010/wordprocessingDrawing" xmlns:wp="http://schemas.openxmlformats.org/drawingml/2006/wordprocessingDrawing" xmlns:w10="urn:schemas-microsoft-com:office:word" xmlns:w="http://schemas.openxmlformats.org/wordprocessingml/2006/main" xmlns:w14="http://schemas.microsoft.com/office/word/2010/wordml" xmlns:w15="http://schemas.microsoft.com/office/word/2012/wordml" xmlns:w16cex="http://schemas.microsoft.com/office/word/2018/wordml/cex" xmlns:w16cid="http://schemas.microsoft.com/office/word/2016/wordml/cid" xmlns:w16="http://schemas.microsoft.com/office/word/2018/wordml" xmlns:w16du="http://schemas.microsoft.com/office/word/2023/wordml/word16du" xmlns:w16sdtdh="http://schemas.microsoft.com/office/word/2020/wordml/sdtdatahash" xmlns:w16sdtfl="http://schemas.microsoft.com/office/word/2024/wordml/sdtformatlock" xmlns:w16se="http://schemas.microsoft.com/office/word/2015/wordml/symex" xmlns:wpg="http://schemas.microsoft.com/office/word/2010/wordprocessingGroup" xmlns:wpi="http://schemas.microsoft.com/office/word/2010/wordprocessingInk" xmlns:wne="http://schemas.microsoft.com/office/word/2006/wordml" xmlns:wps="http://schemas.microsoft.com/office/word/2010/wordprocessingShape" mc:Ignorable="w14 w15 w16se w16cid w16 w16cex w16sdtdh w16sdtfl w16du wp14">
   <w:p>
     <w:pPr>
       <w:pStyle w:val="Header"/>
@@ -10751,7 +10725,7 @@
 </file>
 
 <file path=word/header2.xml><?xml version="1.0" encoding="utf-8"?>
-<w:hdr xmlns:wpc="http://schemas.microsoft.com/office/word/2010/wordprocessingCanvas" xmlns:cx="http://schemas.microsoft.com/office/drawing/2014/chartex" xmlns:cx1="http://schemas.microsoft.com/office/drawing/2015/9/8/chartex" xmlns:cx2="http://schemas.microsoft.com/office/drawing/2015/10/21/chartex" xmlns:cx3="http://schemas.microsoft.com/office/drawing/2016/5/9/chartex" xmlns:cx4="http://schemas.microsoft.com/office/drawing/2016/5/10/chartex" xmlns:cx5="http://schemas.microsoft.com/office/drawing/2016/5/11/chartex" xmlns:cx6="http://schemas.microsoft.com/office/drawing/2016/5/12/chartex" xmlns:cx7="http://schemas.microsoft.com/office/drawing/2016/5/13/chartex" xmlns:cx8="http://schemas.microsoft.com/office/drawing/2016/5/14/chartex" xmlns:mc="http://schemas.openxmlformats.org/markup-compatibility/2006" xmlns:aink="http://schemas.microsoft.com/office/drawing/2016/ink" xmlns:am3d="http://schemas.microsoft.com/office/drawing/2017/model3d" xmlns:o="urn:schemas-microsoft-com:office:office" xmlns:oel="http://schemas.microsoft.com/office/2019/extlst" xmlns:r="http://schemas.openxmlformats.org/officeDocument/2006/relationships" xmlns:m="http://schemas.openxmlformats.org/officeDocument/2006/math" xmlns:v="urn:schemas-microsoft-com:vml" xmlns:wp14="http://schemas.microsoft.com/office/word/2010/wordprocessingDrawing" xmlns:wp="http://schemas.openxmlformats.org/drawingml/2006/wordprocessingDrawing" xmlns:w10="urn:schemas-microsoft-com:office:word" xmlns:w="http://schemas.openxmlformats.org/wordprocessingml/2006/main" xmlns:w14="http://schemas.microsoft.com/office/word/2010/wordml" xmlns:w15="http://schemas.microsoft.com/office/word/2012/wordml" xmlns:w16cex="http://schemas.microsoft.com/office/word/2018/wordml/cex" xmlns:w16cid="http://schemas.microsoft.com/office/word/2016/wordml/cid" xmlns:w16="http://schemas.microsoft.com/office/word/2018/wordml" xmlns:w16du="http://schemas.microsoft.com/office/word/2023/wordml/word16du" xmlns:w16sdtdh="http://schemas.microsoft.com/office/word/2020/wordml/sdtdatahash" xmlns:w16se="http://schemas.microsoft.com/office/word/2015/wordml/symex" xmlns:wpg="http://schemas.microsoft.com/office/word/2010/wordprocessingGroup" xmlns:wpi="http://schemas.microsoft.com/office/word/2010/wordprocessingInk" xmlns:wne="http://schemas.microsoft.com/office/word/2006/wordml" xmlns:wps="http://schemas.microsoft.com/office/word/2010/wordprocessingShape" mc:Ignorable="w14 w15 w16se w16cid w16 w16cex w16sdtdh w16du wp14">
+<w:hdr xmlns:wpc="http://schemas.microsoft.com/office/word/2010/wordprocessingCanvas" xmlns:cx="http://schemas.microsoft.com/office/drawing/2014/chartex" xmlns:cx1="http://schemas.microsoft.com/office/drawing/2015/9/8/chartex" xmlns:cx2="http://schemas.microsoft.com/office/drawing/2015/10/21/chartex" xmlns:cx3="http://schemas.microsoft.com/office/drawing/2016/5/9/chartex" xmlns:cx4="http://schemas.microsoft.com/office/drawing/2016/5/10/chartex" xmlns:cx5="http://schemas.microsoft.com/office/drawing/2016/5/11/chartex" xmlns:cx6="http://schemas.microsoft.com/office/drawing/2016/5/12/chartex" xmlns:cx7="http://schemas.microsoft.com/office/drawing/2016/5/13/chartex" xmlns:cx8="http://schemas.microsoft.com/office/drawing/2016/5/14/chartex" xmlns:mc="http://schemas.openxmlformats.org/markup-compatibility/2006" xmlns:aink="http://schemas.microsoft.com/office/drawing/2016/ink" xmlns:am3d="http://schemas.microsoft.com/office/drawing/2017/model3d" xmlns:o="urn:schemas-microsoft-com:office:office" xmlns:oel="http://schemas.microsoft.com/office/2019/extlst" xmlns:r="http://schemas.openxmlformats.org/officeDocument/2006/relationships" xmlns:m="http://schemas.openxmlformats.org/officeDocument/2006/math" xmlns:v="urn:schemas-microsoft-com:vml" xmlns:wp14="http://schemas.microsoft.com/office/word/2010/wordprocessingDrawing" xmlns:wp="http://schemas.openxmlformats.org/drawingml/2006/wordprocessingDrawing" xmlns:w10="urn:schemas-microsoft-com:office:word" xmlns:w="http://schemas.openxmlformats.org/wordprocessingml/2006/main" xmlns:w14="http://schemas.microsoft.com/office/word/2010/wordml" xmlns:w15="http://schemas.microsoft.com/office/word/2012/wordml" xmlns:w16cex="http://schemas.microsoft.com/office/word/2018/wordml/cex" xmlns:w16cid="http://schemas.microsoft.com/office/word/2016/wordml/cid" xmlns:w16="http://schemas.microsoft.com/office/word/2018/wordml" xmlns:w16du="http://schemas.microsoft.com/office/word/2023/wordml/word16du" xmlns:w16sdtdh="http://schemas.microsoft.com/office/word/2020/wordml/sdtdatahash" xmlns:w16sdtfl="http://schemas.microsoft.com/office/word/2024/wordml/sdtformatlock" xmlns:w16se="http://schemas.microsoft.com/office/word/2015/wordml/symex" xmlns:wpg="http://schemas.microsoft.com/office/word/2010/wordprocessingGroup" xmlns:wpi="http://schemas.microsoft.com/office/word/2010/wordprocessingInk" xmlns:wne="http://schemas.microsoft.com/office/word/2006/wordml" xmlns:wps="http://schemas.microsoft.com/office/word/2010/wordprocessingShape" mc:Ignorable="w14 w15 w16se w16cid w16 w16cex w16sdtdh w16sdtfl w16du wp14">
   <w:p>
     <w:pPr>
       <w:tabs>
@@ -10813,7 +10787,7 @@
 </file>
 
 <file path=word/header3.xml><?xml version="1.0" encoding="utf-8"?>
-<w:hdr xmlns:wpc="http://schemas.microsoft.com/office/word/2010/wordprocessingCanvas" xmlns:cx="http://schemas.microsoft.com/office/drawing/2014/chartex" xmlns:cx1="http://schemas.microsoft.com/office/drawing/2015/9/8/chartex" xmlns:cx2="http://schemas.microsoft.com/office/drawing/2015/10/21/chartex" xmlns:cx3="http://schemas.microsoft.com/office/drawing/2016/5/9/chartex" xmlns:cx4="http://schemas.microsoft.com/office/drawing/2016/5/10/chartex" xmlns:cx5="http://schemas.microsoft.com/office/drawing/2016/5/11/chartex" xmlns:cx6="http://schemas.microsoft.com/office/drawing/2016/5/12/chartex" xmlns:cx7="http://schemas.microsoft.com/office/drawing/2016/5/13/chartex" xmlns:cx8="http://schemas.microsoft.com/office/drawing/2016/5/14/chartex" xmlns:mc="http://schemas.openxmlformats.org/markup-compatibility/2006" xmlns:aink="http://schemas.microsoft.com/office/drawing/2016/ink" xmlns:am3d="http://schemas.microsoft.com/office/drawing/2017/model3d" xmlns:o="urn:schemas-microsoft-com:office:office" xmlns:oel="http://schemas.microsoft.com/office/2019/extlst" xmlns:r="http://schemas.openxmlformats.org/officeDocument/2006/relationships" xmlns:m="http://schemas.openxmlformats.org/officeDocument/2006/math" xmlns:v="urn:schemas-microsoft-com:vml" xmlns:wp14="http://schemas.microsoft.com/office/word/2010/wordprocessingDrawing" xmlns:wp="http://schemas.openxmlformats.org/drawingml/2006/wordprocessingDrawing" xmlns:w10="urn:schemas-microsoft-com:office:word" xmlns:w="http://schemas.openxmlformats.org/wordprocessingml/2006/main" xmlns:w14="http://schemas.microsoft.com/office/word/2010/wordml" xmlns:w15="http://schemas.microsoft.com/office/word/2012/wordml" xmlns:w16cex="http://schemas.microsoft.com/office/word/2018/wordml/cex" xmlns:w16cid="http://schemas.microsoft.com/office/word/2016/wordml/cid" xmlns:w16="http://schemas.microsoft.com/office/word/2018/wordml" xmlns:w16du="http://schemas.microsoft.com/office/word/2023/wordml/word16du" xmlns:w16sdtdh="http://schemas.microsoft.com/office/word/2020/wordml/sdtdatahash" xmlns:w16se="http://schemas.microsoft.com/office/word/2015/wordml/symex" xmlns:wpg="http://schemas.microsoft.com/office/word/2010/wordprocessingGroup" xmlns:wpi="http://schemas.microsoft.com/office/word/2010/wordprocessingInk" xmlns:wne="http://schemas.microsoft.com/office/word/2006/wordml" xmlns:wps="http://schemas.microsoft.com/office/word/2010/wordprocessingShape" mc:Ignorable="w14 w15 w16se w16cid w16 w16cex w16sdtdh w16du wp14">
+<w:hdr xmlns:wpc="http://schemas.microsoft.com/office/word/2010/wordprocessingCanvas" xmlns:cx="http://schemas.microsoft.com/office/drawing/2014/chartex" xmlns:cx1="http://schemas.microsoft.com/office/drawing/2015/9/8/chartex" xmlns:cx2="http://schemas.microsoft.com/office/drawing/2015/10/21/chartex" xmlns:cx3="http://schemas.microsoft.com/office/drawing/2016/5/9/chartex" xmlns:cx4="http://schemas.microsoft.com/office/drawing/2016/5/10/chartex" xmlns:cx5="http://schemas.microsoft.com/office/drawing/2016/5/11/chartex" xmlns:cx6="http://schemas.microsoft.com/office/drawing/2016/5/12/chartex" xmlns:cx7="http://schemas.microsoft.com/office/drawing/2016/5/13/chartex" xmlns:cx8="http://schemas.microsoft.com/office/drawing/2016/5/14/chartex" xmlns:mc="http://schemas.openxmlformats.org/markup-compatibility/2006" xmlns:aink="http://schemas.microsoft.com/office/drawing/2016/ink" xmlns:am3d="http://schemas.microsoft.com/office/drawing/2017/model3d" xmlns:o="urn:schemas-microsoft-com:office:office" xmlns:oel="http://schemas.microsoft.com/office/2019/extlst" xmlns:r="http://schemas.openxmlformats.org/officeDocument/2006/relationships" xmlns:m="http://schemas.openxmlformats.org/officeDocument/2006/math" xmlns:v="urn:schemas-microsoft-com:vml" xmlns:wp14="http://schemas.microsoft.com/office/word/2010/wordprocessingDrawing" xmlns:wp="http://schemas.openxmlformats.org/drawingml/2006/wordprocessingDrawing" xmlns:w10="urn:schemas-microsoft-com:office:word" xmlns:w="http://schemas.openxmlformats.org/wordprocessingml/2006/main" xmlns:w14="http://schemas.microsoft.com/office/word/2010/wordml" xmlns:w15="http://schemas.microsoft.com/office/word/2012/wordml" xmlns:w16cex="http://schemas.microsoft.com/office/word/2018/wordml/cex" xmlns:w16cid="http://schemas.microsoft.com/office/word/2016/wordml/cid" xmlns:w16="http://schemas.microsoft.com/office/word/2018/wordml" xmlns:w16du="http://schemas.microsoft.com/office/word/2023/wordml/word16du" xmlns:w16sdtdh="http://schemas.microsoft.com/office/word/2020/wordml/sdtdatahash" xmlns:w16sdtfl="http://schemas.microsoft.com/office/word/2024/wordml/sdtformatlock" xmlns:w16se="http://schemas.microsoft.com/office/word/2015/wordml/symex" xmlns:wpg="http://schemas.microsoft.com/office/word/2010/wordprocessingGroup" xmlns:wpi="http://schemas.microsoft.com/office/word/2010/wordprocessingInk" xmlns:wne="http://schemas.microsoft.com/office/word/2006/wordml" xmlns:wps="http://schemas.microsoft.com/office/word/2010/wordprocessingShape" mc:Ignorable="w14 w15 w16se w16cid w16 w16cex w16sdtdh w16sdtfl w16du wp14">
   <w:p>
     <w:pPr>
       <w:pStyle w:val="Header"/>
@@ -10823,7 +10797,7 @@
 </file>
 
 <file path=word/numbering.xml><?xml version="1.0" encoding="utf-8"?>
-<w:numbering xmlns:aink="http://schemas.microsoft.com/office/drawing/2016/ink" xmlns:am3d="http://schemas.microsoft.com/office/drawing/2017/model3d" xmlns:cx="http://schemas.microsoft.com/office/drawing/2014/chartex" xmlns:cx1="http://schemas.microsoft.com/office/drawing/2015/9/8/chartex" xmlns:cx2="http://schemas.microsoft.com/office/drawing/2015/10/21/chartex" xmlns:cx3="http://schemas.microsoft.com/office/drawing/2016/5/9/chartex" xmlns:cx4="http://schemas.microsoft.com/office/drawing/2016/5/10/chartex" xmlns:cx5="http://schemas.microsoft.com/office/drawing/2016/5/11/chartex" xmlns:cx6="http://schemas.microsoft.com/office/drawing/2016/5/12/chartex" xmlns:cx7="http://schemas.microsoft.com/office/drawing/2016/5/13/chartex" xmlns:cx8="http://schemas.microsoft.com/office/drawing/2016/5/14/chartex" xmlns:m="http://schemas.openxmlformats.org/officeDocument/2006/math" xmlns:mc="http://schemas.openxmlformats.org/markup-compatibility/2006" xmlns:o="urn:schemas-microsoft-com:office:office" xmlns:oel="http://schemas.microsoft.com/office/2019/extlst" xmlns:r="http://schemas.openxmlformats.org/officeDocument/2006/relationships" xmlns:v="urn:schemas-microsoft-com:vml" xmlns:w="http://schemas.openxmlformats.org/wordprocessingml/2006/main" xmlns:w10="urn:schemas-microsoft-com:office:word" xmlns:w14="http://schemas.microsoft.com/office/word/2010/wordml" xmlns:w15="http://schemas.microsoft.com/office/word/2012/wordml" xmlns:w16="http://schemas.microsoft.com/office/word/2018/wordml" xmlns:w16cex="http://schemas.microsoft.com/office/word/2018/wordml/cex" xmlns:w16cid="http://schemas.microsoft.com/office/word/2016/wordml/cid" xmlns:w16du="http://schemas.microsoft.com/office/word/2023/wordml/word16du" xmlns:w16sdtdh="http://schemas.microsoft.com/office/word/2020/wordml/sdtdatahash" xmlns:w16se="http://schemas.microsoft.com/office/word/2015/wordml/symex" xmlns:wne="http://schemas.microsoft.com/office/word/2006/wordml" xmlns:wp="http://schemas.openxmlformats.org/drawingml/2006/wordprocessingDrawing" xmlns:wp14="http://schemas.microsoft.com/office/word/2010/wordprocessingDrawing" xmlns:wpc="http://schemas.microsoft.com/office/word/2010/wordprocessingCanvas" xmlns:wpg="http://schemas.microsoft.com/office/word/2010/wordprocessingGroup" xmlns:wpi="http://schemas.microsoft.com/office/word/2010/wordprocessingInk" xmlns:wps="http://schemas.microsoft.com/office/word/2010/wordprocessingShape" mc:Ignorable="w14 w15 w16se w16cid w16 w16cex w16sdtdh w16du wp14">
+<w:numbering xmlns:aink="http://schemas.microsoft.com/office/drawing/2016/ink" xmlns:am3d="http://schemas.microsoft.com/office/drawing/2017/model3d" xmlns:cx="http://schemas.microsoft.com/office/drawing/2014/chartex" xmlns:cx1="http://schemas.microsoft.com/office/drawing/2015/9/8/chartex" xmlns:cx2="http://schemas.microsoft.com/office/drawing/2015/10/21/chartex" xmlns:cx3="http://schemas.microsoft.com/office/drawing/2016/5/9/chartex" xmlns:cx4="http://schemas.microsoft.com/office/drawing/2016/5/10/chartex" xmlns:cx5="http://schemas.microsoft.com/office/drawing/2016/5/11/chartex" xmlns:cx6="http://schemas.microsoft.com/office/drawing/2016/5/12/chartex" xmlns:cx7="http://schemas.microsoft.com/office/drawing/2016/5/13/chartex" xmlns:cx8="http://schemas.microsoft.com/office/drawing/2016/5/14/chartex" xmlns:m="http://schemas.openxmlformats.org/officeDocument/2006/math" xmlns:mc="http://schemas.openxmlformats.org/markup-compatibility/2006" xmlns:o="urn:schemas-microsoft-com:office:office" xmlns:oel="http://schemas.microsoft.com/office/2019/extlst" xmlns:r="http://schemas.openxmlformats.org/officeDocument/2006/relationships" xmlns:v="urn:schemas-microsoft-com:vml" xmlns:w="http://schemas.openxmlformats.org/wordprocessingml/2006/main" xmlns:w10="urn:schemas-microsoft-com:office:word" xmlns:w14="http://schemas.microsoft.com/office/word/2010/wordml" xmlns:w15="http://schemas.microsoft.com/office/word/2012/wordml" xmlns:w16="http://schemas.microsoft.com/office/word/2018/wordml" xmlns:w16cex="http://schemas.microsoft.com/office/word/2018/wordml/cex" xmlns:w16cid="http://schemas.microsoft.com/office/word/2016/wordml/cid" xmlns:w16du="http://schemas.microsoft.com/office/word/2023/wordml/word16du" xmlns:w16sdtdh="http://schemas.microsoft.com/office/word/2020/wordml/sdtdatahash" xmlns:w16sdtfl="http://schemas.microsoft.com/office/word/2024/wordml/sdtformatlock" xmlns:w16se="http://schemas.microsoft.com/office/word/2015/wordml/symex" xmlns:wne="http://schemas.microsoft.com/office/word/2006/wordml" xmlns:wp="http://schemas.openxmlformats.org/drawingml/2006/wordprocessingDrawing" xmlns:wp14="http://schemas.microsoft.com/office/word/2010/wordprocessingDrawing" xmlns:wpc="http://schemas.microsoft.com/office/word/2010/wordprocessingCanvas" xmlns:wpg="http://schemas.microsoft.com/office/word/2010/wordprocessingGroup" xmlns:wpi="http://schemas.microsoft.com/office/word/2010/wordprocessingInk" xmlns:wps="http://schemas.microsoft.com/office/word/2010/wordprocessingShape" mc:Ignorable="w14 w15 w16se w16cid w16 w16cex w16sdtdh w16sdtfl w16du wp14">
   <w:abstractNum w15:restartNumberingAfterBreak="0" w:abstractNumId="0">
     <w:nsid w:val="FFFFFF7C"/>
     <w:multiLevelType w:val="singleLevel"/>
@@ -11173,6 +11147,109 @@
       <w:pPr>
         <w:ind w:left="6480" w:hanging="360"/>
       </w:pPr>
+    </w:lvl>
+  </w:abstractNum>
+  <w:abstractNum w:abstractNumId="991">
+    <w:nsid w:val="0000A991"/>
+    <w:multiLevelType w:val="multilevel"/>
+    <w:lvl w:ilvl="0">
+      <w:numFmt w:val="bullet"/>
+      <w:lvlText w:val=""/>
+      <w:lvlJc w:val="left"/>
+      <w:pPr>
+        <w:ind w:left="720" w:hanging="360"/>
+      </w:pPr>
+      <w:rPr>
+        <w:rFonts w:ascii="Symbol" w:hAnsi="Symbol" w:cs="Symbol" w:hint="default"/>
+      </w:rPr>
+    </w:lvl>
+    <w:lvl w:ilvl="1">
+      <w:numFmt w:val="bullet"/>
+      <w:lvlText w:val="o"/>
+      <w:lvlJc w:val="left"/>
+      <w:pPr>
+        <w:ind w:left="1440" w:hanging="360"/>
+      </w:pPr>
+      <w:rPr>
+        <w:rFonts w:ascii="Courier New" w:hAnsi="Courier New" w:cs="Courier New" w:hint="default"/>
+      </w:rPr>
+    </w:lvl>
+    <w:lvl w:ilvl="2">
+      <w:numFmt w:val="bullet"/>
+      <w:lvlText w:val=""/>
+      <w:lvlJc w:val="left"/>
+      <w:pPr>
+        <w:ind w:left="2160" w:hanging="360"/>
+      </w:pPr>
+      <w:rPr>
+        <w:rFonts w:ascii="Wingdings" w:hAnsi="Wingdings" w:cs="Wingdings" w:hint="default"/>
+      </w:rPr>
+    </w:lvl>
+    <w:lvl w:ilvl="3">
+      <w:numFmt w:val="bullet"/>
+      <w:lvlText w:val=""/>
+      <w:lvlJc w:val="left"/>
+      <w:pPr>
+        <w:ind w:left="2880" w:hanging="360"/>
+      </w:pPr>
+      <w:rPr>
+        <w:rFonts w:ascii="Symbol" w:hAnsi="Symbol" w:cs="Symbol" w:hint="default"/>
+      </w:rPr>
+    </w:lvl>
+    <w:lvl w:ilvl="4">
+      <w:numFmt w:val="bullet"/>
+      <w:lvlText w:val="o"/>
+      <w:lvlJc w:val="left"/>
+      <w:pPr>
+        <w:ind w:left="3600" w:hanging="360"/>
+      </w:pPr>
+      <w:rPr>
+        <w:rFonts w:ascii="Courier New" w:hAnsi="Courier New" w:cs="Courier New" w:hint="default"/>
+      </w:rPr>
+    </w:lvl>
+    <w:lvl w:ilvl="5">
+      <w:numFmt w:val="bullet"/>
+      <w:lvlText w:val=""/>
+      <w:lvlJc w:val="left"/>
+      <w:pPr>
+        <w:ind w:left="4320" w:hanging="360"/>
+      </w:pPr>
+      <w:rPr>
+        <w:rFonts w:ascii="Wingdings" w:hAnsi="Wingdings" w:cs="Wingdings" w:hint="default"/>
+      </w:rPr>
+    </w:lvl>
+    <w:lvl w:ilvl="6">
+      <w:numFmt w:val="bullet"/>
+      <w:lvlText w:val=""/>
+      <w:lvlJc w:val="left"/>
+      <w:pPr>
+        <w:ind w:left="5040" w:hanging="360"/>
+      </w:pPr>
+      <w:rPr>
+        <w:rFonts w:ascii="Symbol" w:hAnsi="Symbol" w:cs="Symbol" w:hint="default"/>
+      </w:rPr>
+    </w:lvl>
+    <w:lvl w:ilvl="7">
+      <w:numFmt w:val="bullet"/>
+      <w:lvlText w:val="o"/>
+      <w:lvlJc w:val="left"/>
+      <w:pPr>
+        <w:ind w:left="5760" w:hanging="360"/>
+      </w:pPr>
+      <w:rPr>
+        <w:rFonts w:ascii="Courier New" w:hAnsi="Courier New" w:cs="Courier New" w:hint="default"/>
+      </w:rPr>
+    </w:lvl>
+    <w:lvl w:ilvl="8">
+      <w:numFmt w:val="bullet"/>
+      <w:lvlText w:val=""/>
+      <w:lvlJc w:val="left"/>
+      <w:pPr>
+        <w:ind w:left="6480" w:hanging="360"/>
+      </w:pPr>
+      <w:rPr>
+        <w:rFonts w:ascii="Wingdings" w:hAnsi="Wingdings" w:cs="Wingdings" w:hint="default"/>
+      </w:rPr>
     </w:lvl>
   </w:abstractNum>
   <w:num w16cid:durableId="423961382" w:numId="1">
@@ -11241,11 +11318,14 @@
   <w:num w:numId="1000">
     <w:abstractNumId w:val="990"/>
   </w:num>
+  <w:num w:numId="1001">
+    <w:abstractNumId w:val="991"/>
+  </w:num>
 </w:numbering>
 </file>
 
 <file path=word/styles.xml><?xml version="1.0" encoding="utf-8"?>
-<w:styles xmlns:mc="http://schemas.openxmlformats.org/markup-compatibility/2006" xmlns:r="http://schemas.openxmlformats.org/officeDocument/2006/relationships" xmlns:w="http://schemas.openxmlformats.org/wordprocessingml/2006/main" xmlns:w14="http://schemas.microsoft.com/office/word/2010/wordml" xmlns:w15="http://schemas.microsoft.com/office/word/2012/wordml" xmlns:w16="http://schemas.microsoft.com/office/word/2018/wordml" xmlns:w16cex="http://schemas.microsoft.com/office/word/2018/wordml/cex" xmlns:w16cid="http://schemas.microsoft.com/office/word/2016/wordml/cid" xmlns:w16du="http://schemas.microsoft.com/office/word/2023/wordml/word16du" xmlns:w16sdtdh="http://schemas.microsoft.com/office/word/2020/wordml/sdtdatahash" xmlns:w16se="http://schemas.microsoft.com/office/word/2015/wordml/symex" mc:Ignorable="w14 w15 w16se w16cid w16 w16cex w16sdtdh w16du">
+<w:styles xmlns:mc="http://schemas.openxmlformats.org/markup-compatibility/2006" xmlns:r="http://schemas.openxmlformats.org/officeDocument/2006/relationships" xmlns:w="http://schemas.openxmlformats.org/wordprocessingml/2006/main" xmlns:w14="http://schemas.microsoft.com/office/word/2010/wordml" xmlns:w15="http://schemas.microsoft.com/office/word/2012/wordml" xmlns:w16="http://schemas.microsoft.com/office/word/2018/wordml" xmlns:w16cex="http://schemas.microsoft.com/office/word/2018/wordml/cex" xmlns:w16cid="http://schemas.microsoft.com/office/word/2016/wordml/cid" xmlns:w16du="http://schemas.microsoft.com/office/word/2023/wordml/word16du" xmlns:w16sdtdh="http://schemas.microsoft.com/office/word/2020/wordml/sdtdatahash" xmlns:w16sdtfl="http://schemas.microsoft.com/office/word/2024/wordml/sdtformatlock" xmlns:w16se="http://schemas.microsoft.com/office/word/2015/wordml/symex" mc:Ignorable="w14 w15 w16se w16cid w16 w16cex w16sdtdh w16sdtfl w16du">
   <w:docDefaults>
     <w:rPrDefault>
       <w:rPr>
@@ -11714,7 +11794,6 @@
     <w:next w:val="BodyText"/>
     <w:uiPriority w:val="9"/>
     <w:unhideWhenUsed/>
-    <w:qFormat/>
     <w:pPr>
       <w:keepNext/>
       <w:keepLines/>
@@ -11732,7 +11811,6 @@
     <w:next w:val="BodyText"/>
     <w:uiPriority w:val="9"/>
     <w:unhideWhenUsed/>
-    <w:qFormat/>
     <w:pPr>
       <w:keepNext/>
       <w:keepLines/>
@@ -11750,7 +11828,6 @@
     <w:next w:val="BodyText"/>
     <w:uiPriority w:val="9"/>
     <w:unhideWhenUsed/>
-    <w:qFormat/>
     <w:pPr>
       <w:keepNext/>
       <w:keepLines/>
@@ -11768,7 +11845,6 @@
     <w:next w:val="BodyText"/>
     <w:uiPriority w:val="9"/>
     <w:unhideWhenUsed/>
-    <w:qFormat/>
     <w:pPr>
       <w:keepNext/>
       <w:keepLines/>
@@ -12031,10 +12107,10 @@
     <w:name w:val="Verbatim Char"/>
     <w:basedOn w:val="CaptionChar"/>
     <w:link w:val="SourceCode"/>
+    <w:rsid w:val="00036EDA"/>
     <w:rPr>
-      <w:rFonts w:ascii="Consolas" w:hAnsi="Consolas"/>
-      <w:i/>
-      <w:sz w:val="22"/>
+      <w:i w:val="0"/>
+      <w:shd w:color="auto" w:fill="F1F3F5" w:val="clear"/>
     </w:rPr>
   </w:style>
   <w:style w:customStyle="1" w:styleId="SectionNumber" w:type="character">
@@ -12107,9 +12183,12 @@
     <w:name w:val="Source Code"/>
     <w:basedOn w:val="Normal"/>
     <w:link w:val="VerbatimChar"/>
+    <w:rsid w:val="00036EDA"/>
     <w:pPr>
       <w:shd w:color="auto" w:fill="F1F3F5" w:val="clear"/>
       <w:wordWrap w:val="0"/>
+      <w:spacing w:after="240" w:line="240" w:lineRule="auto"/>
+      <w:contextualSpacing/>
     </w:pPr>
   </w:style>
   <w:style w:customStyle="1" w:styleId="KeywordTok" w:type="character">
@@ -12117,7 +12196,7 @@
     <w:basedOn w:val="VerbatimChar"/>
     <w:rPr>
       <w:rFonts w:ascii="Consolas" w:hAnsi="Consolas"/>
-      <w:i/>
+      <w:i w:val="0"/>
       <w:color w:val="003B4F"/>
       <w:sz w:val="22"/>
       <w:shd w:color="auto" w:fill="F1F3F5" w:val="clear"/>
@@ -12128,7 +12207,7 @@
     <w:basedOn w:val="VerbatimChar"/>
     <w:rPr>
       <w:rFonts w:ascii="Consolas" w:hAnsi="Consolas"/>
-      <w:i/>
+      <w:i w:val="0"/>
       <w:color w:val="AD0000"/>
       <w:sz w:val="22"/>
       <w:shd w:color="auto" w:fill="F1F3F5" w:val="clear"/>
@@ -12139,7 +12218,7 @@
     <w:basedOn w:val="VerbatimChar"/>
     <w:rPr>
       <w:rFonts w:ascii="Consolas" w:hAnsi="Consolas"/>
-      <w:i/>
+      <w:i w:val="0"/>
       <w:color w:val="AD0000"/>
       <w:sz w:val="22"/>
       <w:shd w:color="auto" w:fill="F1F3F5" w:val="clear"/>
@@ -12150,7 +12229,7 @@
     <w:basedOn w:val="VerbatimChar"/>
     <w:rPr>
       <w:rFonts w:ascii="Consolas" w:hAnsi="Consolas"/>
-      <w:i/>
+      <w:i w:val="0"/>
       <w:color w:val="AD0000"/>
       <w:sz w:val="22"/>
       <w:shd w:color="auto" w:fill="F1F3F5" w:val="clear"/>
@@ -12161,7 +12240,7 @@
     <w:basedOn w:val="VerbatimChar"/>
     <w:rPr>
       <w:rFonts w:ascii="Consolas" w:hAnsi="Consolas"/>
-      <w:i/>
+      <w:i w:val="0"/>
       <w:color w:val="AD0000"/>
       <w:sz w:val="22"/>
       <w:shd w:color="auto" w:fill="F1F3F5" w:val="clear"/>
@@ -12172,7 +12251,7 @@
     <w:basedOn w:val="VerbatimChar"/>
     <w:rPr>
       <w:rFonts w:ascii="Consolas" w:hAnsi="Consolas"/>
-      <w:i/>
+      <w:i w:val="0"/>
       <w:color w:val="8F5902"/>
       <w:sz w:val="22"/>
       <w:shd w:color="auto" w:fill="F1F3F5" w:val="clear"/>
@@ -12183,7 +12262,7 @@
     <w:basedOn w:val="VerbatimChar"/>
     <w:rPr>
       <w:rFonts w:ascii="Consolas" w:hAnsi="Consolas"/>
-      <w:i/>
+      <w:i w:val="0"/>
       <w:color w:val="20794D"/>
       <w:sz w:val="22"/>
       <w:shd w:color="auto" w:fill="F1F3F5" w:val="clear"/>
@@ -12194,7 +12273,7 @@
     <w:basedOn w:val="VerbatimChar"/>
     <w:rPr>
       <w:rFonts w:ascii="Consolas" w:hAnsi="Consolas"/>
-      <w:i/>
+      <w:i w:val="0"/>
       <w:color w:val="5E5E5E"/>
       <w:sz w:val="22"/>
       <w:shd w:color="auto" w:fill="F1F3F5" w:val="clear"/>
@@ -12205,7 +12284,7 @@
     <w:basedOn w:val="VerbatimChar"/>
     <w:rPr>
       <w:rFonts w:ascii="Consolas" w:hAnsi="Consolas"/>
-      <w:i/>
+      <w:i w:val="0"/>
       <w:color w:val="20794D"/>
       <w:sz w:val="22"/>
       <w:shd w:color="auto" w:fill="F1F3F5" w:val="clear"/>
@@ -12216,7 +12295,7 @@
     <w:basedOn w:val="VerbatimChar"/>
     <w:rPr>
       <w:rFonts w:ascii="Consolas" w:hAnsi="Consolas"/>
-      <w:i/>
+      <w:i w:val="0"/>
       <w:color w:val="20794D"/>
       <w:sz w:val="22"/>
       <w:shd w:color="auto" w:fill="F1F3F5" w:val="clear"/>
@@ -12227,7 +12306,7 @@
     <w:basedOn w:val="VerbatimChar"/>
     <w:rPr>
       <w:rFonts w:ascii="Consolas" w:hAnsi="Consolas"/>
-      <w:i/>
+      <w:i w:val="0"/>
       <w:color w:val="20794D"/>
       <w:sz w:val="22"/>
       <w:shd w:color="auto" w:fill="F1F3F5" w:val="clear"/>
@@ -12238,7 +12317,7 @@
     <w:basedOn w:val="VerbatimChar"/>
     <w:rPr>
       <w:rFonts w:ascii="Consolas" w:hAnsi="Consolas"/>
-      <w:i/>
+      <w:i w:val="0"/>
       <w:color w:val="00769E"/>
       <w:sz w:val="22"/>
       <w:shd w:color="auto" w:fill="F1F3F5" w:val="clear"/>
@@ -12249,7 +12328,7 @@
     <w:basedOn w:val="VerbatimChar"/>
     <w:rPr>
       <w:rFonts w:ascii="Consolas" w:hAnsi="Consolas"/>
-      <w:i/>
+      <w:i w:val="0"/>
       <w:color w:val="5E5E5E"/>
       <w:sz w:val="22"/>
       <w:shd w:color="auto" w:fill="F1F3F5" w:val="clear"/>
@@ -12260,7 +12339,7 @@
     <w:basedOn w:val="VerbatimChar"/>
     <w:rPr>
       <w:rFonts w:ascii="Consolas" w:hAnsi="Consolas"/>
-      <w:i w:val="0"/>
+      <w:i/>
       <w:color w:val="5E5E5E"/>
       <w:sz w:val="22"/>
       <w:shd w:color="auto" w:fill="F1F3F5" w:val="clear"/>
@@ -12271,7 +12350,7 @@
     <w:basedOn w:val="VerbatimChar"/>
     <w:rPr>
       <w:rFonts w:ascii="Consolas" w:hAnsi="Consolas"/>
-      <w:i/>
+      <w:i w:val="0"/>
       <w:color w:val="5E5E5E"/>
       <w:sz w:val="22"/>
       <w:shd w:color="auto" w:fill="F1F3F5" w:val="clear"/>
@@ -12282,7 +12361,7 @@
     <w:basedOn w:val="VerbatimChar"/>
     <w:rPr>
       <w:rFonts w:ascii="Consolas" w:hAnsi="Consolas"/>
-      <w:i w:val="0"/>
+      <w:i/>
       <w:color w:val="5E5E5E"/>
       <w:sz w:val="22"/>
       <w:shd w:color="auto" w:fill="F1F3F5" w:val="clear"/>
@@ -12293,7 +12372,7 @@
     <w:basedOn w:val="VerbatimChar"/>
     <w:rPr>
       <w:rFonts w:ascii="Consolas" w:hAnsi="Consolas"/>
-      <w:i/>
+      <w:i w:val="0"/>
       <w:color w:val="003B4F"/>
       <w:sz w:val="22"/>
       <w:shd w:color="auto" w:fill="F1F3F5" w:val="clear"/>
@@ -12304,7 +12383,7 @@
     <w:basedOn w:val="VerbatimChar"/>
     <w:rPr>
       <w:rFonts w:ascii="Consolas" w:hAnsi="Consolas"/>
-      <w:i/>
+      <w:i w:val="0"/>
       <w:color w:val="4758AB"/>
       <w:sz w:val="22"/>
       <w:shd w:color="auto" w:fill="F1F3F5" w:val="clear"/>
@@ -12315,7 +12394,7 @@
     <w:basedOn w:val="VerbatimChar"/>
     <w:rPr>
       <w:rFonts w:ascii="Consolas" w:hAnsi="Consolas"/>
-      <w:i/>
+      <w:i w:val="0"/>
       <w:color w:val="111111"/>
       <w:sz w:val="22"/>
       <w:shd w:color="auto" w:fill="F1F3F5" w:val="clear"/>
@@ -12326,7 +12405,7 @@
     <w:basedOn w:val="VerbatimChar"/>
     <w:rPr>
       <w:rFonts w:ascii="Consolas" w:hAnsi="Consolas"/>
-      <w:i/>
+      <w:i w:val="0"/>
       <w:color w:val="003B4F"/>
       <w:sz w:val="22"/>
       <w:shd w:color="auto" w:fill="F1F3F5" w:val="clear"/>
@@ -12337,7 +12416,7 @@
     <w:basedOn w:val="VerbatimChar"/>
     <w:rPr>
       <w:rFonts w:ascii="Consolas" w:hAnsi="Consolas"/>
-      <w:i/>
+      <w:i w:val="0"/>
       <w:color w:val="5E5E5E"/>
       <w:sz w:val="22"/>
       <w:shd w:color="auto" w:fill="F1F3F5" w:val="clear"/>
@@ -12348,7 +12427,7 @@
     <w:basedOn w:val="VerbatimChar"/>
     <w:rPr>
       <w:rFonts w:ascii="Consolas" w:hAnsi="Consolas"/>
-      <w:i/>
+      <w:i w:val="0"/>
       <w:color w:val="003B4F"/>
       <w:sz w:val="22"/>
       <w:shd w:color="auto" w:fill="F1F3F5" w:val="clear"/>
@@ -12359,7 +12438,7 @@
     <w:basedOn w:val="VerbatimChar"/>
     <w:rPr>
       <w:rFonts w:ascii="Consolas" w:hAnsi="Consolas"/>
-      <w:i/>
+      <w:i w:val="0"/>
       <w:color w:val="003B4F"/>
       <w:sz w:val="22"/>
       <w:shd w:color="auto" w:fill="F1F3F5" w:val="clear"/>
@@ -12370,7 +12449,7 @@
     <w:basedOn w:val="VerbatimChar"/>
     <w:rPr>
       <w:rFonts w:ascii="Consolas" w:hAnsi="Consolas"/>
-      <w:i/>
+      <w:i w:val="0"/>
       <w:color w:val="AD0000"/>
       <w:sz w:val="22"/>
       <w:shd w:color="auto" w:fill="F1F3F5" w:val="clear"/>
@@ -12381,7 +12460,7 @@
     <w:basedOn w:val="VerbatimChar"/>
     <w:rPr>
       <w:rFonts w:ascii="Consolas" w:hAnsi="Consolas"/>
-      <w:i/>
+      <w:i w:val="0"/>
       <w:color w:val="657422"/>
       <w:sz w:val="22"/>
       <w:shd w:color="auto" w:fill="F1F3F5" w:val="clear"/>
@@ -12392,7 +12471,7 @@
     <w:basedOn w:val="VerbatimChar"/>
     <w:rPr>
       <w:rFonts w:ascii="Consolas" w:hAnsi="Consolas"/>
-      <w:i/>
+      <w:i w:val="0"/>
       <w:color w:val="003B4F"/>
       <w:sz w:val="22"/>
       <w:shd w:color="auto" w:fill="F1F3F5" w:val="clear"/>
@@ -12403,7 +12482,7 @@
     <w:basedOn w:val="VerbatimChar"/>
     <w:rPr>
       <w:rFonts w:ascii="Consolas" w:hAnsi="Consolas"/>
-      <w:i/>
+      <w:i w:val="0"/>
       <w:color w:val="5E5E5E"/>
       <w:sz w:val="22"/>
       <w:shd w:color="auto" w:fill="F1F3F5" w:val="clear"/>
@@ -12414,7 +12493,7 @@
     <w:basedOn w:val="VerbatimChar"/>
     <w:rPr>
       <w:rFonts w:ascii="Consolas" w:hAnsi="Consolas"/>
-      <w:i w:val="0"/>
+      <w:i/>
       <w:color w:val="5E5E5E"/>
       <w:sz w:val="22"/>
       <w:shd w:color="auto" w:fill="F1F3F5" w:val="clear"/>
@@ -12425,7 +12504,7 @@
     <w:basedOn w:val="VerbatimChar"/>
     <w:rPr>
       <w:rFonts w:ascii="Consolas" w:hAnsi="Consolas"/>
-      <w:i/>
+      <w:i w:val="0"/>
       <w:color w:val="AD0000"/>
       <w:sz w:val="22"/>
       <w:shd w:color="auto" w:fill="F1F3F5" w:val="clear"/>
@@ -12436,7 +12515,7 @@
     <w:basedOn w:val="VerbatimChar"/>
     <w:rPr>
       <w:rFonts w:ascii="Consolas" w:hAnsi="Consolas"/>
-      <w:i/>
+      <w:i w:val="0"/>
       <w:color w:val="AD0000"/>
       <w:sz w:val="22"/>
       <w:shd w:color="auto" w:fill="F1F3F5" w:val="clear"/>
@@ -12447,7 +12526,7 @@
     <w:basedOn w:val="VerbatimChar"/>
     <w:rPr>
       <w:rFonts w:ascii="Consolas" w:hAnsi="Consolas"/>
-      <w:i/>
+      <w:i w:val="0"/>
       <w:color w:val="003B4F"/>
       <w:sz w:val="22"/>
       <w:shd w:color="auto" w:fill="F1F3F5" w:val="clear"/>
